--- a/manuscript_copyedited.docx
+++ b/manuscript_copyedited.docx
@@ -6740,7 +6740,7 @@
       <w:r>
         <w:t xml:space="preserve"> </w:t>
       </w:r>
-      <w:hyperlink w:anchor="supptbl-phase1-combined">
+      <w:hyperlink w:anchor="supptbl-phase1-dense">
         <w:r>
           <w:rPr>
             <w:rStyle w:val="Hyperlink"/>
@@ -6749,6 +6749,23 @@
         </w:r>
       </w:hyperlink>
       <w:r>
+        <w:t xml:space="preserve"> </w:t>
+      </w:r>
+      <w:r>
+        <w:t xml:space="preserve">and</w:t>
+      </w:r>
+      <w:r>
+        <w:t xml:space="preserve"> </w:t>
+      </w:r>
+      <w:hyperlink w:anchor="supptbl-phase1-sparse">
+        <w:r>
+          <w:rPr>
+            <w:rStyle w:val="Hyperlink"/>
+          </w:rPr>
+          <w:t xml:space="preserve">Table S3</w:t>
+        </w:r>
+      </w:hyperlink>
+      <w:r>
         <w:t xml:space="preserve">). Structural fixed-effect estimates are substantially less sensitive to</w:t>
       </w:r>
       <w:r>
@@ -6779,12 +6796,29 @@
       <w:r>
         <w:t xml:space="preserve">in some panels, consistent with redistribution of unexplained variability between residual error and between-subject random effects (</w:t>
       </w:r>
-      <w:hyperlink w:anchor="supptbl-phase1-combined">
+      <w:hyperlink w:anchor="supptbl-phase1-dense">
         <w:r>
           <w:rPr>
             <w:rStyle w:val="Hyperlink"/>
           </w:rPr>
           <w:t xml:space="preserve">Table S2</w:t>
+        </w:r>
+      </w:hyperlink>
+      <w:r>
+        <w:t xml:space="preserve"> </w:t>
+      </w:r>
+      <w:r>
+        <w:t xml:space="preserve">and</w:t>
+      </w:r>
+      <w:r>
+        <w:t xml:space="preserve"> </w:t>
+      </w:r>
+      <w:hyperlink w:anchor="supptbl-phase1-sparse">
+        <w:r>
+          <w:rPr>
+            <w:rStyle w:val="Hyperlink"/>
+          </w:rPr>
+          <w:t xml:space="preserve">Table S3</w:t>
         </w:r>
       </w:hyperlink>
       <w:r>
@@ -7596,7 +7630,7 @@
           <w:rPr>
             <w:rStyle w:val="Hyperlink"/>
           </w:rPr>
-          <w:t xml:space="preserve">Table S3</w:t>
+          <w:t xml:space="preserve">Table S4</w:t>
         </w:r>
       </w:hyperlink>
       <w:r>
@@ -7921,7 +7955,7 @@
           <w:rPr>
             <w:rStyle w:val="Hyperlink"/>
           </w:rPr>
-          <w:t xml:space="preserve">Table S4</w:t>
+          <w:t xml:space="preserve">Table S5</w:t>
         </w:r>
       </w:hyperlink>
       <w:r>
@@ -8158,7 +8192,7 @@
           <w:rPr>
             <w:rStyle w:val="Hyperlink"/>
           </w:rPr>
-          <w:t xml:space="preserve">Table S5</w:t>
+          <w:t xml:space="preserve">Table S6</w:t>
         </w:r>
       </w:hyperlink>
       <w:r>
@@ -8482,7 +8516,7 @@
           <w:rPr>
             <w:rStyle w:val="Hyperlink"/>
           </w:rPr>
-          <w:t xml:space="preserve">Table S6</w:t>
+          <w:t xml:space="preserve">Table S7</w:t>
         </w:r>
       </w:hyperlink>
       <w:r>
@@ -9547,21 +9581,16 @@
           <w:tbl>
             <w:tblPr>
               <w:tblStyle w:val="Table"/>
-              <w:tblW w:type="pct" w:w="5000"/>
-              <w:tblLayout w:type="fixed"/>
+              <w:tblW w:type="auto" w:w="0"/>
               <w:tblLook w:firstRow="1" w:lastRow="0" w:firstColumn="0" w:lastColumn="0" w:noHBand="0" w:noVBand="0" w:val="0020"/>
             </w:tblPr>
             <w:tblGrid>
-              <w:gridCol w:w="792"/>
-              <w:gridCol w:w="792"/>
-              <w:gridCol w:w="792"/>
-              <w:gridCol w:w="792"/>
-              <w:gridCol w:w="792"/>
-              <w:gridCol w:w="792"/>
-              <w:gridCol w:w="792"/>
-              <w:gridCol w:w="792"/>
-              <w:gridCol w:w="792"/>
-              <w:gridCol w:w="792"/>
+              <w:gridCol w:w="1320"/>
+              <w:gridCol w:w="1320"/>
+              <w:gridCol w:w="1320"/>
+              <w:gridCol w:w="1320"/>
+              <w:gridCol w:w="1320"/>
+              <w:gridCol w:w="1320"/>
             </w:tblGrid>
             <w:tr>
               <w:trPr>
@@ -9575,10 +9604,72 @@
                     <w:jc w:val="center"/>
                   </w:pPr>
                   <w:r>
-                    <w:t xml:space="preserve">Method</w:t>
-                  </w:r>
-                </w:p>
-              </w:tc>
+                    <w:t xml:space="preserve">Parameter</w:t>
+                  </w:r>
+                </w:p>
+              </w:tc>
+              <w:tc>
+                <w:tcPr/>
+                <w:p>
+                  <w:pPr>
+                    <w:pStyle w:val="Compact"/>
+                    <w:jc w:val="center"/>
+                  </w:pPr>
+                  <w:r>
+                    <w:t xml:space="preserve">Truth</w:t>
+                  </w:r>
+                </w:p>
+              </w:tc>
+              <w:tc>
+                <w:tcPr/>
+                <w:p>
+                  <w:pPr>
+                    <w:pStyle w:val="Compact"/>
+                    <w:jc w:val="center"/>
+                  </w:pPr>
+                  <w:r>
+                    <w:t xml:space="preserve">FOCEI</w:t>
+                  </w:r>
+                </w:p>
+              </w:tc>
+              <w:tc>
+                <w:tcPr/>
+                <w:p>
+                  <w:pPr>
+                    <w:pStyle w:val="Compact"/>
+                    <w:jc w:val="center"/>
+                  </w:pPr>
+                  <w:r>
+                    <w:t xml:space="preserve">SAEM</w:t>
+                  </w:r>
+                </w:p>
+              </w:tc>
+              <w:tc>
+                <w:tcPr/>
+                <w:p>
+                  <w:pPr>
+                    <w:pStyle w:val="Compact"/>
+                    <w:jc w:val="center"/>
+                  </w:pPr>
+                  <w:r>
+                    <w:t xml:space="preserve">VI, K = 1</w:t>
+                  </w:r>
+                </w:p>
+              </w:tc>
+              <w:tc>
+                <w:tcPr/>
+                <w:p>
+                  <w:pPr>
+                    <w:pStyle w:val="Compact"/>
+                    <w:jc w:val="center"/>
+                  </w:pPr>
+                  <w:r>
+                    <w:t xml:space="preserve">VI, K = 64</w:t>
+                  </w:r>
+                </w:p>
+              </w:tc>
+            </w:tr>
+            <w:tr>
               <w:tc>
                 <w:tcPr/>
                 <w:p>
@@ -9603,6 +9694,68 @@
                     <w:pStyle w:val="Compact"/>
                     <w:jc w:val="center"/>
                   </w:pPr>
+                  <w:r>
+                    <w:t xml:space="preserve">3</w:t>
+                  </w:r>
+                </w:p>
+              </w:tc>
+              <w:tc>
+                <w:tcPr/>
+                <w:p>
+                  <w:pPr>
+                    <w:pStyle w:val="Compact"/>
+                    <w:jc w:val="center"/>
+                  </w:pPr>
+                  <w:r>
+                    <w:t xml:space="preserve">3</w:t>
+                  </w:r>
+                </w:p>
+              </w:tc>
+              <w:tc>
+                <w:tcPr/>
+                <w:p>
+                  <w:pPr>
+                    <w:pStyle w:val="Compact"/>
+                    <w:jc w:val="center"/>
+                  </w:pPr>
+                  <w:r>
+                    <w:t xml:space="preserve">2.98</w:t>
+                  </w:r>
+                </w:p>
+              </w:tc>
+              <w:tc>
+                <w:tcPr/>
+                <w:p>
+                  <w:pPr>
+                    <w:pStyle w:val="Compact"/>
+                    <w:jc w:val="center"/>
+                  </w:pPr>
+                  <w:r>
+                    <w:t xml:space="preserve">3</w:t>
+                  </w:r>
+                </w:p>
+              </w:tc>
+              <w:tc>
+                <w:tcPr/>
+                <w:p>
+                  <w:pPr>
+                    <w:pStyle w:val="Compact"/>
+                    <w:jc w:val="center"/>
+                  </w:pPr>
+                  <w:r>
+                    <w:t xml:space="preserve">2.94</w:t>
+                  </w:r>
+                </w:p>
+              </w:tc>
+            </w:tr>
+            <w:tr>
+              <w:tc>
+                <w:tcPr/>
+                <w:p>
+                  <w:pPr>
+                    <w:pStyle w:val="Compact"/>
+                    <w:jc w:val="center"/>
+                  </w:pPr>
                   <m:oMath>
                     <m:r>
                       <m:t>V</m:t>
@@ -9610,6 +9763,68 @@
                   </m:oMath>
                 </w:p>
               </w:tc>
+              <w:tc>
+                <w:tcPr/>
+                <w:p>
+                  <w:pPr>
+                    <w:pStyle w:val="Compact"/>
+                    <w:jc w:val="center"/>
+                  </w:pPr>
+                  <w:r>
+                    <w:t xml:space="preserve">30</w:t>
+                  </w:r>
+                </w:p>
+              </w:tc>
+              <w:tc>
+                <w:tcPr/>
+                <w:p>
+                  <w:pPr>
+                    <w:pStyle w:val="Compact"/>
+                    <w:jc w:val="center"/>
+                  </w:pPr>
+                  <w:r>
+                    <w:t xml:space="preserve">30.3</w:t>
+                  </w:r>
+                </w:p>
+              </w:tc>
+              <w:tc>
+                <w:tcPr/>
+                <w:p>
+                  <w:pPr>
+                    <w:pStyle w:val="Compact"/>
+                    <w:jc w:val="center"/>
+                  </w:pPr>
+                  <w:r>
+                    <w:t xml:space="preserve">30.1</w:t>
+                  </w:r>
+                </w:p>
+              </w:tc>
+              <w:tc>
+                <w:tcPr/>
+                <w:p>
+                  <w:pPr>
+                    <w:pStyle w:val="Compact"/>
+                    <w:jc w:val="center"/>
+                  </w:pPr>
+                  <w:r>
+                    <w:t xml:space="preserve">30.5</w:t>
+                  </w:r>
+                </w:p>
+              </w:tc>
+              <w:tc>
+                <w:tcPr/>
+                <w:p>
+                  <w:pPr>
+                    <w:pStyle w:val="Compact"/>
+                    <w:jc w:val="center"/>
+                  </w:pPr>
+                  <w:r>
+                    <w:t xml:space="preserve">30.4</w:t>
+                  </w:r>
+                </w:p>
+              </w:tc>
+            </w:tr>
+            <w:tr>
               <w:tc>
                 <w:tcPr/>
                 <w:p>
@@ -9633,6 +9848,68 @@
                   </m:oMath>
                 </w:p>
               </w:tc>
+              <w:tc>
+                <w:tcPr/>
+                <w:p>
+                  <w:pPr>
+                    <w:pStyle w:val="Compact"/>
+                    <w:jc w:val="center"/>
+                  </w:pPr>
+                  <w:r>
+                    <w:t xml:space="preserve">1.2</w:t>
+                  </w:r>
+                </w:p>
+              </w:tc>
+              <w:tc>
+                <w:tcPr/>
+                <w:p>
+                  <w:pPr>
+                    <w:pStyle w:val="Compact"/>
+                    <w:jc w:val="center"/>
+                  </w:pPr>
+                  <w:r>
+                    <w:t xml:space="preserve">1.18</w:t>
+                  </w:r>
+                </w:p>
+              </w:tc>
+              <w:tc>
+                <w:tcPr/>
+                <w:p>
+                  <w:pPr>
+                    <w:pStyle w:val="Compact"/>
+                    <w:jc w:val="center"/>
+                  </w:pPr>
+                  <w:r>
+                    <w:t xml:space="preserve">1.19</w:t>
+                  </w:r>
+                </w:p>
+              </w:tc>
+              <w:tc>
+                <w:tcPr/>
+                <w:p>
+                  <w:pPr>
+                    <w:pStyle w:val="Compact"/>
+                    <w:jc w:val="center"/>
+                  </w:pPr>
+                  <w:r>
+                    <w:t xml:space="preserve">1.21</w:t>
+                  </w:r>
+                </w:p>
+              </w:tc>
+              <w:tc>
+                <w:tcPr/>
+                <w:p>
+                  <w:pPr>
+                    <w:pStyle w:val="Compact"/>
+                    <w:jc w:val="center"/>
+                  </w:pPr>
+                  <w:r>
+                    <w:t xml:space="preserve">1.18</w:t>
+                  </w:r>
+                </w:p>
+              </w:tc>
+            </w:tr>
+            <w:tr>
               <w:tc>
                 <w:tcPr/>
                 <w:p>
@@ -9666,6 +9943,68 @@
                     <w:pStyle w:val="Compact"/>
                     <w:jc w:val="center"/>
                   </w:pPr>
+                  <w:r>
+                    <w:t xml:space="preserve">0.3</w:t>
+                  </w:r>
+                </w:p>
+              </w:tc>
+              <w:tc>
+                <w:tcPr/>
+                <w:p>
+                  <w:pPr>
+                    <w:pStyle w:val="Compact"/>
+                    <w:jc w:val="center"/>
+                  </w:pPr>
+                  <w:r>
+                    <w:t xml:space="preserve">0.296</w:t>
+                  </w:r>
+                </w:p>
+              </w:tc>
+              <w:tc>
+                <w:tcPr/>
+                <w:p>
+                  <w:pPr>
+                    <w:pStyle w:val="Compact"/>
+                    <w:jc w:val="center"/>
+                  </w:pPr>
+                  <w:r>
+                    <w:t xml:space="preserve">0.298</w:t>
+                  </w:r>
+                </w:p>
+              </w:tc>
+              <w:tc>
+                <w:tcPr/>
+                <w:p>
+                  <w:pPr>
+                    <w:pStyle w:val="Compact"/>
+                    <w:jc w:val="center"/>
+                  </w:pPr>
+                  <w:r>
+                    <w:t xml:space="preserve">0.293</w:t>
+                  </w:r>
+                </w:p>
+              </w:tc>
+              <w:tc>
+                <w:tcPr/>
+                <w:p>
+                  <w:pPr>
+                    <w:pStyle w:val="Compact"/>
+                    <w:jc w:val="center"/>
+                  </w:pPr>
+                  <w:r>
+                    <w:t xml:space="preserve">0.299</w:t>
+                  </w:r>
+                </w:p>
+              </w:tc>
+            </w:tr>
+            <w:tr>
+              <w:tc>
+                <w:tcPr/>
+                <w:p>
+                  <w:pPr>
+                    <w:pStyle w:val="Compact"/>
+                    <w:jc w:val="center"/>
+                  </w:pPr>
                   <m:oMath>
                     <m:sSub>
                       <m:e>
@@ -9682,6 +10021,68 @@
                   </m:oMath>
                 </w:p>
               </w:tc>
+              <w:tc>
+                <w:tcPr/>
+                <w:p>
+                  <w:pPr>
+                    <w:pStyle w:val="Compact"/>
+                    <w:jc w:val="center"/>
+                  </w:pPr>
+                  <w:r>
+                    <w:t xml:space="preserve">0.2</w:t>
+                  </w:r>
+                </w:p>
+              </w:tc>
+              <w:tc>
+                <w:tcPr/>
+                <w:p>
+                  <w:pPr>
+                    <w:pStyle w:val="Compact"/>
+                    <w:jc w:val="center"/>
+                  </w:pPr>
+                  <w:r>
+                    <w:t xml:space="preserve">0.204</w:t>
+                  </w:r>
+                </w:p>
+              </w:tc>
+              <w:tc>
+                <w:tcPr/>
+                <w:p>
+                  <w:pPr>
+                    <w:pStyle w:val="Compact"/>
+                    <w:jc w:val="center"/>
+                  </w:pPr>
+                  <w:r>
+                    <w:t xml:space="preserve">0.203</w:t>
+                  </w:r>
+                </w:p>
+              </w:tc>
+              <w:tc>
+                <w:tcPr/>
+                <w:p>
+                  <w:pPr>
+                    <w:pStyle w:val="Compact"/>
+                    <w:jc w:val="center"/>
+                  </w:pPr>
+                  <w:r>
+                    <w:t xml:space="preserve">0.172</w:t>
+                  </w:r>
+                </w:p>
+              </w:tc>
+              <w:tc>
+                <w:tcPr/>
+                <w:p>
+                  <w:pPr>
+                    <w:pStyle w:val="Compact"/>
+                    <w:jc w:val="center"/>
+                  </w:pPr>
+                  <w:r>
+                    <w:t xml:space="preserve">0.202</w:t>
+                  </w:r>
+                </w:p>
+              </w:tc>
+            </w:tr>
+            <w:tr>
               <w:tc>
                 <w:tcPr/>
                 <w:p>
@@ -9721,6 +10122,68 @@
                     <w:pStyle w:val="Compact"/>
                     <w:jc w:val="center"/>
                   </w:pPr>
+                  <w:r>
+                    <w:t xml:space="preserve">0.4</w:t>
+                  </w:r>
+                </w:p>
+              </w:tc>
+              <w:tc>
+                <w:tcPr/>
+                <w:p>
+                  <w:pPr>
+                    <w:pStyle w:val="Compact"/>
+                    <w:jc w:val="center"/>
+                  </w:pPr>
+                  <w:r>
+                    <w:t xml:space="preserve">0.389</w:t>
+                  </w:r>
+                </w:p>
+              </w:tc>
+              <w:tc>
+                <w:tcPr/>
+                <w:p>
+                  <w:pPr>
+                    <w:pStyle w:val="Compact"/>
+                    <w:jc w:val="center"/>
+                  </w:pPr>
+                  <w:r>
+                    <w:t xml:space="preserve">0.395</w:t>
+                  </w:r>
+                </w:p>
+              </w:tc>
+              <w:tc>
+                <w:tcPr/>
+                <w:p>
+                  <w:pPr>
+                    <w:pStyle w:val="Compact"/>
+                    <w:jc w:val="center"/>
+                  </w:pPr>
+                  <w:r>
+                    <w:t xml:space="preserve">0.313</w:t>
+                  </w:r>
+                </w:p>
+              </w:tc>
+              <w:tc>
+                <w:tcPr/>
+                <w:p>
+                  <w:pPr>
+                    <w:pStyle w:val="Compact"/>
+                    <w:jc w:val="center"/>
+                  </w:pPr>
+                  <w:r>
+                    <w:t xml:space="preserve">0.395</w:t>
+                  </w:r>
+                </w:p>
+              </w:tc>
+            </w:tr>
+            <w:tr>
+              <w:tc>
+                <w:tcPr/>
+                <w:p>
+                  <w:pPr>
+                    <w:pStyle w:val="Compact"/>
+                    <w:jc w:val="center"/>
+                  </w:pPr>
                   <m:oMath>
                     <m:r>
                       <m:t>σ</m:t>
@@ -9736,19 +10199,55 @@
                     <w:jc w:val="center"/>
                   </w:pPr>
                   <w:r>
-                    <w:t xml:space="preserve">Runtime mean (s)</w:t>
-                  </w:r>
-                </w:p>
-              </w:tc>
-              <w:tc>
-                <w:tcPr/>
-                <w:p>
-                  <w:pPr>
-                    <w:pStyle w:val="Compact"/>
-                    <w:jc w:val="center"/>
-                  </w:pPr>
-                  <w:r>
-                    <w:t xml:space="preserve">Runtime median (s)</w:t>
+                    <w:t xml:space="preserve">0.2</w:t>
+                  </w:r>
+                </w:p>
+              </w:tc>
+              <w:tc>
+                <w:tcPr/>
+                <w:p>
+                  <w:pPr>
+                    <w:pStyle w:val="Compact"/>
+                    <w:jc w:val="center"/>
+                  </w:pPr>
+                  <w:r>
+                    <w:t xml:space="preserve">0.196</w:t>
+                  </w:r>
+                </w:p>
+              </w:tc>
+              <w:tc>
+                <w:tcPr/>
+                <w:p>
+                  <w:pPr>
+                    <w:pStyle w:val="Compact"/>
+                    <w:jc w:val="center"/>
+                  </w:pPr>
+                  <w:r>
+                    <w:t xml:space="preserve">0.196</w:t>
+                  </w:r>
+                </w:p>
+              </w:tc>
+              <w:tc>
+                <w:tcPr/>
+                <w:p>
+                  <w:pPr>
+                    <w:pStyle w:val="Compact"/>
+                    <w:jc w:val="center"/>
+                  </w:pPr>
+                  <w:r>
+                    <w:t xml:space="preserve">0.215</w:t>
+                  </w:r>
+                </w:p>
+              </w:tc>
+              <w:tc>
+                <w:tcPr/>
+                <w:p>
+                  <w:pPr>
+                    <w:pStyle w:val="Compact"/>
+                    <w:jc w:val="center"/>
+                  </w:pPr>
+                  <w:r>
+                    <w:t xml:space="preserve">0.197</w:t>
                   </w:r>
                 </w:p>
               </w:tc>
@@ -9762,596 +10261,64 @@
                     <w:jc w:val="center"/>
                   </w:pPr>
                   <w:r>
-                    <w:t xml:space="preserve">FOCEI</w:t>
-                  </w:r>
-                </w:p>
-              </w:tc>
-              <w:tc>
-                <w:tcPr/>
-                <w:p>
-                  <w:pPr>
-                    <w:pStyle w:val="Compact"/>
-                    <w:jc w:val="center"/>
-                  </w:pPr>
-                  <w:r>
-                    <w:t xml:space="preserve">3.0021</w:t>
-                  </w:r>
-                </w:p>
-              </w:tc>
-              <w:tc>
-                <w:tcPr/>
-                <w:p>
-                  <w:pPr>
-                    <w:pStyle w:val="Compact"/>
-                    <w:jc w:val="center"/>
-                  </w:pPr>
-                  <w:r>
-                    <w:t xml:space="preserve">30.2764</w:t>
-                  </w:r>
-                </w:p>
-              </w:tc>
-              <w:tc>
-                <w:tcPr/>
-                <w:p>
-                  <w:pPr>
-                    <w:pStyle w:val="Compact"/>
-                    <w:jc w:val="center"/>
-                  </w:pPr>
-                  <w:r>
-                    <w:t xml:space="preserve">1.1847</w:t>
-                  </w:r>
-                </w:p>
-              </w:tc>
-              <w:tc>
-                <w:tcPr/>
-                <w:p>
-                  <w:pPr>
-                    <w:pStyle w:val="Compact"/>
-                    <w:jc w:val="center"/>
-                  </w:pPr>
-                  <w:r>
-                    <w:t xml:space="preserve">0.2957</w:t>
-                  </w:r>
-                </w:p>
-              </w:tc>
-              <w:tc>
-                <w:tcPr/>
-                <w:p>
-                  <w:pPr>
-                    <w:pStyle w:val="Compact"/>
-                    <w:jc w:val="center"/>
-                  </w:pPr>
-                  <w:r>
-                    <w:t xml:space="preserve">0.2043</w:t>
-                  </w:r>
-                </w:p>
-              </w:tc>
-              <w:tc>
-                <w:tcPr/>
-                <w:p>
-                  <w:pPr>
-                    <w:pStyle w:val="Compact"/>
-                    <w:jc w:val="center"/>
-                  </w:pPr>
-                  <w:r>
-                    <w:t xml:space="preserve">0.3888</w:t>
-                  </w:r>
-                </w:p>
-              </w:tc>
-              <w:tc>
-                <w:tcPr/>
-                <w:p>
-                  <w:pPr>
-                    <w:pStyle w:val="Compact"/>
-                    <w:jc w:val="center"/>
-                  </w:pPr>
-                  <w:r>
-                    <w:t xml:space="preserve">0.196</w:t>
-                  </w:r>
-                </w:p>
-              </w:tc>
-              <w:tc>
-                <w:tcPr/>
-                <w:p>
-                  <w:pPr>
-                    <w:pStyle w:val="Compact"/>
-                    <w:jc w:val="center"/>
-                  </w:pPr>
-                  <w:r>
-                    <w:t xml:space="preserve">11.2512</w:t>
-                  </w:r>
-                </w:p>
-              </w:tc>
-              <w:tc>
-                <w:tcPr/>
-                <w:p>
-                  <w:pPr>
-                    <w:pStyle w:val="Compact"/>
-                    <w:jc w:val="center"/>
-                  </w:pPr>
-                  <w:r>
-                    <w:t xml:space="preserve">11.1275</w:t>
-                  </w:r>
-                </w:p>
-              </w:tc>
-            </w:tr>
-            <w:tr>
-              <w:tc>
-                <w:tcPr/>
-                <w:p>
-                  <w:pPr>
-                    <w:pStyle w:val="Compact"/>
-                    <w:jc w:val="center"/>
-                  </w:pPr>
-                  <w:r>
-                    <w:t xml:space="preserve">SAEM</w:t>
-                  </w:r>
-                </w:p>
-              </w:tc>
-              <w:tc>
-                <w:tcPr/>
-                <w:p>
-                  <w:pPr>
-                    <w:pStyle w:val="Compact"/>
-                    <w:jc w:val="center"/>
-                  </w:pPr>
-                  <w:r>
-                    <w:t xml:space="preserve">2.9805</w:t>
-                  </w:r>
-                </w:p>
-              </w:tc>
-              <w:tc>
-                <w:tcPr/>
-                <w:p>
-                  <w:pPr>
-                    <w:pStyle w:val="Compact"/>
-                    <w:jc w:val="center"/>
-                  </w:pPr>
-                  <w:r>
-                    <w:t xml:space="preserve">30.0895</w:t>
-                  </w:r>
-                </w:p>
-              </w:tc>
-              <w:tc>
-                <w:tcPr/>
-                <w:p>
-                  <w:pPr>
-                    <w:pStyle w:val="Compact"/>
-                    <w:jc w:val="center"/>
-                  </w:pPr>
-                  <w:r>
-                    <w:t xml:space="preserve">1.1903</w:t>
-                  </w:r>
-                </w:p>
-              </w:tc>
-              <w:tc>
-                <w:tcPr/>
-                <w:p>
-                  <w:pPr>
-                    <w:pStyle w:val="Compact"/>
-                    <w:jc w:val="center"/>
-                  </w:pPr>
-                  <w:r>
-                    <w:t xml:space="preserve">0.2976</w:t>
-                  </w:r>
-                </w:p>
-              </w:tc>
-              <w:tc>
-                <w:tcPr/>
-                <w:p>
-                  <w:pPr>
-                    <w:pStyle w:val="Compact"/>
-                    <w:jc w:val="center"/>
-                  </w:pPr>
-                  <w:r>
-                    <w:t xml:space="preserve">0.2034</w:t>
-                  </w:r>
-                </w:p>
-              </w:tc>
-              <w:tc>
-                <w:tcPr/>
-                <w:p>
-                  <w:pPr>
-                    <w:pStyle w:val="Compact"/>
-                    <w:jc w:val="center"/>
-                  </w:pPr>
-                  <w:r>
-                    <w:t xml:space="preserve">0.3951</w:t>
-                  </w:r>
-                </w:p>
-              </w:tc>
-              <w:tc>
-                <w:tcPr/>
-                <w:p>
-                  <w:pPr>
-                    <w:pStyle w:val="Compact"/>
-                    <w:jc w:val="center"/>
-                  </w:pPr>
-                  <w:r>
-                    <w:t xml:space="preserve">0.1963</w:t>
-                  </w:r>
-                </w:p>
-              </w:tc>
-              <w:tc>
-                <w:tcPr/>
-                <w:p>
-                  <w:pPr>
-                    <w:pStyle w:val="Compact"/>
-                    <w:jc w:val="center"/>
-                  </w:pPr>
-                  <w:r>
-                    <w:t xml:space="preserve">12.6836</w:t>
-                  </w:r>
-                </w:p>
-              </w:tc>
-              <w:tc>
-                <w:tcPr/>
-                <w:p>
-                  <w:pPr>
-                    <w:pStyle w:val="Compact"/>
-                    <w:jc w:val="center"/>
-                  </w:pPr>
-                  <w:r>
-                    <w:t xml:space="preserve">12.621</w:t>
-                  </w:r>
-                </w:p>
-              </w:tc>
-            </w:tr>
-            <w:tr>
-              <w:tc>
-                <w:tcPr/>
-                <w:p>
-                  <w:pPr>
-                    <w:pStyle w:val="Compact"/>
-                    <w:jc w:val="center"/>
-                  </w:pPr>
-                  <w:r>
-                    <w:t xml:space="preserve">vi_K1</w:t>
-                  </w:r>
-                </w:p>
-              </w:tc>
-              <w:tc>
-                <w:tcPr/>
-                <w:p>
-                  <w:pPr>
-                    <w:pStyle w:val="Compact"/>
-                    <w:jc w:val="center"/>
-                  </w:pPr>
-                  <w:r>
-                    <w:t xml:space="preserve">3.0005</w:t>
-                  </w:r>
-                </w:p>
-              </w:tc>
-              <w:tc>
-                <w:tcPr/>
-                <w:p>
-                  <w:pPr>
-                    <w:pStyle w:val="Compact"/>
-                    <w:jc w:val="center"/>
-                  </w:pPr>
-                  <w:r>
-                    <w:t xml:space="preserve">30.4883</w:t>
-                  </w:r>
-                </w:p>
-              </w:tc>
-              <w:tc>
-                <w:tcPr/>
-                <w:p>
-                  <w:pPr>
-                    <w:pStyle w:val="Compact"/>
-                    <w:jc w:val="center"/>
-                  </w:pPr>
-                  <w:r>
-                    <w:t xml:space="preserve">1.2072</w:t>
-                  </w:r>
-                </w:p>
-              </w:tc>
-              <w:tc>
-                <w:tcPr/>
-                <w:p>
-                  <w:pPr>
-                    <w:pStyle w:val="Compact"/>
-                    <w:jc w:val="center"/>
-                  </w:pPr>
-                  <w:r>
-                    <w:t xml:space="preserve">0.2928</w:t>
-                  </w:r>
-                </w:p>
-              </w:tc>
-              <w:tc>
-                <w:tcPr/>
-                <w:p>
-                  <w:pPr>
-                    <w:pStyle w:val="Compact"/>
-                    <w:jc w:val="center"/>
-                  </w:pPr>
-                  <w:r>
-                    <w:t xml:space="preserve">0.1715</w:t>
-                  </w:r>
-                </w:p>
-              </w:tc>
-              <w:tc>
-                <w:tcPr/>
-                <w:p>
-                  <w:pPr>
-                    <w:pStyle w:val="Compact"/>
-                    <w:jc w:val="center"/>
-                  </w:pPr>
-                  <w:r>
-                    <w:t xml:space="preserve">0.3126</w:t>
-                  </w:r>
-                </w:p>
-              </w:tc>
-              <w:tc>
-                <w:tcPr/>
-                <w:p>
-                  <w:pPr>
-                    <w:pStyle w:val="Compact"/>
-                    <w:jc w:val="center"/>
-                  </w:pPr>
-                  <w:r>
-                    <w:t xml:space="preserve">0.2148</w:t>
-                  </w:r>
-                </w:p>
-              </w:tc>
-              <w:tc>
-                <w:tcPr/>
-                <w:p>
-                  <w:pPr>
-                    <w:pStyle w:val="Compact"/>
-                    <w:jc w:val="center"/>
-                  </w:pPr>
-                  <w:r>
-                    <w:t xml:space="preserve">5.14</w:t>
-                  </w:r>
-                </w:p>
-              </w:tc>
-              <w:tc>
-                <w:tcPr/>
-                <w:p>
-                  <w:pPr>
-                    <w:pStyle w:val="Compact"/>
-                    <w:jc w:val="center"/>
-                  </w:pPr>
-                  <w:r>
-                    <w:t xml:space="preserve">4.9404</w:t>
-                  </w:r>
-                </w:p>
-              </w:tc>
-            </w:tr>
-            <w:tr>
-              <w:tc>
-                <w:tcPr/>
-                <w:p>
-                  <w:pPr>
-                    <w:pStyle w:val="Compact"/>
-                    <w:jc w:val="center"/>
-                  </w:pPr>
-                  <w:r>
-                    <w:t xml:space="preserve">vi_K64</w:t>
-                  </w:r>
-                </w:p>
-              </w:tc>
-              <w:tc>
-                <w:tcPr/>
-                <w:p>
-                  <w:pPr>
-                    <w:pStyle w:val="Compact"/>
-                    <w:jc w:val="center"/>
-                  </w:pPr>
-                  <w:r>
-                    <w:t xml:space="preserve">2.9378</w:t>
-                  </w:r>
-                </w:p>
-              </w:tc>
-              <w:tc>
-                <w:tcPr/>
-                <w:p>
-                  <w:pPr>
-                    <w:pStyle w:val="Compact"/>
-                    <w:jc w:val="center"/>
-                  </w:pPr>
-                  <w:r>
-                    <w:t xml:space="preserve">30.3606</w:t>
-                  </w:r>
-                </w:p>
-              </w:tc>
-              <w:tc>
-                <w:tcPr/>
-                <w:p>
-                  <w:pPr>
-                    <w:pStyle w:val="Compact"/>
-                    <w:jc w:val="center"/>
-                  </w:pPr>
-                  <w:r>
-                    <w:t xml:space="preserve">1.1839</w:t>
-                  </w:r>
-                </w:p>
-              </w:tc>
-              <w:tc>
-                <w:tcPr/>
-                <w:p>
-                  <w:pPr>
-                    <w:pStyle w:val="Compact"/>
-                    <w:jc w:val="center"/>
-                  </w:pPr>
-                  <w:r>
-                    <w:t xml:space="preserve">0.2991</w:t>
-                  </w:r>
-                </w:p>
-              </w:tc>
-              <w:tc>
-                <w:tcPr/>
-                <w:p>
-                  <w:pPr>
-                    <w:pStyle w:val="Compact"/>
-                    <w:jc w:val="center"/>
-                  </w:pPr>
-                  <w:r>
-                    <w:t xml:space="preserve">0.2023</w:t>
-                  </w:r>
-                </w:p>
-              </w:tc>
-              <w:tc>
-                <w:tcPr/>
-                <w:p>
-                  <w:pPr>
-                    <w:pStyle w:val="Compact"/>
-                    <w:jc w:val="center"/>
-                  </w:pPr>
-                  <w:r>
-                    <w:t xml:space="preserve">0.3953</w:t>
-                  </w:r>
-                </w:p>
-              </w:tc>
-              <w:tc>
-                <w:tcPr/>
-                <w:p>
-                  <w:pPr>
-                    <w:pStyle w:val="Compact"/>
-                    <w:jc w:val="center"/>
-                  </w:pPr>
-                  <w:r>
-                    <w:t xml:space="preserve">0.1965</w:t>
-                  </w:r>
-                </w:p>
-              </w:tc>
-              <w:tc>
-                <w:tcPr/>
-                <w:p>
-                  <w:pPr>
-                    <w:pStyle w:val="Compact"/>
-                    <w:jc w:val="center"/>
-                  </w:pPr>
-                  <w:r>
-                    <w:t xml:space="preserve">16.4972</w:t>
-                  </w:r>
-                </w:p>
-              </w:tc>
-              <w:tc>
-                <w:tcPr/>
-                <w:p>
-                  <w:pPr>
-                    <w:pStyle w:val="Compact"/>
-                    <w:jc w:val="center"/>
-                  </w:pPr>
-                  <w:r>
-                    <w:t xml:space="preserve">17.6549</w:t>
-                  </w:r>
-                </w:p>
-              </w:tc>
-            </w:tr>
-            <w:tr>
-              <w:tc>
-                <w:tcPr/>
-                <w:p>
-                  <w:pPr>
-                    <w:pStyle w:val="Compact"/>
-                    <w:jc w:val="center"/>
-                  </w:pPr>
-                  <w:r>
-                    <w:t xml:space="preserve">Truth</w:t>
-                  </w:r>
-                </w:p>
-              </w:tc>
-              <w:tc>
-                <w:tcPr/>
-                <w:p>
-                  <w:pPr>
-                    <w:pStyle w:val="Compact"/>
-                    <w:jc w:val="center"/>
-                  </w:pPr>
-                  <w:r>
-                    <w:t xml:space="preserve">3</w:t>
-                  </w:r>
-                </w:p>
-              </w:tc>
-              <w:tc>
-                <w:tcPr/>
-                <w:p>
-                  <w:pPr>
-                    <w:pStyle w:val="Compact"/>
-                    <w:jc w:val="center"/>
-                  </w:pPr>
-                  <w:r>
-                    <w:t xml:space="preserve">30</w:t>
-                  </w:r>
-                </w:p>
-              </w:tc>
-              <w:tc>
-                <w:tcPr/>
-                <w:p>
-                  <w:pPr>
-                    <w:pStyle w:val="Compact"/>
-                    <w:jc w:val="center"/>
-                  </w:pPr>
-                  <w:r>
-                    <w:t xml:space="preserve">1.2</w:t>
-                  </w:r>
-                </w:p>
-              </w:tc>
-              <w:tc>
-                <w:tcPr/>
-                <w:p>
-                  <w:pPr>
-                    <w:pStyle w:val="Compact"/>
-                    <w:jc w:val="center"/>
-                  </w:pPr>
-                  <w:r>
-                    <w:t xml:space="preserve">0.3</w:t>
-                  </w:r>
-                </w:p>
-              </w:tc>
-              <w:tc>
-                <w:tcPr/>
-                <w:p>
-                  <w:pPr>
-                    <w:pStyle w:val="Compact"/>
-                    <w:jc w:val="center"/>
-                  </w:pPr>
-                  <w:r>
-                    <w:t xml:space="preserve">0.2</w:t>
-                  </w:r>
-                </w:p>
-              </w:tc>
-              <w:tc>
-                <w:tcPr/>
-                <w:p>
-                  <w:pPr>
-                    <w:pStyle w:val="Compact"/>
-                    <w:jc w:val="center"/>
-                  </w:pPr>
-                  <w:r>
-                    <w:t xml:space="preserve">0.4</w:t>
-                  </w:r>
-                </w:p>
-              </w:tc>
-              <w:tc>
-                <w:tcPr/>
-                <w:p>
-                  <w:pPr>
-                    <w:pStyle w:val="Compact"/>
-                    <w:jc w:val="center"/>
-                  </w:pPr>
-                  <w:r>
-                    <w:t xml:space="preserve">0.2</w:t>
-                  </w:r>
-                </w:p>
-              </w:tc>
-              <w:tc>
-                <w:tcPr/>
-                <w:p>
-                  <w:pPr>
-                    <w:pStyle w:val="Compact"/>
-                  </w:pPr>
-                </w:p>
-              </w:tc>
-              <w:tc>
-                <w:tcPr/>
-                <w:p>
-                  <w:pPr>
-                    <w:pStyle w:val="Compact"/>
-                  </w:pPr>
+                    <w:t xml:space="preserve">Median runtime (s)</w:t>
+                  </w:r>
+                </w:p>
+              </w:tc>
+              <w:tc>
+                <w:tcPr/>
+                <w:p>
+                  <w:pPr>
+                    <w:pStyle w:val="Compact"/>
+                  </w:pPr>
+                </w:p>
+              </w:tc>
+              <w:tc>
+                <w:tcPr/>
+                <w:p>
+                  <w:pPr>
+                    <w:pStyle w:val="Compact"/>
+                    <w:jc w:val="center"/>
+                  </w:pPr>
+                  <w:r>
+                    <w:t xml:space="preserve">11.1</w:t>
+                  </w:r>
+                </w:p>
+              </w:tc>
+              <w:tc>
+                <w:tcPr/>
+                <w:p>
+                  <w:pPr>
+                    <w:pStyle w:val="Compact"/>
+                    <w:jc w:val="center"/>
+                  </w:pPr>
+                  <w:r>
+                    <w:t xml:space="preserve">12.6</w:t>
+                  </w:r>
+                </w:p>
+              </w:tc>
+              <w:tc>
+                <w:tcPr/>
+                <w:p>
+                  <w:pPr>
+                    <w:pStyle w:val="Compact"/>
+                    <w:jc w:val="center"/>
+                  </w:pPr>
+                  <w:r>
+                    <w:t xml:space="preserve">4.94</w:t>
+                  </w:r>
+                </w:p>
+              </w:tc>
+              <w:tc>
+                <w:tcPr/>
+                <w:p>
+                  <w:pPr>
+                    <w:pStyle w:val="Compact"/>
+                    <w:jc w:val="center"/>
+                  </w:pPr>
+                  <w:r>
+                    <w:t xml:space="preserve">17.7</w:t>
+                  </w:r>
                 </w:p>
               </w:tc>
             </w:tr>
@@ -11846,7 +11813,7 @@
     <w:bookmarkEnd w:id="94"/>
     <w:bookmarkEnd w:id="95"/>
     <w:bookmarkEnd w:id="96"/>
-    <w:bookmarkStart w:id="113" w:name="supplementary-material"/>
+    <w:bookmarkStart w:id="114" w:name="supplementary-material"/>
     <w:p>
       <w:pPr>
         <w:pStyle w:val="Heading2"/>
@@ -12067,7 +12034,7 @@
       </w:tr>
     </w:tbl>
     <w:bookmarkEnd w:id="105"/>
-    <w:bookmarkStart w:id="112" w:name="supplementary-tables"/>
+    <w:bookmarkStart w:id="113" w:name="supplementary-tables"/>
     <w:p>
       <w:pPr>
         <w:pStyle w:val="Heading3"/>
@@ -13431,7 +13398,7 @@
       <w:tr>
         <w:tc>
           <w:tcPr/>
-          <w:bookmarkStart w:id="107" w:name="supptbl-phase1-combined"/>
+          <w:bookmarkStart w:id="107" w:name="supptbl-phase1-dense"/>
           <w:tbl>
             <w:tblPr>
               <w:tblStyle w:val="Table"/>
@@ -13440,31 +13407,18 @@
               <w:tblLook w:firstRow="1" w:lastRow="0" w:firstColumn="0" w:lastColumn="0" w:noHBand="0" w:noVBand="0" w:val="0020"/>
             </w:tblPr>
             <w:tblGrid>
-              <w:gridCol w:w="990"/>
-              <w:gridCol w:w="990"/>
-              <w:gridCol w:w="990"/>
-              <w:gridCol w:w="990"/>
-              <w:gridCol w:w="990"/>
-              <w:gridCol w:w="990"/>
-              <w:gridCol w:w="990"/>
-              <w:gridCol w:w="990"/>
+              <w:gridCol w:w="1131"/>
+              <w:gridCol w:w="1131"/>
+              <w:gridCol w:w="1131"/>
+              <w:gridCol w:w="1131"/>
+              <w:gridCol w:w="1131"/>
+              <w:gridCol w:w="1131"/>
+              <w:gridCol w:w="1131"/>
             </w:tblGrid>
             <w:tr>
               <w:trPr>
                 <w:tblHeader w:val="on"/>
               </w:trPr>
-              <w:tc>
-                <w:tcPr/>
-                <w:p>
-                  <w:pPr>
-                    <w:pStyle w:val="Compact"/>
-                    <w:jc w:val="center"/>
-                  </w:pPr>
-                  <w:r>
-                    <w:t xml:space="preserve">Sampling design</w:t>
-                  </w:r>
-                </w:p>
-              </w:tc>
               <w:tc>
                 <w:tcPr/>
                 <w:p>
@@ -13592,18 +13546,6 @@
                     <w:jc w:val="center"/>
                   </w:pPr>
                   <w:r>
-                    <w:t xml:space="preserve">dense</w:t>
-                  </w:r>
-                </w:p>
-              </w:tc>
-              <w:tc>
-                <w:tcPr/>
-                <w:p>
-                  <w:pPr>
-                    <w:pStyle w:val="Compact"/>
-                    <w:jc w:val="center"/>
-                  </w:pPr>
-                  <w:r>
                     <w:t xml:space="preserve">amortized</w:t>
                   </w:r>
                 </w:p>
@@ -13695,18 +13637,6 @@
                     <w:jc w:val="center"/>
                   </w:pPr>
                   <w:r>
-                    <w:t xml:space="preserve">dense</w:t>
-                  </w:r>
-                </w:p>
-              </w:tc>
-              <w:tc>
-                <w:tcPr/>
-                <w:p>
-                  <w:pPr>
-                    <w:pStyle w:val="Compact"/>
-                    <w:jc w:val="center"/>
-                  </w:pPr>
-                  <w:r>
                     <w:t xml:space="preserve">amortized</w:t>
                   </w:r>
                 </w:p>
@@ -13787,18 +13717,6 @@
               </w:tc>
             </w:tr>
             <w:tr>
-              <w:tc>
-                <w:tcPr/>
-                <w:p>
-                  <w:pPr>
-                    <w:pStyle w:val="Compact"/>
-                    <w:jc w:val="center"/>
-                  </w:pPr>
-                  <w:r>
-                    <w:t xml:space="preserve">dense</w:t>
-                  </w:r>
-                </w:p>
-              </w:tc>
               <w:tc>
                 <w:tcPr/>
                 <w:p>
@@ -13904,18 +13822,6 @@
                     <w:jc w:val="center"/>
                   </w:pPr>
                   <w:r>
-                    <w:t xml:space="preserve">dense</w:t>
-                  </w:r>
-                </w:p>
-              </w:tc>
-              <w:tc>
-                <w:tcPr/>
-                <w:p>
-                  <w:pPr>
-                    <w:pStyle w:val="Compact"/>
-                    <w:jc w:val="center"/>
-                  </w:pPr>
-                  <w:r>
                     <w:t xml:space="preserve">amortized</w:t>
                   </w:r>
                 </w:p>
@@ -13996,18 +13902,6 @@
               </w:tc>
             </w:tr>
             <w:tr>
-              <w:tc>
-                <w:tcPr/>
-                <w:p>
-                  <w:pPr>
-                    <w:pStyle w:val="Compact"/>
-                    <w:jc w:val="center"/>
-                  </w:pPr>
-                  <w:r>
-                    <w:t xml:space="preserve">dense</w:t>
-                  </w:r>
-                </w:p>
-              </w:tc>
               <w:tc>
                 <w:tcPr/>
                 <w:p>
@@ -14116,18 +14010,6 @@
                     <w:jc w:val="center"/>
                   </w:pPr>
                   <w:r>
-                    <w:t xml:space="preserve">dense</w:t>
-                  </w:r>
-                </w:p>
-              </w:tc>
-              <w:tc>
-                <w:tcPr/>
-                <w:p>
-                  <w:pPr>
-                    <w:pStyle w:val="Compact"/>
-                    <w:jc w:val="center"/>
-                  </w:pPr>
-                  <w:r>
                     <w:t xml:space="preserve">amortized</w:t>
                   </w:r>
                 </w:p>
@@ -14217,18 +14099,6 @@
               </w:tc>
             </w:tr>
             <w:tr>
-              <w:tc>
-                <w:tcPr/>
-                <w:p>
-                  <w:pPr>
-                    <w:pStyle w:val="Compact"/>
-                    <w:jc w:val="center"/>
-                  </w:pPr>
-                  <w:r>
-                    <w:t xml:space="preserve">dense</w:t>
-                  </w:r>
-                </w:p>
-              </w:tc>
               <w:tc>
                 <w:tcPr/>
                 <w:p>
@@ -14343,18 +14213,6 @@
                     <w:jc w:val="center"/>
                   </w:pPr>
                   <w:r>
-                    <w:t xml:space="preserve">dense</w:t>
-                  </w:r>
-                </w:p>
-              </w:tc>
-              <w:tc>
-                <w:tcPr/>
-                <w:p>
-                  <w:pPr>
-                    <w:pStyle w:val="Compact"/>
-                    <w:jc w:val="center"/>
-                  </w:pPr>
-                  <w:r>
                     <w:t xml:space="preserve">free</w:t>
                   </w:r>
                 </w:p>
@@ -14446,18 +14304,6 @@
                     <w:jc w:val="center"/>
                   </w:pPr>
                   <w:r>
-                    <w:t xml:space="preserve">dense</w:t>
-                  </w:r>
-                </w:p>
-              </w:tc>
-              <w:tc>
-                <w:tcPr/>
-                <w:p>
-                  <w:pPr>
-                    <w:pStyle w:val="Compact"/>
-                    <w:jc w:val="center"/>
-                  </w:pPr>
-                  <w:r>
                     <w:t xml:space="preserve">free</w:t>
                   </w:r>
                 </w:p>
@@ -14538,18 +14384,6 @@
               </w:tc>
             </w:tr>
             <w:tr>
-              <w:tc>
-                <w:tcPr/>
-                <w:p>
-                  <w:pPr>
-                    <w:pStyle w:val="Compact"/>
-                    <w:jc w:val="center"/>
-                  </w:pPr>
-                  <w:r>
-                    <w:t xml:space="preserve">dense</w:t>
-                  </w:r>
-                </w:p>
-              </w:tc>
               <w:tc>
                 <w:tcPr/>
                 <w:p>
@@ -14655,18 +14489,6 @@
                     <w:jc w:val="center"/>
                   </w:pPr>
                   <w:r>
-                    <w:t xml:space="preserve">dense</w:t>
-                  </w:r>
-                </w:p>
-              </w:tc>
-              <w:tc>
-                <w:tcPr/>
-                <w:p>
-                  <w:pPr>
-                    <w:pStyle w:val="Compact"/>
-                    <w:jc w:val="center"/>
-                  </w:pPr>
-                  <w:r>
                     <w:t xml:space="preserve">free</w:t>
                   </w:r>
                 </w:p>
@@ -14747,18 +14569,6 @@
               </w:tc>
             </w:tr>
             <w:tr>
-              <w:tc>
-                <w:tcPr/>
-                <w:p>
-                  <w:pPr>
-                    <w:pStyle w:val="Compact"/>
-                    <w:jc w:val="center"/>
-                  </w:pPr>
-                  <w:r>
-                    <w:t xml:space="preserve">dense</w:t>
-                  </w:r>
-                </w:p>
-              </w:tc>
               <w:tc>
                 <w:tcPr/>
                 <w:p>
@@ -14867,18 +14677,6 @@
                     <w:jc w:val="center"/>
                   </w:pPr>
                   <w:r>
-                    <w:t xml:space="preserve">dense</w:t>
-                  </w:r>
-                </w:p>
-              </w:tc>
-              <w:tc>
-                <w:tcPr/>
-                <w:p>
-                  <w:pPr>
-                    <w:pStyle w:val="Compact"/>
-                    <w:jc w:val="center"/>
-                  </w:pPr>
-                  <w:r>
                     <w:t xml:space="preserve">free</w:t>
                   </w:r>
                 </w:p>
@@ -14968,18 +14766,6 @@
               </w:tc>
             </w:tr>
             <w:tr>
-              <w:tc>
-                <w:tcPr/>
-                <w:p>
-                  <w:pPr>
-                    <w:pStyle w:val="Compact"/>
-                    <w:jc w:val="center"/>
-                  </w:pPr>
-                  <w:r>
-                    <w:t xml:space="preserve">dense</w:t>
-                  </w:r>
-                </w:p>
-              </w:tc>
               <w:tc>
                 <w:tcPr/>
                 <w:p>
@@ -15094,18 +14880,6 @@
                     <w:jc w:val="center"/>
                   </w:pPr>
                   <w:r>
-                    <w:t xml:space="preserve">dense</w:t>
-                  </w:r>
-                </w:p>
-              </w:tc>
-              <w:tc>
-                <w:tcPr/>
-                <w:p>
-                  <w:pPr>
-                    <w:pStyle w:val="Compact"/>
-                    <w:jc w:val="center"/>
-                  </w:pPr>
-                  <w:r>
                     <w:t xml:space="preserve">free</w:t>
                   </w:r>
                 </w:p>
@@ -15197,18 +14971,6 @@
                     <w:jc w:val="center"/>
                   </w:pPr>
                   <w:r>
-                    <w:t xml:space="preserve">dense</w:t>
-                  </w:r>
-                </w:p>
-              </w:tc>
-              <w:tc>
-                <w:tcPr/>
-                <w:p>
-                  <w:pPr>
-                    <w:pStyle w:val="Compact"/>
-                    <w:jc w:val="center"/>
-                  </w:pPr>
-                  <w:r>
                     <w:t xml:space="preserve">free</w:t>
                   </w:r>
                 </w:p>
@@ -15289,18 +15051,6 @@
               </w:tc>
             </w:tr>
             <w:tr>
-              <w:tc>
-                <w:tcPr/>
-                <w:p>
-                  <w:pPr>
-                    <w:pStyle w:val="Compact"/>
-                    <w:jc w:val="center"/>
-                  </w:pPr>
-                  <w:r>
-                    <w:t xml:space="preserve">dense</w:t>
-                  </w:r>
-                </w:p>
-              </w:tc>
               <w:tc>
                 <w:tcPr/>
                 <w:p>
@@ -15406,18 +15156,6 @@
                     <w:jc w:val="center"/>
                   </w:pPr>
                   <w:r>
-                    <w:t xml:space="preserve">dense</w:t>
-                  </w:r>
-                </w:p>
-              </w:tc>
-              <w:tc>
-                <w:tcPr/>
-                <w:p>
-                  <w:pPr>
-                    <w:pStyle w:val="Compact"/>
-                    <w:jc w:val="center"/>
-                  </w:pPr>
-                  <w:r>
                     <w:t xml:space="preserve">free</w:t>
                   </w:r>
                 </w:p>
@@ -15498,18 +15236,6 @@
               </w:tc>
             </w:tr>
             <w:tr>
-              <w:tc>
-                <w:tcPr/>
-                <w:p>
-                  <w:pPr>
-                    <w:pStyle w:val="Compact"/>
-                    <w:jc w:val="center"/>
-                  </w:pPr>
-                  <w:r>
-                    <w:t xml:space="preserve">dense</w:t>
-                  </w:r>
-                </w:p>
-              </w:tc>
               <w:tc>
                 <w:tcPr/>
                 <w:p>
@@ -15618,18 +15344,6 @@
                     <w:jc w:val="center"/>
                   </w:pPr>
                   <w:r>
-                    <w:t xml:space="preserve">dense</w:t>
-                  </w:r>
-                </w:p>
-              </w:tc>
-              <w:tc>
-                <w:tcPr/>
-                <w:p>
-                  <w:pPr>
-                    <w:pStyle w:val="Compact"/>
-                    <w:jc w:val="center"/>
-                  </w:pPr>
-                  <w:r>
                     <w:t xml:space="preserve">free</w:t>
                   </w:r>
                 </w:p>
@@ -15719,18 +15433,6 @@
               </w:tc>
             </w:tr>
             <w:tr>
-              <w:tc>
-                <w:tcPr/>
-                <w:p>
-                  <w:pPr>
-                    <w:pStyle w:val="Compact"/>
-                    <w:jc w:val="center"/>
-                  </w:pPr>
-                  <w:r>
-                    <w:t xml:space="preserve">dense</w:t>
-                  </w:r>
-                </w:p>
-              </w:tc>
               <w:tc>
                 <w:tcPr/>
                 <w:p>
@@ -15836,19 +15538,196 @@
                 </w:p>
               </w:tc>
             </w:tr>
+          </w:tbl>
+          <w:p>
+            <w:pPr>
+              <w:jc w:val="center"/>
+            </w:pPr>
+            <w:pPr>
+              <w:jc w:val="left"/>
+              <w:spacing w:before="200"/>
+              <w:pStyle w:val="ImageCaption"/>
+            </w:pPr>
+            <w:r>
+              <w:t xml:space="preserve">Table S2: Mean relative bias (%) in structural fixed effects, residual variability, and random-effect standard deviations for the dense Phase 1 sampling design, by posterior architecture, variational family, and</w:t>
+            </w:r>
+            <w:r>
+              <w:t xml:space="preserve"> </w:t>
+            </w:r>
+            <m:oMath>
+              <m:r>
+                <m:t>K</m:t>
+              </m:r>
+            </m:oMath>
+            <w:r>
+              <w:t xml:space="preserve">. Values are mean relative bias with the standard deviation across replicates in parentheses.</w:t>
+            </w:r>
+          </w:p>
+          <w:bookmarkEnd w:id="107"/>
+        </w:tc>
+      </w:tr>
+    </w:tbl>
+    <w:p>
+      <w:pPr>
+        <w:pStyle w:val="BodyText"/>
+      </w:pPr>
+      <w:r>
+        <w:t xml:space="preserve"> </w:t>
+      </w:r>
+    </w:p>
+    <w:tbl>
+      <w:tblPr>
+        <w:tblStyle w:val="Table"/>
+        <w:tblW w:type="pct" w:w="5000"/>
+        <w:tblLayout w:type="fixed"/>
+        <w:tblLook w:firstRow="0" w:lastRow="0" w:firstColumn="0" w:lastColumn="0" w:noHBand="0" w:noVBand="0" w:val="0000"/>
+      </w:tblPr>
+      <w:tblGrid>
+        <w:gridCol w:w="7920"/>
+      </w:tblGrid>
+      <w:tr>
+        <w:tc>
+          <w:tcPr/>
+          <w:bookmarkStart w:id="108" w:name="supptbl-phase1-sparse"/>
+          <w:tbl>
+            <w:tblPr>
+              <w:tblStyle w:val="Table"/>
+              <w:tblW w:type="pct" w:w="5000"/>
+              <w:tblLayout w:type="fixed"/>
+              <w:tblLook w:firstRow="1" w:lastRow="0" w:firstColumn="0" w:lastColumn="0" w:noHBand="0" w:noVBand="0" w:val="0020"/>
+            </w:tblPr>
+            <w:tblGrid>
+              <w:gridCol w:w="1131"/>
+              <w:gridCol w:w="1131"/>
+              <w:gridCol w:w="1131"/>
+              <w:gridCol w:w="1131"/>
+              <w:gridCol w:w="1131"/>
+              <w:gridCol w:w="1131"/>
+              <w:gridCol w:w="1131"/>
+            </w:tblGrid>
             <w:tr>
-              <w:tc>
-                <w:tcPr/>
-                <w:p>
-                  <w:pPr>
-                    <w:pStyle w:val="Compact"/>
-                    <w:jc w:val="center"/>
-                  </w:pPr>
-                  <w:r>
-                    <w:t xml:space="preserve">sparse</w:t>
-                  </w:r>
-                </w:p>
-              </w:tc>
+              <w:trPr>
+                <w:tblHeader w:val="on"/>
+              </w:trPr>
+              <w:tc>
+                <w:tcPr/>
+                <w:p>
+                  <w:pPr>
+                    <w:pStyle w:val="Compact"/>
+                    <w:jc w:val="center"/>
+                  </w:pPr>
+                  <w:r>
+                    <w:t xml:space="preserve">Posterior</w:t>
+                  </w:r>
+                </w:p>
+              </w:tc>
+              <w:tc>
+                <w:tcPr/>
+                <w:p>
+                  <w:pPr>
+                    <w:pStyle w:val="Compact"/>
+                    <w:jc w:val="center"/>
+                  </w:pPr>
+                  <w:r>
+                    <w:t xml:space="preserve">Variational family</w:t>
+                  </w:r>
+                </w:p>
+              </w:tc>
+              <w:tc>
+                <w:tcPr/>
+                <w:p>
+                  <w:pPr>
+                    <w:pStyle w:val="Compact"/>
+                    <w:jc w:val="center"/>
+                  </w:pPr>
+                  <w:r>
+                    <w:t xml:space="preserve">Parameter type</w:t>
+                  </w:r>
+                </w:p>
+              </w:tc>
+              <w:tc>
+                <w:tcPr/>
+                <w:p>
+                  <w:pPr>
+                    <w:pStyle w:val="Compact"/>
+                    <w:jc w:val="center"/>
+                  </w:pPr>
+                  <w:r>
+                    <w:t xml:space="preserve">Parameter</w:t>
+                  </w:r>
+                </w:p>
+              </w:tc>
+              <w:tc>
+                <w:tcPr/>
+                <w:p>
+                  <w:pPr>
+                    <w:pStyle w:val="Compact"/>
+                    <w:jc w:val="center"/>
+                  </w:pPr>
+                  <m:oMath>
+                    <m:r>
+                      <m:t>K</m:t>
+                    </m:r>
+                    <m:r>
+                      <m:rPr>
+                        <m:sty m:val="p"/>
+                      </m:rPr>
+                      <m:t>=</m:t>
+                    </m:r>
+                    <m:r>
+                      <m:t>1</m:t>
+                    </m:r>
+                  </m:oMath>
+                </w:p>
+              </w:tc>
+              <w:tc>
+                <w:tcPr/>
+                <w:p>
+                  <w:pPr>
+                    <w:pStyle w:val="Compact"/>
+                    <w:jc w:val="center"/>
+                  </w:pPr>
+                  <m:oMath>
+                    <m:r>
+                      <m:t>K</m:t>
+                    </m:r>
+                    <m:r>
+                      <m:rPr>
+                        <m:sty m:val="p"/>
+                      </m:rPr>
+                      <m:t>=</m:t>
+                    </m:r>
+                    <m:r>
+                      <m:t>8</m:t>
+                    </m:r>
+                  </m:oMath>
+                </w:p>
+              </w:tc>
+              <w:tc>
+                <w:tcPr/>
+                <w:p>
+                  <w:pPr>
+                    <w:pStyle w:val="Compact"/>
+                    <w:jc w:val="center"/>
+                  </w:pPr>
+                  <m:oMath>
+                    <m:r>
+                      <m:t>K</m:t>
+                    </m:r>
+                    <m:r>
+                      <m:rPr>
+                        <m:sty m:val="p"/>
+                      </m:rPr>
+                      <m:t>=</m:t>
+                    </m:r>
+                    <m:r>
+                      <m:t>64</m:t>
+                    </m:r>
+                  </m:oMath>
+                </w:p>
+              </w:tc>
+            </w:tr>
+            <w:tr>
               <w:tc>
                 <w:tcPr/>
                 <w:p>
@@ -15948,18 +15827,6 @@
                     <w:jc w:val="center"/>
                   </w:pPr>
                   <w:r>
-                    <w:t xml:space="preserve">sparse</w:t>
-                  </w:r>
-                </w:p>
-              </w:tc>
-              <w:tc>
-                <w:tcPr/>
-                <w:p>
-                  <w:pPr>
-                    <w:pStyle w:val="Compact"/>
-                    <w:jc w:val="center"/>
-                  </w:pPr>
-                  <w:r>
                     <w:t xml:space="preserve">amortized</w:t>
                   </w:r>
                 </w:p>
@@ -16040,18 +15907,6 @@
               </w:tc>
             </w:tr>
             <w:tr>
-              <w:tc>
-                <w:tcPr/>
-                <w:p>
-                  <w:pPr>
-                    <w:pStyle w:val="Compact"/>
-                    <w:jc w:val="center"/>
-                  </w:pPr>
-                  <w:r>
-                    <w:t xml:space="preserve">sparse</w:t>
-                  </w:r>
-                </w:p>
-              </w:tc>
               <w:tc>
                 <w:tcPr/>
                 <w:p>
@@ -16157,18 +16012,6 @@
                     <w:jc w:val="center"/>
                   </w:pPr>
                   <w:r>
-                    <w:t xml:space="preserve">sparse</w:t>
-                  </w:r>
-                </w:p>
-              </w:tc>
-              <w:tc>
-                <w:tcPr/>
-                <w:p>
-                  <w:pPr>
-                    <w:pStyle w:val="Compact"/>
-                    <w:jc w:val="center"/>
-                  </w:pPr>
-                  <w:r>
                     <w:t xml:space="preserve">amortized</w:t>
                   </w:r>
                 </w:p>
@@ -16249,18 +16092,6 @@
               </w:tc>
             </w:tr>
             <w:tr>
-              <w:tc>
-                <w:tcPr/>
-                <w:p>
-                  <w:pPr>
-                    <w:pStyle w:val="Compact"/>
-                    <w:jc w:val="center"/>
-                  </w:pPr>
-                  <w:r>
-                    <w:t xml:space="preserve">sparse</w:t>
-                  </w:r>
-                </w:p>
-              </w:tc>
               <w:tc>
                 <w:tcPr/>
                 <w:p>
@@ -16369,18 +16200,6 @@
                     <w:jc w:val="center"/>
                   </w:pPr>
                   <w:r>
-                    <w:t xml:space="preserve">sparse</w:t>
-                  </w:r>
-                </w:p>
-              </w:tc>
-              <w:tc>
-                <w:tcPr/>
-                <w:p>
-                  <w:pPr>
-                    <w:pStyle w:val="Compact"/>
-                    <w:jc w:val="center"/>
-                  </w:pPr>
-                  <w:r>
                     <w:t xml:space="preserve">amortized</w:t>
                   </w:r>
                 </w:p>
@@ -16470,18 +16289,6 @@
               </w:tc>
             </w:tr>
             <w:tr>
-              <w:tc>
-                <w:tcPr/>
-                <w:p>
-                  <w:pPr>
-                    <w:pStyle w:val="Compact"/>
-                    <w:jc w:val="center"/>
-                  </w:pPr>
-                  <w:r>
-                    <w:t xml:space="preserve">sparse</w:t>
-                  </w:r>
-                </w:p>
-              </w:tc>
               <w:tc>
                 <w:tcPr/>
                 <w:p>
@@ -16596,18 +16403,6 @@
                     <w:jc w:val="center"/>
                   </w:pPr>
                   <w:r>
-                    <w:t xml:space="preserve">sparse</w:t>
-                  </w:r>
-                </w:p>
-              </w:tc>
-              <w:tc>
-                <w:tcPr/>
-                <w:p>
-                  <w:pPr>
-                    <w:pStyle w:val="Compact"/>
-                    <w:jc w:val="center"/>
-                  </w:pPr>
-                  <w:r>
                     <w:t xml:space="preserve">free</w:t>
                   </w:r>
                 </w:p>
@@ -16699,18 +16494,6 @@
                     <w:jc w:val="center"/>
                   </w:pPr>
                   <w:r>
-                    <w:t xml:space="preserve">sparse</w:t>
-                  </w:r>
-                </w:p>
-              </w:tc>
-              <w:tc>
-                <w:tcPr/>
-                <w:p>
-                  <w:pPr>
-                    <w:pStyle w:val="Compact"/>
-                    <w:jc w:val="center"/>
-                  </w:pPr>
-                  <w:r>
                     <w:t xml:space="preserve">free</w:t>
                   </w:r>
                 </w:p>
@@ -16791,18 +16574,6 @@
               </w:tc>
             </w:tr>
             <w:tr>
-              <w:tc>
-                <w:tcPr/>
-                <w:p>
-                  <w:pPr>
-                    <w:pStyle w:val="Compact"/>
-                    <w:jc w:val="center"/>
-                  </w:pPr>
-                  <w:r>
-                    <w:t xml:space="preserve">sparse</w:t>
-                  </w:r>
-                </w:p>
-              </w:tc>
               <w:tc>
                 <w:tcPr/>
                 <w:p>
@@ -16908,18 +16679,6 @@
                     <w:jc w:val="center"/>
                   </w:pPr>
                   <w:r>
-                    <w:t xml:space="preserve">sparse</w:t>
-                  </w:r>
-                </w:p>
-              </w:tc>
-              <w:tc>
-                <w:tcPr/>
-                <w:p>
-                  <w:pPr>
-                    <w:pStyle w:val="Compact"/>
-                    <w:jc w:val="center"/>
-                  </w:pPr>
-                  <w:r>
                     <w:t xml:space="preserve">free</w:t>
                   </w:r>
                 </w:p>
@@ -17000,18 +16759,6 @@
               </w:tc>
             </w:tr>
             <w:tr>
-              <w:tc>
-                <w:tcPr/>
-                <w:p>
-                  <w:pPr>
-                    <w:pStyle w:val="Compact"/>
-                    <w:jc w:val="center"/>
-                  </w:pPr>
-                  <w:r>
-                    <w:t xml:space="preserve">sparse</w:t>
-                  </w:r>
-                </w:p>
-              </w:tc>
               <w:tc>
                 <w:tcPr/>
                 <w:p>
@@ -17120,18 +16867,6 @@
                     <w:jc w:val="center"/>
                   </w:pPr>
                   <w:r>
-                    <w:t xml:space="preserve">sparse</w:t>
-                  </w:r>
-                </w:p>
-              </w:tc>
-              <w:tc>
-                <w:tcPr/>
-                <w:p>
-                  <w:pPr>
-                    <w:pStyle w:val="Compact"/>
-                    <w:jc w:val="center"/>
-                  </w:pPr>
-                  <w:r>
                     <w:t xml:space="preserve">free</w:t>
                   </w:r>
                 </w:p>
@@ -17221,18 +16956,6 @@
               </w:tc>
             </w:tr>
             <w:tr>
-              <w:tc>
-                <w:tcPr/>
-                <w:p>
-                  <w:pPr>
-                    <w:pStyle w:val="Compact"/>
-                    <w:jc w:val="center"/>
-                  </w:pPr>
-                  <w:r>
-                    <w:t xml:space="preserve">sparse</w:t>
-                  </w:r>
-                </w:p>
-              </w:tc>
               <w:tc>
                 <w:tcPr/>
                 <w:p>
@@ -17347,18 +17070,6 @@
                     <w:jc w:val="center"/>
                   </w:pPr>
                   <w:r>
-                    <w:t xml:space="preserve">sparse</w:t>
-                  </w:r>
-                </w:p>
-              </w:tc>
-              <w:tc>
-                <w:tcPr/>
-                <w:p>
-                  <w:pPr>
-                    <w:pStyle w:val="Compact"/>
-                    <w:jc w:val="center"/>
-                  </w:pPr>
-                  <w:r>
                     <w:t xml:space="preserve">free</w:t>
                   </w:r>
                 </w:p>
@@ -17450,18 +17161,6 @@
                     <w:jc w:val="center"/>
                   </w:pPr>
                   <w:r>
-                    <w:t xml:space="preserve">sparse</w:t>
-                  </w:r>
-                </w:p>
-              </w:tc>
-              <w:tc>
-                <w:tcPr/>
-                <w:p>
-                  <w:pPr>
-                    <w:pStyle w:val="Compact"/>
-                    <w:jc w:val="center"/>
-                  </w:pPr>
-                  <w:r>
                     <w:t xml:space="preserve">free</w:t>
                   </w:r>
                 </w:p>
@@ -17542,18 +17241,6 @@
               </w:tc>
             </w:tr>
             <w:tr>
-              <w:tc>
-                <w:tcPr/>
-                <w:p>
-                  <w:pPr>
-                    <w:pStyle w:val="Compact"/>
-                    <w:jc w:val="center"/>
-                  </w:pPr>
-                  <w:r>
-                    <w:t xml:space="preserve">sparse</w:t>
-                  </w:r>
-                </w:p>
-              </w:tc>
               <w:tc>
                 <w:tcPr/>
                 <w:p>
@@ -17659,18 +17346,6 @@
                     <w:jc w:val="center"/>
                   </w:pPr>
                   <w:r>
-                    <w:t xml:space="preserve">sparse</w:t>
-                  </w:r>
-                </w:p>
-              </w:tc>
-              <w:tc>
-                <w:tcPr/>
-                <w:p>
-                  <w:pPr>
-                    <w:pStyle w:val="Compact"/>
-                    <w:jc w:val="center"/>
-                  </w:pPr>
-                  <w:r>
                     <w:t xml:space="preserve">free</w:t>
                   </w:r>
                 </w:p>
@@ -17751,18 +17426,6 @@
               </w:tc>
             </w:tr>
             <w:tr>
-              <w:tc>
-                <w:tcPr/>
-                <w:p>
-                  <w:pPr>
-                    <w:pStyle w:val="Compact"/>
-                    <w:jc w:val="center"/>
-                  </w:pPr>
-                  <w:r>
-                    <w:t xml:space="preserve">sparse</w:t>
-                  </w:r>
-                </w:p>
-              </w:tc>
               <w:tc>
                 <w:tcPr/>
                 <w:p>
@@ -17871,18 +17534,6 @@
                     <w:jc w:val="center"/>
                   </w:pPr>
                   <w:r>
-                    <w:t xml:space="preserve">sparse</w:t>
-                  </w:r>
-                </w:p>
-              </w:tc>
-              <w:tc>
-                <w:tcPr/>
-                <w:p>
-                  <w:pPr>
-                    <w:pStyle w:val="Compact"/>
-                    <w:jc w:val="center"/>
-                  </w:pPr>
-                  <w:r>
                     <w:t xml:space="preserve">free</w:t>
                   </w:r>
                 </w:p>
@@ -17972,18 +17623,6 @@
               </w:tc>
             </w:tr>
             <w:tr>
-              <w:tc>
-                <w:tcPr/>
-                <w:p>
-                  <w:pPr>
-                    <w:pStyle w:val="Compact"/>
-                    <w:jc w:val="center"/>
-                  </w:pPr>
-                  <w:r>
-                    <w:t xml:space="preserve">sparse</w:t>
-                  </w:r>
-                </w:p>
-              </w:tc>
               <w:tc>
                 <w:tcPr/>
                 <w:p>
@@ -18100,7 +17739,7 @@
               <w:pStyle w:val="ImageCaption"/>
             </w:pPr>
             <w:r>
-              <w:t xml:space="preserve">Table S2: Mean relative bias (%) in structural fixed effects, residual variability, and random-effect standard deviations by sampling design, posterior architecture, variational family, and</w:t>
+              <w:t xml:space="preserve">Table S3: Mean relative bias (%) in structural fixed effects, residual variability, and random-effect standard deviations for the sparse Phase 1 sampling design, by posterior architecture, variational family, and</w:t>
             </w:r>
             <w:r>
               <w:t xml:space="preserve"> </w:t>
@@ -18111,10 +17750,10 @@
               </m:r>
             </m:oMath>
             <w:r>
-              <w:t xml:space="preserve">. Values in parentheses are the standard deviation of relative bias across replicates.</w:t>
+              <w:t xml:space="preserve">. Values are mean relative bias with the standard deviation across replicates in parentheses.</w:t>
             </w:r>
           </w:p>
-          <w:bookmarkEnd w:id="107"/>
+          <w:bookmarkEnd w:id="108"/>
         </w:tc>
       </w:tr>
     </w:tbl>
@@ -18139,7 +17778,7 @@
       <w:tr>
         <w:tc>
           <w:tcPr/>
-          <w:bookmarkStart w:id="108" w:name="supptbl-phase1-q3-nonlinear"/>
+          <w:bookmarkStart w:id="109" w:name="supptbl-phase1-q3-nonlinear"/>
           <w:tbl>
             <w:tblPr>
               <w:tblStyle w:val="Table"/>
@@ -18148,15 +17787,11 @@
               <w:tblLook w:firstRow="1" w:lastRow="0" w:firstColumn="0" w:lastColumn="0" w:noHBand="0" w:noVBand="0" w:val="0020"/>
             </w:tblPr>
             <w:tblGrid>
-              <w:gridCol w:w="879"/>
-              <w:gridCol w:w="879"/>
-              <w:gridCol w:w="879"/>
-              <w:gridCol w:w="879"/>
-              <w:gridCol w:w="879"/>
-              <w:gridCol w:w="879"/>
-              <w:gridCol w:w="879"/>
-              <w:gridCol w:w="879"/>
-              <w:gridCol w:w="879"/>
+              <w:gridCol w:w="1584"/>
+              <w:gridCol w:w="1584"/>
+              <w:gridCol w:w="1584"/>
+              <w:gridCol w:w="1584"/>
+              <w:gridCol w:w="1584"/>
             </w:tblGrid>
             <w:tr>
               <w:trPr>
@@ -18170,19 +17805,19 @@
                     <w:jc w:val="center"/>
                   </w:pPr>
                   <w:r>
-                    <w:t xml:space="preserve">Posterior</w:t>
-                  </w:r>
-                </w:p>
-              </w:tc>
-              <w:tc>
-                <w:tcPr/>
-                <w:p>
-                  <w:pPr>
-                    <w:pStyle w:val="Compact"/>
-                    <w:jc w:val="center"/>
-                  </w:pPr>
-                  <w:r>
-                    <w:t xml:space="preserve">Variational family</w:t>
+                    <w:t xml:space="preserve">Parameter</w:t>
+                  </w:r>
+                </w:p>
+              </w:tc>
+              <w:tc>
+                <w:tcPr/>
+                <w:p>
+                  <w:pPr>
+                    <w:pStyle w:val="Compact"/>
+                    <w:jc w:val="center"/>
+                  </w:pPr>
+                  <w:r>
+                    <w:t xml:space="preserve">Truth</w:t>
                   </w:r>
                 </w:p>
               </w:tc>
@@ -18197,6 +17832,15 @@
                     <m:r>
                       <m:t>K</m:t>
                     </m:r>
+                    <m:r>
+                      <m:rPr>
+                        <m:sty m:val="p"/>
+                      </m:rPr>
+                      <m:t>=</m:t>
+                    </m:r>
+                    <m:r>
+                      <m:t>1</m:t>
+                    </m:r>
                   </m:oMath>
                 </w:p>
               </w:tc>
@@ -18207,109 +17851,47 @@
                     <w:pStyle w:val="Compact"/>
                     <w:jc w:val="center"/>
                   </w:pPr>
-                  <w:r>
-                    <w:t xml:space="preserve">Parameter</w:t>
-                  </w:r>
-                </w:p>
-              </w:tc>
-              <w:tc>
-                <w:tcPr/>
-                <w:p>
-                  <w:pPr>
-                    <w:pStyle w:val="Compact"/>
-                    <w:jc w:val="center"/>
-                  </w:pPr>
-                  <w:r>
-                    <w:t xml:space="preserve">Mean estimate</w:t>
-                  </w:r>
-                </w:p>
-              </w:tc>
-              <w:tc>
-                <w:tcPr/>
-                <w:p>
-                  <w:pPr>
-                    <w:pStyle w:val="Compact"/>
-                    <w:jc w:val="center"/>
-                  </w:pPr>
-                  <w:r>
-                    <w:t xml:space="preserve">Truth</w:t>
-                  </w:r>
-                </w:p>
-              </w:tc>
-              <w:tc>
-                <w:tcPr/>
-                <w:p>
-                  <w:pPr>
-                    <w:pStyle w:val="Compact"/>
-                    <w:jc w:val="center"/>
-                  </w:pPr>
-                  <w:r>
-                    <w:t xml:space="preserve">Mean bias (%)</w:t>
-                  </w:r>
-                </w:p>
-              </w:tc>
-              <w:tc>
-                <w:tcPr/>
-                <w:p>
-                  <w:pPr>
-                    <w:pStyle w:val="Compact"/>
-                    <w:jc w:val="center"/>
-                  </w:pPr>
-                  <w:r>
-                    <w:t xml:space="preserve">n</w:t>
-                  </w:r>
-                </w:p>
-              </w:tc>
-              <w:tc>
-                <w:tcPr/>
-                <w:p>
-                  <w:pPr>
-                    <w:pStyle w:val="Compact"/>
-                    <w:jc w:val="center"/>
-                  </w:pPr>
-                  <w:r>
-                    <w:t xml:space="preserve">Fraction converged</w:t>
-                  </w:r>
+                  <m:oMath>
+                    <m:r>
+                      <m:t>K</m:t>
+                    </m:r>
+                    <m:r>
+                      <m:rPr>
+                        <m:sty m:val="p"/>
+                      </m:rPr>
+                      <m:t>=</m:t>
+                    </m:r>
+                    <m:r>
+                      <m:t>8</m:t>
+                    </m:r>
+                  </m:oMath>
+                </w:p>
+              </w:tc>
+              <w:tc>
+                <w:tcPr/>
+                <w:p>
+                  <w:pPr>
+                    <w:pStyle w:val="Compact"/>
+                    <w:jc w:val="center"/>
+                  </w:pPr>
+                  <m:oMath>
+                    <m:r>
+                      <m:t>K</m:t>
+                    </m:r>
+                    <m:r>
+                      <m:rPr>
+                        <m:sty m:val="p"/>
+                      </m:rPr>
+                      <m:t>=</m:t>
+                    </m:r>
+                    <m:r>
+                      <m:t>64</m:t>
+                    </m:r>
+                  </m:oMath>
                 </w:p>
               </w:tc>
             </w:tr>
             <w:tr>
-              <w:tc>
-                <w:tcPr/>
-                <w:p>
-                  <w:pPr>
-                    <w:pStyle w:val="Compact"/>
-                    <w:jc w:val="center"/>
-                  </w:pPr>
-                  <w:r>
-                    <w:t xml:space="preserve">free</w:t>
-                  </w:r>
-                </w:p>
-              </w:tc>
-              <w:tc>
-                <w:tcPr/>
-                <w:p>
-                  <w:pPr>
-                    <w:pStyle w:val="Compact"/>
-                    <w:jc w:val="center"/>
-                  </w:pPr>
-                  <w:r>
-                    <w:t xml:space="preserve">gaussian</w:t>
-                  </w:r>
-                </w:p>
-              </w:tc>
-              <w:tc>
-                <w:tcPr/>
-                <w:p>
-                  <w:pPr>
-                    <w:pStyle w:val="Compact"/>
-                    <w:jc w:val="center"/>
-                  </w:pPr>
-                  <w:r>
-                    <w:t xml:space="preserve">1</w:t>
-                  </w:r>
-                </w:p>
-              </w:tc>
               <w:tc>
                 <w:tcPr/>
                 <w:p>
@@ -18341,18 +17923,6 @@
                     <w:jc w:val="center"/>
                   </w:pPr>
                   <w:r>
-                    <w:t xml:space="preserve">1.96</w:t>
-                  </w:r>
-                </w:p>
-              </w:tc>
-              <w:tc>
-                <w:tcPr/>
-                <w:p>
-                  <w:pPr>
-                    <w:pStyle w:val="Compact"/>
-                    <w:jc w:val="center"/>
-                  </w:pPr>
-                  <w:r>
                     <w:t xml:space="preserve">2</w:t>
                   </w:r>
                 </w:p>
@@ -18365,72 +17935,36 @@
                     <w:jc w:val="center"/>
                   </w:pPr>
                   <w:r>
-                    <w:t xml:space="preserve">-1.984</w:t>
-                  </w:r>
-                </w:p>
-              </w:tc>
-              <w:tc>
-                <w:tcPr/>
-                <w:p>
-                  <w:pPr>
-                    <w:pStyle w:val="Compact"/>
-                    <w:jc w:val="center"/>
-                  </w:pPr>
-                  <w:r>
-                    <w:t xml:space="preserve">20</w:t>
-                  </w:r>
-                </w:p>
-              </w:tc>
-              <w:tc>
-                <w:tcPr/>
-                <w:p>
-                  <w:pPr>
-                    <w:pStyle w:val="Compact"/>
-                    <w:jc w:val="center"/>
-                  </w:pPr>
-                  <w:r>
-                    <w:t xml:space="preserve">1</w:t>
+                    <w:t xml:space="preserve">1.96 (-1.98%)</w:t>
+                  </w:r>
+                </w:p>
+              </w:tc>
+              <w:tc>
+                <w:tcPr/>
+                <w:p>
+                  <w:pPr>
+                    <w:pStyle w:val="Compact"/>
+                    <w:jc w:val="center"/>
+                  </w:pPr>
+                  <w:r>
+                    <w:t xml:space="preserve">1.98 (-1.2%)</w:t>
+                  </w:r>
+                </w:p>
+              </w:tc>
+              <w:tc>
+                <w:tcPr/>
+                <w:p>
+                  <w:pPr>
+                    <w:pStyle w:val="Compact"/>
+                    <w:jc w:val="center"/>
+                  </w:pPr>
+                  <w:r>
+                    <w:t xml:space="preserve">1.98 (-0.867%)</w:t>
                   </w:r>
                 </w:p>
               </w:tc>
             </w:tr>
             <w:tr>
-              <w:tc>
-                <w:tcPr/>
-                <w:p>
-                  <w:pPr>
-                    <w:pStyle w:val="Compact"/>
-                    <w:jc w:val="center"/>
-                  </w:pPr>
-                  <w:r>
-                    <w:t xml:space="preserve">free</w:t>
-                  </w:r>
-                </w:p>
-              </w:tc>
-              <w:tc>
-                <w:tcPr/>
-                <w:p>
-                  <w:pPr>
-                    <w:pStyle w:val="Compact"/>
-                    <w:jc w:val="center"/>
-                  </w:pPr>
-                  <w:r>
-                    <w:t xml:space="preserve">gaussian</w:t>
-                  </w:r>
-                </w:p>
-              </w:tc>
-              <w:tc>
-                <w:tcPr/>
-                <w:p>
-                  <w:pPr>
-                    <w:pStyle w:val="Compact"/>
-                    <w:jc w:val="center"/>
-                  </w:pPr>
-                  <w:r>
-                    <w:t xml:space="preserve">1</w:t>
-                  </w:r>
-                </w:p>
-              </w:tc>
               <w:tc>
                 <w:tcPr/>
                 <w:p>
@@ -18453,18 +17987,6 @@
                     <w:jc w:val="center"/>
                   </w:pPr>
                   <w:r>
-                    <w:t xml:space="preserve">30.145</w:t>
-                  </w:r>
-                </w:p>
-              </w:tc>
-              <w:tc>
-                <w:tcPr/>
-                <w:p>
-                  <w:pPr>
-                    <w:pStyle w:val="Compact"/>
-                    <w:jc w:val="center"/>
-                  </w:pPr>
-                  <w:r>
                     <w:t xml:space="preserve">30</w:t>
                   </w:r>
                 </w:p>
@@ -18477,72 +17999,36 @@
                     <w:jc w:val="center"/>
                   </w:pPr>
                   <w:r>
-                    <w:t xml:space="preserve">0.483</w:t>
-                  </w:r>
-                </w:p>
-              </w:tc>
-              <w:tc>
-                <w:tcPr/>
-                <w:p>
-                  <w:pPr>
-                    <w:pStyle w:val="Compact"/>
-                    <w:jc w:val="center"/>
-                  </w:pPr>
-                  <w:r>
-                    <w:t xml:space="preserve">20</w:t>
-                  </w:r>
-                </w:p>
-              </w:tc>
-              <w:tc>
-                <w:tcPr/>
-                <w:p>
-                  <w:pPr>
-                    <w:pStyle w:val="Compact"/>
-                    <w:jc w:val="center"/>
-                  </w:pPr>
-                  <w:r>
-                    <w:t xml:space="preserve">1</w:t>
+                    <w:t xml:space="preserve">30.1 (0.483%)</w:t>
+                  </w:r>
+                </w:p>
+              </w:tc>
+              <w:tc>
+                <w:tcPr/>
+                <w:p>
+                  <w:pPr>
+                    <w:pStyle w:val="Compact"/>
+                    <w:jc w:val="center"/>
+                  </w:pPr>
+                  <w:r>
+                    <w:t xml:space="preserve">30.1 (0.376%)</w:t>
+                  </w:r>
+                </w:p>
+              </w:tc>
+              <w:tc>
+                <w:tcPr/>
+                <w:p>
+                  <w:pPr>
+                    <w:pStyle w:val="Compact"/>
+                    <w:jc w:val="center"/>
+                  </w:pPr>
+                  <w:r>
+                    <w:t xml:space="preserve">30.3 (0.996%)</w:t>
                   </w:r>
                 </w:p>
               </w:tc>
             </w:tr>
             <w:tr>
-              <w:tc>
-                <w:tcPr/>
-                <w:p>
-                  <w:pPr>
-                    <w:pStyle w:val="Compact"/>
-                    <w:jc w:val="center"/>
-                  </w:pPr>
-                  <w:r>
-                    <w:t xml:space="preserve">free</w:t>
-                  </w:r>
-                </w:p>
-              </w:tc>
-              <w:tc>
-                <w:tcPr/>
-                <w:p>
-                  <w:pPr>
-                    <w:pStyle w:val="Compact"/>
-                    <w:jc w:val="center"/>
-                  </w:pPr>
-                  <w:r>
-                    <w:t xml:space="preserve">gaussian</w:t>
-                  </w:r>
-                </w:p>
-              </w:tc>
-              <w:tc>
-                <w:tcPr/>
-                <w:p>
-                  <w:pPr>
-                    <w:pStyle w:val="Compact"/>
-                    <w:jc w:val="center"/>
-                  </w:pPr>
-                  <w:r>
-                    <w:t xml:space="preserve">1</w:t>
-                  </w:r>
-                </w:p>
-              </w:tc>
               <w:tc>
                 <w:tcPr/>
                 <w:p>
@@ -18577,18 +18063,6 @@
                     <w:jc w:val="center"/>
                   </w:pPr>
                   <w:r>
-                    <w:t xml:space="preserve">8.011</w:t>
-                  </w:r>
-                </w:p>
-              </w:tc>
-              <w:tc>
-                <w:tcPr/>
-                <w:p>
-                  <w:pPr>
-                    <w:pStyle w:val="Compact"/>
-                    <w:jc w:val="center"/>
-                  </w:pPr>
-                  <w:r>
                     <w:t xml:space="preserve">8</w:t>
                   </w:r>
                 </w:p>
@@ -18601,72 +18075,36 @@
                     <w:jc w:val="center"/>
                   </w:pPr>
                   <w:r>
-                    <w:t xml:space="preserve">0.134</w:t>
-                  </w:r>
-                </w:p>
-              </w:tc>
-              <w:tc>
-                <w:tcPr/>
-                <w:p>
-                  <w:pPr>
-                    <w:pStyle w:val="Compact"/>
-                    <w:jc w:val="center"/>
-                  </w:pPr>
-                  <w:r>
-                    <w:t xml:space="preserve">20</w:t>
-                  </w:r>
-                </w:p>
-              </w:tc>
-              <w:tc>
-                <w:tcPr/>
-                <w:p>
-                  <w:pPr>
-                    <w:pStyle w:val="Compact"/>
-                    <w:jc w:val="center"/>
-                  </w:pPr>
-                  <w:r>
-                    <w:t xml:space="preserve">1</w:t>
+                    <w:t xml:space="preserve">8.01 (0.134%)</w:t>
+                  </w:r>
+                </w:p>
+              </w:tc>
+              <w:tc>
+                <w:tcPr/>
+                <w:p>
+                  <w:pPr>
+                    <w:pStyle w:val="Compact"/>
+                    <w:jc w:val="center"/>
+                  </w:pPr>
+                  <w:r>
+                    <w:t xml:space="preserve">7.9 (-1.28%)</w:t>
+                  </w:r>
+                </w:p>
+              </w:tc>
+              <w:tc>
+                <w:tcPr/>
+                <w:p>
+                  <w:pPr>
+                    <w:pStyle w:val="Compact"/>
+                    <w:jc w:val="center"/>
+                  </w:pPr>
+                  <w:r>
+                    <w:t xml:space="preserve">7.89 (-1.42%)</w:t>
                   </w:r>
                 </w:p>
               </w:tc>
             </w:tr>
             <w:tr>
-              <w:tc>
-                <w:tcPr/>
-                <w:p>
-                  <w:pPr>
-                    <w:pStyle w:val="Compact"/>
-                    <w:jc w:val="center"/>
-                  </w:pPr>
-                  <w:r>
-                    <w:t xml:space="preserve">free</w:t>
-                  </w:r>
-                </w:p>
-              </w:tc>
-              <w:tc>
-                <w:tcPr/>
-                <w:p>
-                  <w:pPr>
-                    <w:pStyle w:val="Compact"/>
-                    <w:jc w:val="center"/>
-                  </w:pPr>
-                  <w:r>
-                    <w:t xml:space="preserve">gaussian</w:t>
-                  </w:r>
-                </w:p>
-              </w:tc>
-              <w:tc>
-                <w:tcPr/>
-                <w:p>
-                  <w:pPr>
-                    <w:pStyle w:val="Compact"/>
-                    <w:jc w:val="center"/>
-                  </w:pPr>
-                  <w:r>
-                    <w:t xml:space="preserve">1</w:t>
-                  </w:r>
-                </w:p>
-              </w:tc>
               <w:tc>
                 <w:tcPr/>
                 <w:p>
@@ -18698,18 +18136,6 @@
                     <w:jc w:val="center"/>
                   </w:pPr>
                   <w:r>
-                    <w:t xml:space="preserve">0.192</w:t>
-                  </w:r>
-                </w:p>
-              </w:tc>
-              <w:tc>
-                <w:tcPr/>
-                <w:p>
-                  <w:pPr>
-                    <w:pStyle w:val="Compact"/>
-                    <w:jc w:val="center"/>
-                  </w:pPr>
-                  <w:r>
                     <w:t xml:space="preserve">0.2</w:t>
                   </w:r>
                 </w:p>
@@ -18722,72 +18148,36 @@
                     <w:jc w:val="center"/>
                   </w:pPr>
                   <w:r>
-                    <w:t xml:space="preserve">-3.929</w:t>
-                  </w:r>
-                </w:p>
-              </w:tc>
-              <w:tc>
-                <w:tcPr/>
-                <w:p>
-                  <w:pPr>
-                    <w:pStyle w:val="Compact"/>
-                    <w:jc w:val="center"/>
-                  </w:pPr>
-                  <w:r>
-                    <w:t xml:space="preserve">20</w:t>
-                  </w:r>
-                </w:p>
-              </w:tc>
-              <w:tc>
-                <w:tcPr/>
-                <w:p>
-                  <w:pPr>
-                    <w:pStyle w:val="Compact"/>
-                    <w:jc w:val="center"/>
-                  </w:pPr>
-                  <w:r>
-                    <w:t xml:space="preserve">1</w:t>
+                    <w:t xml:space="preserve">0.192 (-3.93%)</w:t>
+                  </w:r>
+                </w:p>
+              </w:tc>
+              <w:tc>
+                <w:tcPr/>
+                <w:p>
+                  <w:pPr>
+                    <w:pStyle w:val="Compact"/>
+                    <w:jc w:val="center"/>
+                  </w:pPr>
+                  <w:r>
+                    <w:t xml:space="preserve">0.198 (-1.07%)</w:t>
+                  </w:r>
+                </w:p>
+              </w:tc>
+              <w:tc>
+                <w:tcPr/>
+                <w:p>
+                  <w:pPr>
+                    <w:pStyle w:val="Compact"/>
+                    <w:jc w:val="center"/>
+                  </w:pPr>
+                  <w:r>
+                    <w:t xml:space="preserve">0.2 (0.137%)</w:t>
                   </w:r>
                 </w:p>
               </w:tc>
             </w:tr>
             <w:tr>
-              <w:tc>
-                <w:tcPr/>
-                <w:p>
-                  <w:pPr>
-                    <w:pStyle w:val="Compact"/>
-                    <w:jc w:val="center"/>
-                  </w:pPr>
-                  <w:r>
-                    <w:t xml:space="preserve">free</w:t>
-                  </w:r>
-                </w:p>
-              </w:tc>
-              <w:tc>
-                <w:tcPr/>
-                <w:p>
-                  <w:pPr>
-                    <w:pStyle w:val="Compact"/>
-                    <w:jc w:val="center"/>
-                  </w:pPr>
-                  <w:r>
-                    <w:t xml:space="preserve">gaussian</w:t>
-                  </w:r>
-                </w:p>
-              </w:tc>
-              <w:tc>
-                <w:tcPr/>
-                <w:p>
-                  <w:pPr>
-                    <w:pStyle w:val="Compact"/>
-                    <w:jc w:val="center"/>
-                  </w:pPr>
-                  <w:r>
-                    <w:t xml:space="preserve">1</w:t>
-                  </w:r>
-                </w:p>
-              </w:tc>
               <w:tc>
                 <w:tcPr/>
                 <w:p>
@@ -18831,18 +18221,6 @@
                     <w:jc w:val="center"/>
                   </w:pPr>
                   <w:r>
-                    <w:t xml:space="preserve">0.301</w:t>
-                  </w:r>
-                </w:p>
-              </w:tc>
-              <w:tc>
-                <w:tcPr/>
-                <w:p>
-                  <w:pPr>
-                    <w:pStyle w:val="Compact"/>
-                    <w:jc w:val="center"/>
-                  </w:pPr>
-                  <w:r>
                     <w:t xml:space="preserve">0.3</w:t>
                   </w:r>
                 </w:p>
@@ -18855,72 +18233,36 @@
                     <w:jc w:val="center"/>
                   </w:pPr>
                   <w:r>
-                    <w:t xml:space="preserve">0.352</w:t>
-                  </w:r>
-                </w:p>
-              </w:tc>
-              <w:tc>
-                <w:tcPr/>
-                <w:p>
-                  <w:pPr>
-                    <w:pStyle w:val="Compact"/>
-                    <w:jc w:val="center"/>
-                  </w:pPr>
-                  <w:r>
-                    <w:t xml:space="preserve">20</w:t>
-                  </w:r>
-                </w:p>
-              </w:tc>
-              <w:tc>
-                <w:tcPr/>
-                <w:p>
-                  <w:pPr>
-                    <w:pStyle w:val="Compact"/>
-                    <w:jc w:val="center"/>
-                  </w:pPr>
-                  <w:r>
-                    <w:t xml:space="preserve">1</w:t>
+                    <w:t xml:space="preserve">0.301 (0.352%)</w:t>
+                  </w:r>
+                </w:p>
+              </w:tc>
+              <w:tc>
+                <w:tcPr/>
+                <w:p>
+                  <w:pPr>
+                    <w:pStyle w:val="Compact"/>
+                    <w:jc w:val="center"/>
+                  </w:pPr>
+                  <w:r>
+                    <w:t xml:space="preserve">0.3 (0.129%)</w:t>
+                  </w:r>
+                </w:p>
+              </w:tc>
+              <w:tc>
+                <w:tcPr/>
+                <w:p>
+                  <w:pPr>
+                    <w:pStyle w:val="Compact"/>
+                    <w:jc w:val="center"/>
+                  </w:pPr>
+                  <w:r>
+                    <w:t xml:space="preserve">0.299 (-0.207%)</w:t>
                   </w:r>
                 </w:p>
               </w:tc>
             </w:tr>
             <w:tr>
-              <w:tc>
-                <w:tcPr/>
-                <w:p>
-                  <w:pPr>
-                    <w:pStyle w:val="Compact"/>
-                    <w:jc w:val="center"/>
-                  </w:pPr>
-                  <w:r>
-                    <w:t xml:space="preserve">free</w:t>
-                  </w:r>
-                </w:p>
-              </w:tc>
-              <w:tc>
-                <w:tcPr/>
-                <w:p>
-                  <w:pPr>
-                    <w:pStyle w:val="Compact"/>
-                    <w:jc w:val="center"/>
-                  </w:pPr>
-                  <w:r>
-                    <w:t xml:space="preserve">gaussian</w:t>
-                  </w:r>
-                </w:p>
-              </w:tc>
-              <w:tc>
-                <w:tcPr/>
-                <w:p>
-                  <w:pPr>
-                    <w:pStyle w:val="Compact"/>
-                    <w:jc w:val="center"/>
-                  </w:pPr>
-                  <w:r>
-                    <w:t xml:space="preserve">1</w:t>
-                  </w:r>
-                </w:p>
-              </w:tc>
               <w:tc>
                 <w:tcPr/>
                 <w:p>
@@ -18943,18 +18285,6 @@
                     <w:jc w:val="center"/>
                   </w:pPr>
                   <w:r>
-                    <w:t xml:space="preserve">0.201</w:t>
-                  </w:r>
-                </w:p>
-              </w:tc>
-              <w:tc>
-                <w:tcPr/>
-                <w:p>
-                  <w:pPr>
-                    <w:pStyle w:val="Compact"/>
-                    <w:jc w:val="center"/>
-                  </w:pPr>
-                  <w:r>
                     <w:t xml:space="preserve">0.2</w:t>
                   </w:r>
                 </w:p>
@@ -18967,1477 +18297,31 @@
                     <w:jc w:val="center"/>
                   </w:pPr>
                   <w:r>
-                    <w:t xml:space="preserve">0.719</w:t>
-                  </w:r>
-                </w:p>
-              </w:tc>
-              <w:tc>
-                <w:tcPr/>
-                <w:p>
-                  <w:pPr>
-                    <w:pStyle w:val="Compact"/>
-                    <w:jc w:val="center"/>
-                  </w:pPr>
-                  <w:r>
-                    <w:t xml:space="preserve">20</w:t>
-                  </w:r>
-                </w:p>
-              </w:tc>
-              <w:tc>
-                <w:tcPr/>
-                <w:p>
-                  <w:pPr>
-                    <w:pStyle w:val="Compact"/>
-                    <w:jc w:val="center"/>
-                  </w:pPr>
-                  <w:r>
-                    <w:t xml:space="preserve">1</w:t>
-                  </w:r>
-                </w:p>
-              </w:tc>
-            </w:tr>
-            <w:tr>
-              <w:tc>
-                <w:tcPr/>
-                <w:p>
-                  <w:pPr>
-                    <w:pStyle w:val="Compact"/>
-                    <w:jc w:val="center"/>
-                  </w:pPr>
-                  <w:r>
-                    <w:t xml:space="preserve">free</w:t>
-                  </w:r>
-                </w:p>
-              </w:tc>
-              <w:tc>
-                <w:tcPr/>
-                <w:p>
-                  <w:pPr>
-                    <w:pStyle w:val="Compact"/>
-                    <w:jc w:val="center"/>
-                  </w:pPr>
-                  <w:r>
-                    <w:t xml:space="preserve">gaussian</w:t>
-                  </w:r>
-                </w:p>
-              </w:tc>
-              <w:tc>
-                <w:tcPr/>
-                <w:p>
-                  <w:pPr>
-                    <w:pStyle w:val="Compact"/>
-                    <w:jc w:val="center"/>
-                  </w:pPr>
-                  <w:r>
-                    <w:t xml:space="preserve">8</w:t>
-                  </w:r>
-                </w:p>
-              </w:tc>
-              <w:tc>
-                <w:tcPr/>
-                <w:p>
-                  <w:pPr>
-                    <w:pStyle w:val="Compact"/>
-                    <w:jc w:val="center"/>
-                  </w:pPr>
-                  <m:oMath>
-                    <m:sSub>
-                      <m:e>
-                        <m:r>
-                          <m:t>K</m:t>
-                        </m:r>
-                      </m:e>
-                      <m:sub>
-                        <m:r>
-                          <m:t>m</m:t>
-                        </m:r>
-                      </m:sub>
-                    </m:sSub>
-                  </m:oMath>
-                </w:p>
-              </w:tc>
-              <w:tc>
-                <w:tcPr/>
-                <w:p>
-                  <w:pPr>
-                    <w:pStyle w:val="Compact"/>
-                    <w:jc w:val="center"/>
-                  </w:pPr>
-                  <w:r>
-                    <w:t xml:space="preserve">1.976</w:t>
-                  </w:r>
-                </w:p>
-              </w:tc>
-              <w:tc>
-                <w:tcPr/>
-                <w:p>
-                  <w:pPr>
-                    <w:pStyle w:val="Compact"/>
-                    <w:jc w:val="center"/>
-                  </w:pPr>
-                  <w:r>
-                    <w:t xml:space="preserve">2</w:t>
-                  </w:r>
-                </w:p>
-              </w:tc>
-              <w:tc>
-                <w:tcPr/>
-                <w:p>
-                  <w:pPr>
-                    <w:pStyle w:val="Compact"/>
-                    <w:jc w:val="center"/>
-                  </w:pPr>
-                  <w:r>
-                    <w:t xml:space="preserve">-1.196</w:t>
-                  </w:r>
-                </w:p>
-              </w:tc>
-              <w:tc>
-                <w:tcPr/>
-                <w:p>
-                  <w:pPr>
-                    <w:pStyle w:val="Compact"/>
-                    <w:jc w:val="center"/>
-                  </w:pPr>
-                  <w:r>
-                    <w:t xml:space="preserve">20</w:t>
-                  </w:r>
-                </w:p>
-              </w:tc>
-              <w:tc>
-                <w:tcPr/>
-                <w:p>
-                  <w:pPr>
-                    <w:pStyle w:val="Compact"/>
-                    <w:jc w:val="center"/>
-                  </w:pPr>
-                  <w:r>
-                    <w:t xml:space="preserve">1</w:t>
-                  </w:r>
-                </w:p>
-              </w:tc>
-            </w:tr>
-            <w:tr>
-              <w:tc>
-                <w:tcPr/>
-                <w:p>
-                  <w:pPr>
-                    <w:pStyle w:val="Compact"/>
-                    <w:jc w:val="center"/>
-                  </w:pPr>
-                  <w:r>
-                    <w:t xml:space="preserve">free</w:t>
-                  </w:r>
-                </w:p>
-              </w:tc>
-              <w:tc>
-                <w:tcPr/>
-                <w:p>
-                  <w:pPr>
-                    <w:pStyle w:val="Compact"/>
-                    <w:jc w:val="center"/>
-                  </w:pPr>
-                  <w:r>
-                    <w:t xml:space="preserve">gaussian</w:t>
-                  </w:r>
-                </w:p>
-              </w:tc>
-              <w:tc>
-                <w:tcPr/>
-                <w:p>
-                  <w:pPr>
-                    <w:pStyle w:val="Compact"/>
-                    <w:jc w:val="center"/>
-                  </w:pPr>
-                  <w:r>
-                    <w:t xml:space="preserve">8</w:t>
-                  </w:r>
-                </w:p>
-              </w:tc>
-              <w:tc>
-                <w:tcPr/>
-                <w:p>
-                  <w:pPr>
-                    <w:pStyle w:val="Compact"/>
-                    <w:jc w:val="center"/>
-                  </w:pPr>
-                  <m:oMath>
-                    <m:r>
-                      <m:t>V</m:t>
-                    </m:r>
-                  </m:oMath>
-                </w:p>
-              </w:tc>
-              <w:tc>
-                <w:tcPr/>
-                <w:p>
-                  <w:pPr>
-                    <w:pStyle w:val="Compact"/>
-                    <w:jc w:val="center"/>
-                  </w:pPr>
-                  <w:r>
-                    <w:t xml:space="preserve">30.113</w:t>
-                  </w:r>
-                </w:p>
-              </w:tc>
-              <w:tc>
-                <w:tcPr/>
-                <w:p>
-                  <w:pPr>
-                    <w:pStyle w:val="Compact"/>
-                    <w:jc w:val="center"/>
-                  </w:pPr>
-                  <w:r>
-                    <w:t xml:space="preserve">30</w:t>
-                  </w:r>
-                </w:p>
-              </w:tc>
-              <w:tc>
-                <w:tcPr/>
-                <w:p>
-                  <w:pPr>
-                    <w:pStyle w:val="Compact"/>
-                    <w:jc w:val="center"/>
-                  </w:pPr>
-                  <w:r>
-                    <w:t xml:space="preserve">0.376</w:t>
-                  </w:r>
-                </w:p>
-              </w:tc>
-              <w:tc>
-                <w:tcPr/>
-                <w:p>
-                  <w:pPr>
-                    <w:pStyle w:val="Compact"/>
-                    <w:jc w:val="center"/>
-                  </w:pPr>
-                  <w:r>
-                    <w:t xml:space="preserve">20</w:t>
-                  </w:r>
-                </w:p>
-              </w:tc>
-              <w:tc>
-                <w:tcPr/>
-                <w:p>
-                  <w:pPr>
-                    <w:pStyle w:val="Compact"/>
-                    <w:jc w:val="center"/>
-                  </w:pPr>
-                  <w:r>
-                    <w:t xml:space="preserve">1</w:t>
-                  </w:r>
-                </w:p>
-              </w:tc>
-            </w:tr>
-            <w:tr>
-              <w:tc>
-                <w:tcPr/>
-                <w:p>
-                  <w:pPr>
-                    <w:pStyle w:val="Compact"/>
-                    <w:jc w:val="center"/>
-                  </w:pPr>
-                  <w:r>
-                    <w:t xml:space="preserve">free</w:t>
-                  </w:r>
-                </w:p>
-              </w:tc>
-              <w:tc>
-                <w:tcPr/>
-                <w:p>
-                  <w:pPr>
-                    <w:pStyle w:val="Compact"/>
-                    <w:jc w:val="center"/>
-                  </w:pPr>
-                  <w:r>
-                    <w:t xml:space="preserve">gaussian</w:t>
-                  </w:r>
-                </w:p>
-              </w:tc>
-              <w:tc>
-                <w:tcPr/>
-                <w:p>
-                  <w:pPr>
-                    <w:pStyle w:val="Compact"/>
-                    <w:jc w:val="center"/>
-                  </w:pPr>
-                  <w:r>
-                    <w:t xml:space="preserve">8</w:t>
-                  </w:r>
-                </w:p>
-              </w:tc>
-              <w:tc>
-                <w:tcPr/>
-                <w:p>
-                  <w:pPr>
-                    <w:pStyle w:val="Compact"/>
-                    <w:jc w:val="center"/>
-                  </w:pPr>
-                  <m:oMath>
-                    <m:sSub>
-                      <m:e>
-                        <m:r>
-                          <m:t>V</m:t>
-                        </m:r>
-                      </m:e>
-                      <m:sub>
-                        <m:r>
-                          <m:rPr>
-                            <m:sty m:val="p"/>
-                          </m:rPr>
-                          <m:t>max</m:t>
-                        </m:r>
-                      </m:sub>
-                    </m:sSub>
-                  </m:oMath>
-                </w:p>
-              </w:tc>
-              <w:tc>
-                <w:tcPr/>
-                <w:p>
-                  <w:pPr>
-                    <w:pStyle w:val="Compact"/>
-                    <w:jc w:val="center"/>
-                  </w:pPr>
-                  <w:r>
-                    <w:t xml:space="preserve">7.898</w:t>
-                  </w:r>
-                </w:p>
-              </w:tc>
-              <w:tc>
-                <w:tcPr/>
-                <w:p>
-                  <w:pPr>
-                    <w:pStyle w:val="Compact"/>
-                    <w:jc w:val="center"/>
-                  </w:pPr>
-                  <w:r>
-                    <w:t xml:space="preserve">8</w:t>
-                  </w:r>
-                </w:p>
-              </w:tc>
-              <w:tc>
-                <w:tcPr/>
-                <w:p>
-                  <w:pPr>
-                    <w:pStyle w:val="Compact"/>
-                    <w:jc w:val="center"/>
-                  </w:pPr>
-                  <w:r>
-                    <w:t xml:space="preserve">-1.279</w:t>
-                  </w:r>
-                </w:p>
-              </w:tc>
-              <w:tc>
-                <w:tcPr/>
-                <w:p>
-                  <w:pPr>
-                    <w:pStyle w:val="Compact"/>
-                    <w:jc w:val="center"/>
-                  </w:pPr>
-                  <w:r>
-                    <w:t xml:space="preserve">20</w:t>
-                  </w:r>
-                </w:p>
-              </w:tc>
-              <w:tc>
-                <w:tcPr/>
-                <w:p>
-                  <w:pPr>
-                    <w:pStyle w:val="Compact"/>
-                    <w:jc w:val="center"/>
-                  </w:pPr>
-                  <w:r>
-                    <w:t xml:space="preserve">1</w:t>
-                  </w:r>
-                </w:p>
-              </w:tc>
-            </w:tr>
-            <w:tr>
-              <w:tc>
-                <w:tcPr/>
-                <w:p>
-                  <w:pPr>
-                    <w:pStyle w:val="Compact"/>
-                    <w:jc w:val="center"/>
-                  </w:pPr>
-                  <w:r>
-                    <w:t xml:space="preserve">free</w:t>
-                  </w:r>
-                </w:p>
-              </w:tc>
-              <w:tc>
-                <w:tcPr/>
-                <w:p>
-                  <w:pPr>
-                    <w:pStyle w:val="Compact"/>
-                    <w:jc w:val="center"/>
-                  </w:pPr>
-                  <w:r>
-                    <w:t xml:space="preserve">gaussian</w:t>
-                  </w:r>
-                </w:p>
-              </w:tc>
-              <w:tc>
-                <w:tcPr/>
-                <w:p>
-                  <w:pPr>
-                    <w:pStyle w:val="Compact"/>
-                    <w:jc w:val="center"/>
-                  </w:pPr>
-                  <w:r>
-                    <w:t xml:space="preserve">8</w:t>
-                  </w:r>
-                </w:p>
-              </w:tc>
-              <w:tc>
-                <w:tcPr/>
-                <w:p>
-                  <w:pPr>
-                    <w:pStyle w:val="Compact"/>
-                    <w:jc w:val="center"/>
-                  </w:pPr>
-                  <m:oMath>
-                    <m:sSub>
-                      <m:e>
-                        <m:r>
-                          <m:t>ω</m:t>
-                        </m:r>
-                      </m:e>
-                      <m:sub>
-                        <m:r>
-                          <m:t>V</m:t>
-                        </m:r>
-                      </m:sub>
-                    </m:sSub>
-                  </m:oMath>
-                </w:p>
-              </w:tc>
-              <w:tc>
-                <w:tcPr/>
-                <w:p>
-                  <w:pPr>
-                    <w:pStyle w:val="Compact"/>
-                    <w:jc w:val="center"/>
-                  </w:pPr>
-                  <w:r>
-                    <w:t xml:space="preserve">0.198</w:t>
-                  </w:r>
-                </w:p>
-              </w:tc>
-              <w:tc>
-                <w:tcPr/>
-                <w:p>
-                  <w:pPr>
-                    <w:pStyle w:val="Compact"/>
-                    <w:jc w:val="center"/>
-                  </w:pPr>
-                  <w:r>
-                    <w:t xml:space="preserve">0.2</w:t>
-                  </w:r>
-                </w:p>
-              </w:tc>
-              <w:tc>
-                <w:tcPr/>
-                <w:p>
-                  <w:pPr>
-                    <w:pStyle w:val="Compact"/>
-                    <w:jc w:val="center"/>
-                  </w:pPr>
-                  <w:r>
-                    <w:t xml:space="preserve">-1.066</w:t>
-                  </w:r>
-                </w:p>
-              </w:tc>
-              <w:tc>
-                <w:tcPr/>
-                <w:p>
-                  <w:pPr>
-                    <w:pStyle w:val="Compact"/>
-                    <w:jc w:val="center"/>
-                  </w:pPr>
-                  <w:r>
-                    <w:t xml:space="preserve">20</w:t>
-                  </w:r>
-                </w:p>
-              </w:tc>
-              <w:tc>
-                <w:tcPr/>
-                <w:p>
-                  <w:pPr>
-                    <w:pStyle w:val="Compact"/>
-                    <w:jc w:val="center"/>
-                  </w:pPr>
-                  <w:r>
-                    <w:t xml:space="preserve">1</w:t>
-                  </w:r>
-                </w:p>
-              </w:tc>
-            </w:tr>
-            <w:tr>
-              <w:tc>
-                <w:tcPr/>
-                <w:p>
-                  <w:pPr>
-                    <w:pStyle w:val="Compact"/>
-                    <w:jc w:val="center"/>
-                  </w:pPr>
-                  <w:r>
-                    <w:t xml:space="preserve">free</w:t>
-                  </w:r>
-                </w:p>
-              </w:tc>
-              <w:tc>
-                <w:tcPr/>
-                <w:p>
-                  <w:pPr>
-                    <w:pStyle w:val="Compact"/>
-                    <w:jc w:val="center"/>
-                  </w:pPr>
-                  <w:r>
-                    <w:t xml:space="preserve">gaussian</w:t>
-                  </w:r>
-                </w:p>
-              </w:tc>
-              <w:tc>
-                <w:tcPr/>
-                <w:p>
-                  <w:pPr>
-                    <w:pStyle w:val="Compact"/>
-                    <w:jc w:val="center"/>
-                  </w:pPr>
-                  <w:r>
-                    <w:t xml:space="preserve">8</w:t>
-                  </w:r>
-                </w:p>
-              </w:tc>
-              <w:tc>
-                <w:tcPr/>
-                <w:p>
-                  <w:pPr>
-                    <w:pStyle w:val="Compact"/>
-                    <w:jc w:val="center"/>
-                  </w:pPr>
-                  <m:oMath>
-                    <m:sSub>
-                      <m:e>
-                        <m:r>
-                          <m:t>ω</m:t>
-                        </m:r>
-                      </m:e>
-                      <m:sub>
-                        <m:sSub>
-                          <m:e>
-                            <m:r>
-                              <m:t>V</m:t>
-                            </m:r>
-                          </m:e>
-                          <m:sub>
-                            <m:r>
-                              <m:rPr>
-                                <m:sty m:val="p"/>
-                              </m:rPr>
-                              <m:t>max</m:t>
-                            </m:r>
-                          </m:sub>
-                        </m:sSub>
-                      </m:sub>
-                    </m:sSub>
-                  </m:oMath>
-                </w:p>
-              </w:tc>
-              <w:tc>
-                <w:tcPr/>
-                <w:p>
-                  <w:pPr>
-                    <w:pStyle w:val="Compact"/>
-                    <w:jc w:val="center"/>
-                  </w:pPr>
-                  <w:r>
-                    <w:t xml:space="preserve">0.3</w:t>
-                  </w:r>
-                </w:p>
-              </w:tc>
-              <w:tc>
-                <w:tcPr/>
-                <w:p>
-                  <w:pPr>
-                    <w:pStyle w:val="Compact"/>
-                    <w:jc w:val="center"/>
-                  </w:pPr>
-                  <w:r>
-                    <w:t xml:space="preserve">0.3</w:t>
-                  </w:r>
-                </w:p>
-              </w:tc>
-              <w:tc>
-                <w:tcPr/>
-                <w:p>
-                  <w:pPr>
-                    <w:pStyle w:val="Compact"/>
-                    <w:jc w:val="center"/>
-                  </w:pPr>
-                  <w:r>
-                    <w:t xml:space="preserve">0.129</w:t>
-                  </w:r>
-                </w:p>
-              </w:tc>
-              <w:tc>
-                <w:tcPr/>
-                <w:p>
-                  <w:pPr>
-                    <w:pStyle w:val="Compact"/>
-                    <w:jc w:val="center"/>
-                  </w:pPr>
-                  <w:r>
-                    <w:t xml:space="preserve">20</w:t>
-                  </w:r>
-                </w:p>
-              </w:tc>
-              <w:tc>
-                <w:tcPr/>
-                <w:p>
-                  <w:pPr>
-                    <w:pStyle w:val="Compact"/>
-                    <w:jc w:val="center"/>
-                  </w:pPr>
-                  <w:r>
-                    <w:t xml:space="preserve">1</w:t>
-                  </w:r>
-                </w:p>
-              </w:tc>
-            </w:tr>
-            <w:tr>
-              <w:tc>
-                <w:tcPr/>
-                <w:p>
-                  <w:pPr>
-                    <w:pStyle w:val="Compact"/>
-                    <w:jc w:val="center"/>
-                  </w:pPr>
-                  <w:r>
-                    <w:t xml:space="preserve">free</w:t>
-                  </w:r>
-                </w:p>
-              </w:tc>
-              <w:tc>
-                <w:tcPr/>
-                <w:p>
-                  <w:pPr>
-                    <w:pStyle w:val="Compact"/>
-                    <w:jc w:val="center"/>
-                  </w:pPr>
-                  <w:r>
-                    <w:t xml:space="preserve">gaussian</w:t>
-                  </w:r>
-                </w:p>
-              </w:tc>
-              <w:tc>
-                <w:tcPr/>
-                <w:p>
-                  <w:pPr>
-                    <w:pStyle w:val="Compact"/>
-                    <w:jc w:val="center"/>
-                  </w:pPr>
-                  <w:r>
-                    <w:t xml:space="preserve">8</w:t>
-                  </w:r>
-                </w:p>
-              </w:tc>
-              <w:tc>
-                <w:tcPr/>
-                <w:p>
-                  <w:pPr>
-                    <w:pStyle w:val="Compact"/>
-                    <w:jc w:val="center"/>
-                  </w:pPr>
-                  <m:oMath>
-                    <m:r>
-                      <m:t>σ</m:t>
-                    </m:r>
-                  </m:oMath>
-                </w:p>
-              </w:tc>
-              <w:tc>
-                <w:tcPr/>
-                <w:p>
-                  <w:pPr>
-                    <w:pStyle w:val="Compact"/>
-                    <w:jc w:val="center"/>
-                  </w:pPr>
-                  <w:r>
-                    <w:t xml:space="preserve">0.198</w:t>
-                  </w:r>
-                </w:p>
-              </w:tc>
-              <w:tc>
-                <w:tcPr/>
-                <w:p>
-                  <w:pPr>
-                    <w:pStyle w:val="Compact"/>
-                    <w:jc w:val="center"/>
-                  </w:pPr>
-                  <w:r>
-                    <w:t xml:space="preserve">0.2</w:t>
-                  </w:r>
-                </w:p>
-              </w:tc>
-              <w:tc>
-                <w:tcPr/>
-                <w:p>
-                  <w:pPr>
-                    <w:pStyle w:val="Compact"/>
-                    <w:jc w:val="center"/>
-                  </w:pPr>
-                  <w:r>
-                    <w:t xml:space="preserve">-1.062</w:t>
-                  </w:r>
-                </w:p>
-              </w:tc>
-              <w:tc>
-                <w:tcPr/>
-                <w:p>
-                  <w:pPr>
-                    <w:pStyle w:val="Compact"/>
-                    <w:jc w:val="center"/>
-                  </w:pPr>
-                  <w:r>
-                    <w:t xml:space="preserve">20</w:t>
-                  </w:r>
-                </w:p>
-              </w:tc>
-              <w:tc>
-                <w:tcPr/>
-                <w:p>
-                  <w:pPr>
-                    <w:pStyle w:val="Compact"/>
-                    <w:jc w:val="center"/>
-                  </w:pPr>
-                  <w:r>
-                    <w:t xml:space="preserve">1</w:t>
-                  </w:r>
-                </w:p>
-              </w:tc>
-            </w:tr>
-            <w:tr>
-              <w:tc>
-                <w:tcPr/>
-                <w:p>
-                  <w:pPr>
-                    <w:pStyle w:val="Compact"/>
-                    <w:jc w:val="center"/>
-                  </w:pPr>
-                  <w:r>
-                    <w:t xml:space="preserve">free</w:t>
-                  </w:r>
-                </w:p>
-              </w:tc>
-              <w:tc>
-                <w:tcPr/>
-                <w:p>
-                  <w:pPr>
-                    <w:pStyle w:val="Compact"/>
-                    <w:jc w:val="center"/>
-                  </w:pPr>
-                  <w:r>
-                    <w:t xml:space="preserve">gaussian</w:t>
-                  </w:r>
-                </w:p>
-              </w:tc>
-              <w:tc>
-                <w:tcPr/>
-                <w:p>
-                  <w:pPr>
-                    <w:pStyle w:val="Compact"/>
-                    <w:jc w:val="center"/>
-                  </w:pPr>
-                  <w:r>
-                    <w:t xml:space="preserve">64</w:t>
-                  </w:r>
-                </w:p>
-              </w:tc>
-              <w:tc>
-                <w:tcPr/>
-                <w:p>
-                  <w:pPr>
-                    <w:pStyle w:val="Compact"/>
-                    <w:jc w:val="center"/>
-                  </w:pPr>
-                  <m:oMath>
-                    <m:sSub>
-                      <m:e>
-                        <m:r>
-                          <m:t>K</m:t>
-                        </m:r>
-                      </m:e>
-                      <m:sub>
-                        <m:r>
-                          <m:t>m</m:t>
-                        </m:r>
-                      </m:sub>
-                    </m:sSub>
-                  </m:oMath>
-                </w:p>
-              </w:tc>
-              <w:tc>
-                <w:tcPr/>
-                <w:p>
-                  <w:pPr>
-                    <w:pStyle w:val="Compact"/>
-                    <w:jc w:val="center"/>
-                  </w:pPr>
-                  <w:r>
-                    <w:t xml:space="preserve">1.983</w:t>
-                  </w:r>
-                </w:p>
-              </w:tc>
-              <w:tc>
-                <w:tcPr/>
-                <w:p>
-                  <w:pPr>
-                    <w:pStyle w:val="Compact"/>
-                    <w:jc w:val="center"/>
-                  </w:pPr>
-                  <w:r>
-                    <w:t xml:space="preserve">2</w:t>
-                  </w:r>
-                </w:p>
-              </w:tc>
-              <w:tc>
-                <w:tcPr/>
-                <w:p>
-                  <w:pPr>
-                    <w:pStyle w:val="Compact"/>
-                    <w:jc w:val="center"/>
-                  </w:pPr>
-                  <w:r>
-                    <w:t xml:space="preserve">-0.867</w:t>
-                  </w:r>
-                </w:p>
-              </w:tc>
-              <w:tc>
-                <w:tcPr/>
-                <w:p>
-                  <w:pPr>
-                    <w:pStyle w:val="Compact"/>
-                    <w:jc w:val="center"/>
-                  </w:pPr>
-                  <w:r>
-                    <w:t xml:space="preserve">20</w:t>
-                  </w:r>
-                </w:p>
-              </w:tc>
-              <w:tc>
-                <w:tcPr/>
-                <w:p>
-                  <w:pPr>
-                    <w:pStyle w:val="Compact"/>
-                    <w:jc w:val="center"/>
-                  </w:pPr>
-                  <w:r>
-                    <w:t xml:space="preserve">1</w:t>
-                  </w:r>
-                </w:p>
-              </w:tc>
-            </w:tr>
-            <w:tr>
-              <w:tc>
-                <w:tcPr/>
-                <w:p>
-                  <w:pPr>
-                    <w:pStyle w:val="Compact"/>
-                    <w:jc w:val="center"/>
-                  </w:pPr>
-                  <w:r>
-                    <w:t xml:space="preserve">free</w:t>
-                  </w:r>
-                </w:p>
-              </w:tc>
-              <w:tc>
-                <w:tcPr/>
-                <w:p>
-                  <w:pPr>
-                    <w:pStyle w:val="Compact"/>
-                    <w:jc w:val="center"/>
-                  </w:pPr>
-                  <w:r>
-                    <w:t xml:space="preserve">gaussian</w:t>
-                  </w:r>
-                </w:p>
-              </w:tc>
-              <w:tc>
-                <w:tcPr/>
-                <w:p>
-                  <w:pPr>
-                    <w:pStyle w:val="Compact"/>
-                    <w:jc w:val="center"/>
-                  </w:pPr>
-                  <w:r>
-                    <w:t xml:space="preserve">64</w:t>
-                  </w:r>
-                </w:p>
-              </w:tc>
-              <w:tc>
-                <w:tcPr/>
-                <w:p>
-                  <w:pPr>
-                    <w:pStyle w:val="Compact"/>
-                    <w:jc w:val="center"/>
-                  </w:pPr>
-                  <m:oMath>
-                    <m:r>
-                      <m:t>V</m:t>
-                    </m:r>
-                  </m:oMath>
-                </w:p>
-              </w:tc>
-              <w:tc>
-                <w:tcPr/>
-                <w:p>
-                  <w:pPr>
-                    <w:pStyle w:val="Compact"/>
-                    <w:jc w:val="center"/>
-                  </w:pPr>
-                  <w:r>
-                    <w:t xml:space="preserve">30.299</w:t>
-                  </w:r>
-                </w:p>
-              </w:tc>
-              <w:tc>
-                <w:tcPr/>
-                <w:p>
-                  <w:pPr>
-                    <w:pStyle w:val="Compact"/>
-                    <w:jc w:val="center"/>
-                  </w:pPr>
-                  <w:r>
-                    <w:t xml:space="preserve">30</w:t>
-                  </w:r>
-                </w:p>
-              </w:tc>
-              <w:tc>
-                <w:tcPr/>
-                <w:p>
-                  <w:pPr>
-                    <w:pStyle w:val="Compact"/>
-                    <w:jc w:val="center"/>
-                  </w:pPr>
-                  <w:r>
-                    <w:t xml:space="preserve">0.996</w:t>
-                  </w:r>
-                </w:p>
-              </w:tc>
-              <w:tc>
-                <w:tcPr/>
-                <w:p>
-                  <w:pPr>
-                    <w:pStyle w:val="Compact"/>
-                    <w:jc w:val="center"/>
-                  </w:pPr>
-                  <w:r>
-                    <w:t xml:space="preserve">20</w:t>
-                  </w:r>
-                </w:p>
-              </w:tc>
-              <w:tc>
-                <w:tcPr/>
-                <w:p>
-                  <w:pPr>
-                    <w:pStyle w:val="Compact"/>
-                    <w:jc w:val="center"/>
-                  </w:pPr>
-                  <w:r>
-                    <w:t xml:space="preserve">1</w:t>
-                  </w:r>
-                </w:p>
-              </w:tc>
-            </w:tr>
-            <w:tr>
-              <w:tc>
-                <w:tcPr/>
-                <w:p>
-                  <w:pPr>
-                    <w:pStyle w:val="Compact"/>
-                    <w:jc w:val="center"/>
-                  </w:pPr>
-                  <w:r>
-                    <w:t xml:space="preserve">free</w:t>
-                  </w:r>
-                </w:p>
-              </w:tc>
-              <w:tc>
-                <w:tcPr/>
-                <w:p>
-                  <w:pPr>
-                    <w:pStyle w:val="Compact"/>
-                    <w:jc w:val="center"/>
-                  </w:pPr>
-                  <w:r>
-                    <w:t xml:space="preserve">gaussian</w:t>
-                  </w:r>
-                </w:p>
-              </w:tc>
-              <w:tc>
-                <w:tcPr/>
-                <w:p>
-                  <w:pPr>
-                    <w:pStyle w:val="Compact"/>
-                    <w:jc w:val="center"/>
-                  </w:pPr>
-                  <w:r>
-                    <w:t xml:space="preserve">64</w:t>
-                  </w:r>
-                </w:p>
-              </w:tc>
-              <w:tc>
-                <w:tcPr/>
-                <w:p>
-                  <w:pPr>
-                    <w:pStyle w:val="Compact"/>
-                    <w:jc w:val="center"/>
-                  </w:pPr>
-                  <m:oMath>
-                    <m:sSub>
-                      <m:e>
-                        <m:r>
-                          <m:t>V</m:t>
-                        </m:r>
-                      </m:e>
-                      <m:sub>
-                        <m:r>
-                          <m:rPr>
-                            <m:sty m:val="p"/>
-                          </m:rPr>
-                          <m:t>max</m:t>
-                        </m:r>
-                      </m:sub>
-                    </m:sSub>
-                  </m:oMath>
-                </w:p>
-              </w:tc>
-              <w:tc>
-                <w:tcPr/>
-                <w:p>
-                  <w:pPr>
-                    <w:pStyle w:val="Compact"/>
-                    <w:jc w:val="center"/>
-                  </w:pPr>
-                  <w:r>
-                    <w:t xml:space="preserve">7.886</w:t>
-                  </w:r>
-                </w:p>
-              </w:tc>
-              <w:tc>
-                <w:tcPr/>
-                <w:p>
-                  <w:pPr>
-                    <w:pStyle w:val="Compact"/>
-                    <w:jc w:val="center"/>
-                  </w:pPr>
-                  <w:r>
-                    <w:t xml:space="preserve">8</w:t>
-                  </w:r>
-                </w:p>
-              </w:tc>
-              <w:tc>
-                <w:tcPr/>
-                <w:p>
-                  <w:pPr>
-                    <w:pStyle w:val="Compact"/>
-                    <w:jc w:val="center"/>
-                  </w:pPr>
-                  <w:r>
-                    <w:t xml:space="preserve">-1.421</w:t>
-                  </w:r>
-                </w:p>
-              </w:tc>
-              <w:tc>
-                <w:tcPr/>
-                <w:p>
-                  <w:pPr>
-                    <w:pStyle w:val="Compact"/>
-                    <w:jc w:val="center"/>
-                  </w:pPr>
-                  <w:r>
-                    <w:t xml:space="preserve">20</w:t>
-                  </w:r>
-                </w:p>
-              </w:tc>
-              <w:tc>
-                <w:tcPr/>
-                <w:p>
-                  <w:pPr>
-                    <w:pStyle w:val="Compact"/>
-                    <w:jc w:val="center"/>
-                  </w:pPr>
-                  <w:r>
-                    <w:t xml:space="preserve">1</w:t>
-                  </w:r>
-                </w:p>
-              </w:tc>
-            </w:tr>
-            <w:tr>
-              <w:tc>
-                <w:tcPr/>
-                <w:p>
-                  <w:pPr>
-                    <w:pStyle w:val="Compact"/>
-                    <w:jc w:val="center"/>
-                  </w:pPr>
-                  <w:r>
-                    <w:t xml:space="preserve">free</w:t>
-                  </w:r>
-                </w:p>
-              </w:tc>
-              <w:tc>
-                <w:tcPr/>
-                <w:p>
-                  <w:pPr>
-                    <w:pStyle w:val="Compact"/>
-                    <w:jc w:val="center"/>
-                  </w:pPr>
-                  <w:r>
-                    <w:t xml:space="preserve">gaussian</w:t>
-                  </w:r>
-                </w:p>
-              </w:tc>
-              <w:tc>
-                <w:tcPr/>
-                <w:p>
-                  <w:pPr>
-                    <w:pStyle w:val="Compact"/>
-                    <w:jc w:val="center"/>
-                  </w:pPr>
-                  <w:r>
-                    <w:t xml:space="preserve">64</w:t>
-                  </w:r>
-                </w:p>
-              </w:tc>
-              <w:tc>
-                <w:tcPr/>
-                <w:p>
-                  <w:pPr>
-                    <w:pStyle w:val="Compact"/>
-                    <w:jc w:val="center"/>
-                  </w:pPr>
-                  <m:oMath>
-                    <m:sSub>
-                      <m:e>
-                        <m:r>
-                          <m:t>ω</m:t>
-                        </m:r>
-                      </m:e>
-                      <m:sub>
-                        <m:r>
-                          <m:t>V</m:t>
-                        </m:r>
-                      </m:sub>
-                    </m:sSub>
-                  </m:oMath>
-                </w:p>
-              </w:tc>
-              <w:tc>
-                <w:tcPr/>
-                <w:p>
-                  <w:pPr>
-                    <w:pStyle w:val="Compact"/>
-                    <w:jc w:val="center"/>
-                  </w:pPr>
-                  <w:r>
-                    <w:t xml:space="preserve">0.2</w:t>
-                  </w:r>
-                </w:p>
-              </w:tc>
-              <w:tc>
-                <w:tcPr/>
-                <w:p>
-                  <w:pPr>
-                    <w:pStyle w:val="Compact"/>
-                    <w:jc w:val="center"/>
-                  </w:pPr>
-                  <w:r>
-                    <w:t xml:space="preserve">0.2</w:t>
-                  </w:r>
-                </w:p>
-              </w:tc>
-              <w:tc>
-                <w:tcPr/>
-                <w:p>
-                  <w:pPr>
-                    <w:pStyle w:val="Compact"/>
-                    <w:jc w:val="center"/>
-                  </w:pPr>
-                  <w:r>
-                    <w:t xml:space="preserve">0.137</w:t>
-                  </w:r>
-                </w:p>
-              </w:tc>
-              <w:tc>
-                <w:tcPr/>
-                <w:p>
-                  <w:pPr>
-                    <w:pStyle w:val="Compact"/>
-                    <w:jc w:val="center"/>
-                  </w:pPr>
-                  <w:r>
-                    <w:t xml:space="preserve">20</w:t>
-                  </w:r>
-                </w:p>
-              </w:tc>
-              <w:tc>
-                <w:tcPr/>
-                <w:p>
-                  <w:pPr>
-                    <w:pStyle w:val="Compact"/>
-                    <w:jc w:val="center"/>
-                  </w:pPr>
-                  <w:r>
-                    <w:t xml:space="preserve">1</w:t>
-                  </w:r>
-                </w:p>
-              </w:tc>
-            </w:tr>
-            <w:tr>
-              <w:tc>
-                <w:tcPr/>
-                <w:p>
-                  <w:pPr>
-                    <w:pStyle w:val="Compact"/>
-                    <w:jc w:val="center"/>
-                  </w:pPr>
-                  <w:r>
-                    <w:t xml:space="preserve">free</w:t>
-                  </w:r>
-                </w:p>
-              </w:tc>
-              <w:tc>
-                <w:tcPr/>
-                <w:p>
-                  <w:pPr>
-                    <w:pStyle w:val="Compact"/>
-                    <w:jc w:val="center"/>
-                  </w:pPr>
-                  <w:r>
-                    <w:t xml:space="preserve">gaussian</w:t>
-                  </w:r>
-                </w:p>
-              </w:tc>
-              <w:tc>
-                <w:tcPr/>
-                <w:p>
-                  <w:pPr>
-                    <w:pStyle w:val="Compact"/>
-                    <w:jc w:val="center"/>
-                  </w:pPr>
-                  <w:r>
-                    <w:t xml:space="preserve">64</w:t>
-                  </w:r>
-                </w:p>
-              </w:tc>
-              <w:tc>
-                <w:tcPr/>
-                <w:p>
-                  <w:pPr>
-                    <w:pStyle w:val="Compact"/>
-                    <w:jc w:val="center"/>
-                  </w:pPr>
-                  <m:oMath>
-                    <m:sSub>
-                      <m:e>
-                        <m:r>
-                          <m:t>ω</m:t>
-                        </m:r>
-                      </m:e>
-                      <m:sub>
-                        <m:sSub>
-                          <m:e>
-                            <m:r>
-                              <m:t>V</m:t>
-                            </m:r>
-                          </m:e>
-                          <m:sub>
-                            <m:r>
-                              <m:rPr>
-                                <m:sty m:val="p"/>
-                              </m:rPr>
-                              <m:t>max</m:t>
-                            </m:r>
-                          </m:sub>
-                        </m:sSub>
-                      </m:sub>
-                    </m:sSub>
-                  </m:oMath>
-                </w:p>
-              </w:tc>
-              <w:tc>
-                <w:tcPr/>
-                <w:p>
-                  <w:pPr>
-                    <w:pStyle w:val="Compact"/>
-                    <w:jc w:val="center"/>
-                  </w:pPr>
-                  <w:r>
-                    <w:t xml:space="preserve">0.299</w:t>
-                  </w:r>
-                </w:p>
-              </w:tc>
-              <w:tc>
-                <w:tcPr/>
-                <w:p>
-                  <w:pPr>
-                    <w:pStyle w:val="Compact"/>
-                    <w:jc w:val="center"/>
-                  </w:pPr>
-                  <w:r>
-                    <w:t xml:space="preserve">0.3</w:t>
-                  </w:r>
-                </w:p>
-              </w:tc>
-              <w:tc>
-                <w:tcPr/>
-                <w:p>
-                  <w:pPr>
-                    <w:pStyle w:val="Compact"/>
-                    <w:jc w:val="center"/>
-                  </w:pPr>
-                  <w:r>
-                    <w:t xml:space="preserve">-0.207</w:t>
-                  </w:r>
-                </w:p>
-              </w:tc>
-              <w:tc>
-                <w:tcPr/>
-                <w:p>
-                  <w:pPr>
-                    <w:pStyle w:val="Compact"/>
-                    <w:jc w:val="center"/>
-                  </w:pPr>
-                  <w:r>
-                    <w:t xml:space="preserve">20</w:t>
-                  </w:r>
-                </w:p>
-              </w:tc>
-              <w:tc>
-                <w:tcPr/>
-                <w:p>
-                  <w:pPr>
-                    <w:pStyle w:val="Compact"/>
-                    <w:jc w:val="center"/>
-                  </w:pPr>
-                  <w:r>
-                    <w:t xml:space="preserve">1</w:t>
-                  </w:r>
-                </w:p>
-              </w:tc>
-            </w:tr>
-            <w:tr>
-              <w:tc>
-                <w:tcPr/>
-                <w:p>
-                  <w:pPr>
-                    <w:pStyle w:val="Compact"/>
-                    <w:jc w:val="center"/>
-                  </w:pPr>
-                  <w:r>
-                    <w:t xml:space="preserve">free</w:t>
-                  </w:r>
-                </w:p>
-              </w:tc>
-              <w:tc>
-                <w:tcPr/>
-                <w:p>
-                  <w:pPr>
-                    <w:pStyle w:val="Compact"/>
-                    <w:jc w:val="center"/>
-                  </w:pPr>
-                  <w:r>
-                    <w:t xml:space="preserve">gaussian</w:t>
-                  </w:r>
-                </w:p>
-              </w:tc>
-              <w:tc>
-                <w:tcPr/>
-                <w:p>
-                  <w:pPr>
-                    <w:pStyle w:val="Compact"/>
-                    <w:jc w:val="center"/>
-                  </w:pPr>
-                  <w:r>
-                    <w:t xml:space="preserve">64</w:t>
-                  </w:r>
-                </w:p>
-              </w:tc>
-              <w:tc>
-                <w:tcPr/>
-                <w:p>
-                  <w:pPr>
-                    <w:pStyle w:val="Compact"/>
-                    <w:jc w:val="center"/>
-                  </w:pPr>
-                  <m:oMath>
-                    <m:r>
-                      <m:t>σ</m:t>
-                    </m:r>
-                  </m:oMath>
-                </w:p>
-              </w:tc>
-              <w:tc>
-                <w:tcPr/>
-                <w:p>
-                  <w:pPr>
-                    <w:pStyle w:val="Compact"/>
-                    <w:jc w:val="center"/>
-                  </w:pPr>
-                  <w:r>
-                    <w:t xml:space="preserve">0.196</w:t>
-                  </w:r>
-                </w:p>
-              </w:tc>
-              <w:tc>
-                <w:tcPr/>
-                <w:p>
-                  <w:pPr>
-                    <w:pStyle w:val="Compact"/>
-                    <w:jc w:val="center"/>
-                  </w:pPr>
-                  <w:r>
-                    <w:t xml:space="preserve">0.2</w:t>
-                  </w:r>
-                </w:p>
-              </w:tc>
-              <w:tc>
-                <w:tcPr/>
-                <w:p>
-                  <w:pPr>
-                    <w:pStyle w:val="Compact"/>
-                    <w:jc w:val="center"/>
-                  </w:pPr>
-                  <w:r>
-                    <w:t xml:space="preserve">-2.043</w:t>
-                  </w:r>
-                </w:p>
-              </w:tc>
-              <w:tc>
-                <w:tcPr/>
-                <w:p>
-                  <w:pPr>
-                    <w:pStyle w:val="Compact"/>
-                    <w:jc w:val="center"/>
-                  </w:pPr>
-                  <w:r>
-                    <w:t xml:space="preserve">20</w:t>
-                  </w:r>
-                </w:p>
-              </w:tc>
-              <w:tc>
-                <w:tcPr/>
-                <w:p>
-                  <w:pPr>
-                    <w:pStyle w:val="Compact"/>
-                    <w:jc w:val="center"/>
-                  </w:pPr>
-                  <w:r>
-                    <w:t xml:space="preserve">1</w:t>
+                    <w:t xml:space="preserve">0.201 (0.719%)</w:t>
+                  </w:r>
+                </w:p>
+              </w:tc>
+              <w:tc>
+                <w:tcPr/>
+                <w:p>
+                  <w:pPr>
+                    <w:pStyle w:val="Compact"/>
+                    <w:jc w:val="center"/>
+                  </w:pPr>
+                  <w:r>
+                    <w:t xml:space="preserve">0.198 (-1.06%)</w:t>
+                  </w:r>
+                </w:p>
+              </w:tc>
+              <w:tc>
+                <w:tcPr/>
+                <w:p>
+                  <w:pPr>
+                    <w:pStyle w:val="Compact"/>
+                    <w:jc w:val="center"/>
+                  </w:pPr>
+                  <w:r>
+                    <w:t xml:space="preserve">0.196 (-2.04%)</w:t>
                   </w:r>
                 </w:p>
               </w:tc>
@@ -20453,7 +18337,7 @@
               <w:pStyle w:val="ImageCaption"/>
             </w:pPr>
             <w:r>
-              <w:t xml:space="preserve">Table S3: Mean parameter estimates for the Michaelis-Menten elimination model at each</w:t>
+              <w:t xml:space="preserve">Table S4: Mean parameter estimates for the Michaelis-Menten elimination model at each</w:t>
             </w:r>
             <w:r>
               <w:t xml:space="preserve"> </w:t>
@@ -20467,7 +18351,7 @@
               <w:t xml:space="preserve">. Relative bias (%) is shown in parentheses; ground-truth values are provided for reference.</w:t>
             </w:r>
           </w:p>
-          <w:bookmarkEnd w:id="108"/>
+          <w:bookmarkEnd w:id="109"/>
         </w:tc>
       </w:tr>
     </w:tbl>
@@ -20492,22 +18376,19 @@
       <w:tr>
         <w:tc>
           <w:tcPr/>
-          <w:bookmarkStart w:id="109" w:name="supptbl-realdata-k1-vs-khigh"/>
+          <w:bookmarkStart w:id="110" w:name="supptbl-realdata-k1-vs-khigh"/>
           <w:tbl>
             <w:tblPr>
               <w:tblStyle w:val="Table"/>
-              <w:tblW w:type="pct" w:w="5000"/>
-              <w:tblLayout w:type="fixed"/>
+              <w:tblW w:type="auto" w:w="0"/>
               <w:tblLook w:firstRow="1" w:lastRow="0" w:firstColumn="0" w:lastColumn="0" w:noHBand="0" w:noVBand="0" w:val="0020"/>
             </w:tblPr>
             <w:tblGrid>
-              <w:gridCol w:w="1131"/>
-              <w:gridCol w:w="1131"/>
-              <w:gridCol w:w="1131"/>
-              <w:gridCol w:w="1131"/>
-              <w:gridCol w:w="1131"/>
-              <w:gridCol w:w="1131"/>
-              <w:gridCol w:w="1131"/>
+              <w:gridCol w:w="1584"/>
+              <w:gridCol w:w="1584"/>
+              <w:gridCol w:w="1584"/>
+              <w:gridCol w:w="1584"/>
+              <w:gridCol w:w="1584"/>
             </w:tblGrid>
             <w:tr>
               <w:trPr>
@@ -20545,24 +18426,18 @@
                     <w:jc w:val="center"/>
                   </w:pPr>
                   <m:oMath>
-                    <m:sSub>
-                      <m:e>
-                        <m:r>
-                          <m:t>K</m:t>
-                        </m:r>
-                      </m:e>
-                      <m:sub>
-                        <m:r>
-                          <m:t>l</m:t>
-                        </m:r>
-                        <m:r>
-                          <m:t>o</m:t>
-                        </m:r>
-                        <m:r>
-                          <m:t>w</m:t>
-                        </m:r>
-                      </m:sub>
-                    </m:sSub>
+                    <m:r>
+                      <m:t>K</m:t>
+                    </m:r>
+                    <m:r>
+                      <m:rPr>
+                        <m:sty m:val="p"/>
+                      </m:rPr>
+                      <m:t>=</m:t>
+                    </m:r>
+                    <m:r>
+                      <m:t>1</m:t>
+                    </m:r>
                   </m:oMath>
                 </w:p>
               </w:tc>
@@ -20573,31 +18448,19 @@
                     <w:pStyle w:val="Compact"/>
                     <w:jc w:val="center"/>
                   </w:pPr>
-                  <w:r>
-                    <w:t xml:space="preserve">Estimate at</w:t>
-                  </w:r>
-                  <w:r>
-                    <w:t xml:space="preserve"> </w:t>
-                  </w:r>
                   <m:oMath>
-                    <m:sSub>
-                      <m:e>
-                        <m:r>
-                          <m:t>K</m:t>
-                        </m:r>
-                      </m:e>
-                      <m:sub>
-                        <m:r>
-                          <m:t>l</m:t>
-                        </m:r>
-                        <m:r>
-                          <m:t>o</m:t>
-                        </m:r>
-                        <m:r>
-                          <m:t>w</m:t>
-                        </m:r>
-                      </m:sub>
-                    </m:sSub>
+                    <m:r>
+                      <m:t>K</m:t>
+                    </m:r>
+                    <m:r>
+                      <m:rPr>
+                        <m:sty m:val="p"/>
+                      </m:rPr>
+                      <m:t>=</m:t>
+                    </m:r>
+                    <m:r>
+                      <m:t>64</m:t>
+                    </m:r>
                   </m:oMath>
                 </w:p>
               </w:tc>
@@ -20608,78 +18471,8 @@
                     <w:pStyle w:val="Compact"/>
                     <w:jc w:val="center"/>
                   </w:pPr>
-                  <m:oMath>
-                    <m:sSub>
-                      <m:e>
-                        <m:r>
-                          <m:t>K</m:t>
-                        </m:r>
-                      </m:e>
-                      <m:sub>
-                        <m:r>
-                          <m:t>h</m:t>
-                        </m:r>
-                        <m:r>
-                          <m:t>i</m:t>
-                        </m:r>
-                        <m:r>
-                          <m:t>g</m:t>
-                        </m:r>
-                        <m:r>
-                          <m:t>h</m:t>
-                        </m:r>
-                      </m:sub>
-                    </m:sSub>
-                  </m:oMath>
-                </w:p>
-              </w:tc>
-              <w:tc>
-                <w:tcPr/>
-                <w:p>
-                  <w:pPr>
-                    <w:pStyle w:val="Compact"/>
-                    <w:jc w:val="center"/>
-                  </w:pPr>
-                  <w:r>
-                    <w:t xml:space="preserve">Estimate at</w:t>
-                  </w:r>
-                  <w:r>
-                    <w:t xml:space="preserve"> </w:t>
-                  </w:r>
-                  <m:oMath>
-                    <m:sSub>
-                      <m:e>
-                        <m:r>
-                          <m:t>K</m:t>
-                        </m:r>
-                      </m:e>
-                      <m:sub>
-                        <m:r>
-                          <m:t>h</m:t>
-                        </m:r>
-                        <m:r>
-                          <m:t>i</m:t>
-                        </m:r>
-                        <m:r>
-                          <m:t>g</m:t>
-                        </m:r>
-                        <m:r>
-                          <m:t>h</m:t>
-                        </m:r>
-                      </m:sub>
-                    </m:sSub>
-                  </m:oMath>
-                </w:p>
-              </w:tc>
-              <w:tc>
-                <w:tcPr/>
-                <w:p>
-                  <w:pPr>
-                    <w:pStyle w:val="Compact"/>
-                    <w:jc w:val="center"/>
-                  </w:pPr>
-                  <w:r>
-                    <w:t xml:space="preserve">Difference, low vs high (%)</w:t>
+                  <w:r>
+                    <w:t xml:space="preserve">Difference (%)</w:t>
                   </w:r>
                 </w:p>
               </w:tc>
@@ -20722,55 +18515,31 @@
                     <w:jc w:val="center"/>
                   </w:pPr>
                   <w:r>
-                    <w:t xml:space="preserve">1</w:t>
-                  </w:r>
-                </w:p>
-              </w:tc>
-              <w:tc>
-                <w:tcPr/>
-                <w:p>
-                  <w:pPr>
-                    <w:pStyle w:val="Compact"/>
-                    <w:jc w:val="center"/>
-                  </w:pPr>
-                  <w:r>
-                    <w:t xml:space="preserve">0.0399780823466852</w:t>
-                  </w:r>
-                </w:p>
-              </w:tc>
-              <w:tc>
-                <w:tcPr/>
-                <w:p>
-                  <w:pPr>
-                    <w:pStyle w:val="Compact"/>
-                    <w:jc w:val="center"/>
-                  </w:pPr>
-                  <w:r>
-                    <w:t xml:space="preserve">64</w:t>
-                  </w:r>
-                </w:p>
-              </w:tc>
-              <w:tc>
-                <w:tcPr/>
-                <w:p>
-                  <w:pPr>
-                    <w:pStyle w:val="Compact"/>
-                    <w:jc w:val="center"/>
-                  </w:pPr>
-                  <w:r>
-                    <w:t xml:space="preserve">0.0403340132607083</w:t>
-                  </w:r>
-                </w:p>
-              </w:tc>
-              <w:tc>
-                <w:tcPr/>
-                <w:p>
-                  <w:pPr>
-                    <w:pStyle w:val="Compact"/>
-                    <w:jc w:val="center"/>
-                  </w:pPr>
-                  <w:r>
-                    <w:t xml:space="preserve">-0.88</w:t>
+                    <w:t xml:space="preserve">0.04</w:t>
+                  </w:r>
+                </w:p>
+              </w:tc>
+              <w:tc>
+                <w:tcPr/>
+                <w:p>
+                  <w:pPr>
+                    <w:pStyle w:val="Compact"/>
+                    <w:jc w:val="center"/>
+                  </w:pPr>
+                  <w:r>
+                    <w:t xml:space="preserve">0.0403</w:t>
+                  </w:r>
+                </w:p>
+              </w:tc>
+              <w:tc>
+                <w:tcPr/>
+                <w:p>
+                  <w:pPr>
+                    <w:pStyle w:val="Compact"/>
+                    <w:jc w:val="center"/>
+                  </w:pPr>
+                  <w:r>
+                    <w:t xml:space="preserve">-0.882</w:t>
                   </w:r>
                 </w:p>
               </w:tc>
@@ -20810,43 +18579,19 @@
                     <w:jc w:val="center"/>
                   </w:pPr>
                   <w:r>
-                    <w:t xml:space="preserve">1</w:t>
-                  </w:r>
-                </w:p>
-              </w:tc>
-              <w:tc>
-                <w:tcPr/>
-                <w:p>
-                  <w:pPr>
-                    <w:pStyle w:val="Compact"/>
-                    <w:jc w:val="center"/>
-                  </w:pPr>
-                  <w:r>
-                    <w:t xml:space="preserve">0.462426014479654</w:t>
-                  </w:r>
-                </w:p>
-              </w:tc>
-              <w:tc>
-                <w:tcPr/>
-                <w:p>
-                  <w:pPr>
-                    <w:pStyle w:val="Compact"/>
-                    <w:jc w:val="center"/>
-                  </w:pPr>
-                  <w:r>
-                    <w:t xml:space="preserve">64</w:t>
-                  </w:r>
-                </w:p>
-              </w:tc>
-              <w:tc>
-                <w:tcPr/>
-                <w:p>
-                  <w:pPr>
-                    <w:pStyle w:val="Compact"/>
-                    <w:jc w:val="center"/>
-                  </w:pPr>
-                  <w:r>
-                    <w:t xml:space="preserve">0.451795754103843</w:t>
+                    <w:t xml:space="preserve">0.462</w:t>
+                  </w:r>
+                </w:p>
+              </w:tc>
+              <w:tc>
+                <w:tcPr/>
+                <w:p>
+                  <w:pPr>
+                    <w:pStyle w:val="Compact"/>
+                    <w:jc w:val="center"/>
+                  </w:pPr>
+                  <w:r>
+                    <w:t xml:space="preserve">0.452</w:t>
                   </w:r>
                 </w:p>
               </w:tc>
@@ -20907,43 +18652,19 @@
                     <w:jc w:val="center"/>
                   </w:pPr>
                   <w:r>
-                    <w:t xml:space="preserve">1</w:t>
-                  </w:r>
-                </w:p>
-              </w:tc>
-              <w:tc>
-                <w:tcPr/>
-                <w:p>
-                  <w:pPr>
-                    <w:pStyle w:val="Compact"/>
-                    <w:jc w:val="center"/>
-                  </w:pPr>
-                  <w:r>
-                    <w:t xml:space="preserve">1.28587154582486</w:t>
-                  </w:r>
-                </w:p>
-              </w:tc>
-              <w:tc>
-                <w:tcPr/>
-                <w:p>
-                  <w:pPr>
-                    <w:pStyle w:val="Compact"/>
-                    <w:jc w:val="center"/>
-                  </w:pPr>
-                  <w:r>
-                    <w:t xml:space="preserve">64</w:t>
-                  </w:r>
-                </w:p>
-              </w:tc>
-              <w:tc>
-                <w:tcPr/>
-                <w:p>
-                  <w:pPr>
-                    <w:pStyle w:val="Compact"/>
-                    <w:jc w:val="center"/>
-                  </w:pPr>
-                  <w:r>
-                    <w:t xml:space="preserve">1.34325114760261</w:t>
+                    <w:t xml:space="preserve">1.29</w:t>
+                  </w:r>
+                </w:p>
+              </w:tc>
+              <w:tc>
+                <w:tcPr/>
+                <w:p>
+                  <w:pPr>
+                    <w:pStyle w:val="Compact"/>
+                    <w:jc w:val="center"/>
+                  </w:pPr>
+                  <w:r>
+                    <w:t xml:space="preserve">1.34</w:t>
                   </w:r>
                 </w:p>
               </w:tc>
@@ -21007,43 +18728,19 @@
                     <w:jc w:val="center"/>
                   </w:pPr>
                   <w:r>
-                    <w:t xml:space="preserve">1</w:t>
-                  </w:r>
-                </w:p>
-              </w:tc>
-              <w:tc>
-                <w:tcPr/>
-                <w:p>
-                  <w:pPr>
-                    <w:pStyle w:val="Compact"/>
-                    <w:jc w:val="center"/>
-                  </w:pPr>
-                  <w:r>
-                    <w:t xml:space="preserve">0.244982675338106</w:t>
-                  </w:r>
-                </w:p>
-              </w:tc>
-              <w:tc>
-                <w:tcPr/>
-                <w:p>
-                  <w:pPr>
-                    <w:pStyle w:val="Compact"/>
-                    <w:jc w:val="center"/>
-                  </w:pPr>
-                  <w:r>
-                    <w:t xml:space="preserve">64</w:t>
-                  </w:r>
-                </w:p>
-              </w:tc>
-              <w:tc>
-                <w:tcPr/>
-                <w:p>
-                  <w:pPr>
-                    <w:pStyle w:val="Compact"/>
-                    <w:jc w:val="center"/>
-                  </w:pPr>
-                  <w:r>
-                    <w:t xml:space="preserve">0.25468847097044</w:t>
+                    <w:t xml:space="preserve">0.245</w:t>
+                  </w:r>
+                </w:p>
+              </w:tc>
+              <w:tc>
+                <w:tcPr/>
+                <w:p>
+                  <w:pPr>
+                    <w:pStyle w:val="Compact"/>
+                    <w:jc w:val="center"/>
+                  </w:pPr>
+                  <w:r>
+                    <w:t xml:space="preserve">0.255</w:t>
                   </w:r>
                 </w:p>
               </w:tc>
@@ -21104,55 +18801,31 @@
                     <w:jc w:val="center"/>
                   </w:pPr>
                   <w:r>
-                    <w:t xml:space="preserve">1</w:t>
-                  </w:r>
-                </w:p>
-              </w:tc>
-              <w:tc>
-                <w:tcPr/>
-                <w:p>
-                  <w:pPr>
-                    <w:pStyle w:val="Compact"/>
-                    <w:jc w:val="center"/>
-                  </w:pPr>
-                  <w:r>
-                    <w:t xml:space="preserve">0.0921426595674208</w:t>
-                  </w:r>
-                </w:p>
-              </w:tc>
-              <w:tc>
-                <w:tcPr/>
-                <w:p>
-                  <w:pPr>
-                    <w:pStyle w:val="Compact"/>
-                    <w:jc w:val="center"/>
-                  </w:pPr>
-                  <w:r>
-                    <w:t xml:space="preserve">64</w:t>
-                  </w:r>
-                </w:p>
-              </w:tc>
-              <w:tc>
-                <w:tcPr/>
-                <w:p>
-                  <w:pPr>
-                    <w:pStyle w:val="Compact"/>
-                    <w:jc w:val="center"/>
-                  </w:pPr>
-                  <w:r>
-                    <w:t xml:space="preserve">0.112706010843151</w:t>
-                  </w:r>
-                </w:p>
-              </w:tc>
-              <w:tc>
-                <w:tcPr/>
-                <w:p>
-                  <w:pPr>
-                    <w:pStyle w:val="Compact"/>
-                    <w:jc w:val="center"/>
-                  </w:pPr>
-                  <w:r>
-                    <w:t xml:space="preserve">-18.25</w:t>
+                    <w:t xml:space="preserve">0.0921</w:t>
+                  </w:r>
+                </w:p>
+              </w:tc>
+              <w:tc>
+                <w:tcPr/>
+                <w:p>
+                  <w:pPr>
+                    <w:pStyle w:val="Compact"/>
+                    <w:jc w:val="center"/>
+                  </w:pPr>
+                  <w:r>
+                    <w:t xml:space="preserve">0.113</w:t>
+                  </w:r>
+                </w:p>
+              </w:tc>
+              <w:tc>
+                <w:tcPr/>
+                <w:p>
+                  <w:pPr>
+                    <w:pStyle w:val="Compact"/>
+                    <w:jc w:val="center"/>
+                  </w:pPr>
+                  <w:r>
+                    <w:t xml:space="preserve">-18.2</w:t>
                   </w:r>
                 </w:p>
               </w:tc>
@@ -21210,43 +18883,19 @@
                     <w:jc w:val="center"/>
                   </w:pPr>
                   <w:r>
-                    <w:t xml:space="preserve">1</w:t>
-                  </w:r>
-                </w:p>
-              </w:tc>
-              <w:tc>
-                <w:tcPr/>
-                <w:p>
-                  <w:pPr>
-                    <w:pStyle w:val="Compact"/>
-                    <w:jc w:val="center"/>
-                  </w:pPr>
-                  <w:r>
-                    <w:t xml:space="preserve">0.646337143177343</w:t>
-                  </w:r>
-                </w:p>
-              </w:tc>
-              <w:tc>
-                <w:tcPr/>
-                <w:p>
-                  <w:pPr>
-                    <w:pStyle w:val="Compact"/>
-                    <w:jc w:val="center"/>
-                  </w:pPr>
-                  <w:r>
-                    <w:t xml:space="preserve">64</w:t>
-                  </w:r>
-                </w:p>
-              </w:tc>
-              <w:tc>
-                <w:tcPr/>
-                <w:p>
-                  <w:pPr>
-                    <w:pStyle w:val="Compact"/>
-                    <w:jc w:val="center"/>
-                  </w:pPr>
-                  <w:r>
-                    <w:t xml:space="preserve">0.681958612513379</w:t>
+                    <w:t xml:space="preserve">0.646</w:t>
+                  </w:r>
+                </w:p>
+              </w:tc>
+              <w:tc>
+                <w:tcPr/>
+                <w:p>
+                  <w:pPr>
+                    <w:pStyle w:val="Compact"/>
+                    <w:jc w:val="center"/>
+                  </w:pPr>
+                  <w:r>
+                    <w:t xml:space="preserve">0.682</w:t>
                   </w:r>
                 </w:p>
               </w:tc>
@@ -21298,43 +18947,19 @@
                     <w:jc w:val="center"/>
                   </w:pPr>
                   <w:r>
-                    <w:t xml:space="preserve">1</w:t>
-                  </w:r>
-                </w:p>
-              </w:tc>
-              <w:tc>
-                <w:tcPr/>
-                <w:p>
-                  <w:pPr>
-                    <w:pStyle w:val="Compact"/>
-                    <w:jc w:val="center"/>
-                  </w:pPr>
-                  <w:r>
-                    <w:t xml:space="preserve">0.180101969220992</w:t>
-                  </w:r>
-                </w:p>
-              </w:tc>
-              <w:tc>
-                <w:tcPr/>
-                <w:p>
-                  <w:pPr>
-                    <w:pStyle w:val="Compact"/>
-                    <w:jc w:val="center"/>
-                  </w:pPr>
-                  <w:r>
-                    <w:t xml:space="preserve">64</w:t>
-                  </w:r>
-                </w:p>
-              </w:tc>
-              <w:tc>
-                <w:tcPr/>
-                <w:p>
-                  <w:pPr>
-                    <w:pStyle w:val="Compact"/>
-                    <w:jc w:val="center"/>
-                  </w:pPr>
-                  <w:r>
-                    <w:t xml:space="preserve">0.171819171286553</w:t>
+                    <w:t xml:space="preserve">0.18</w:t>
+                  </w:r>
+                </w:p>
+              </w:tc>
+              <w:tc>
+                <w:tcPr/>
+                <w:p>
+                  <w:pPr>
+                    <w:pStyle w:val="Compact"/>
+                    <w:jc w:val="center"/>
+                  </w:pPr>
+                  <w:r>
+                    <w:t xml:space="preserve">0.172</w:t>
                   </w:r>
                 </w:p>
               </w:tc>
@@ -21389,43 +19014,19 @@
                     <w:jc w:val="center"/>
                   </w:pPr>
                   <w:r>
-                    <w:t xml:space="preserve">1</w:t>
-                  </w:r>
-                </w:p>
-              </w:tc>
-              <w:tc>
-                <w:tcPr/>
-                <w:p>
-                  <w:pPr>
-                    <w:pStyle w:val="Compact"/>
-                    <w:jc w:val="center"/>
-                  </w:pPr>
-                  <w:r>
-                    <w:t xml:space="preserve">0.13248491908747</w:t>
-                  </w:r>
-                </w:p>
-              </w:tc>
-              <w:tc>
-                <w:tcPr/>
-                <w:p>
-                  <w:pPr>
-                    <w:pStyle w:val="Compact"/>
-                    <w:jc w:val="center"/>
-                  </w:pPr>
-                  <w:r>
-                    <w:t xml:space="preserve">64</w:t>
-                  </w:r>
-                </w:p>
-              </w:tc>
-              <w:tc>
-                <w:tcPr/>
-                <w:p>
-                  <w:pPr>
-                    <w:pStyle w:val="Compact"/>
-                    <w:jc w:val="center"/>
-                  </w:pPr>
-                  <w:r>
-                    <w:t xml:space="preserve">0.129501583546959</w:t>
+                    <w:t xml:space="preserve">0.132</w:t>
+                  </w:r>
+                </w:p>
+              </w:tc>
+              <w:tc>
+                <w:tcPr/>
+                <w:p>
+                  <w:pPr>
+                    <w:pStyle w:val="Compact"/>
+                    <w:jc w:val="center"/>
+                  </w:pPr>
+                  <w:r>
+                    <w:t xml:space="preserve">0.13</w:t>
                   </w:r>
                 </w:p>
               </w:tc>
@@ -21477,43 +19078,19 @@
                     <w:jc w:val="center"/>
                   </w:pPr>
                   <w:r>
-                    <w:t xml:space="preserve">1</w:t>
-                  </w:r>
-                </w:p>
-              </w:tc>
-              <w:tc>
-                <w:tcPr/>
-                <w:p>
-                  <w:pPr>
-                    <w:pStyle w:val="Compact"/>
-                    <w:jc w:val="center"/>
-                  </w:pPr>
-                  <w:r>
-                    <w:t xml:space="preserve">7.93874577156758</w:t>
-                  </w:r>
-                </w:p>
-              </w:tc>
-              <w:tc>
-                <w:tcPr/>
-                <w:p>
-                  <w:pPr>
-                    <w:pStyle w:val="Compact"/>
-                    <w:jc w:val="center"/>
-                  </w:pPr>
-                  <w:r>
-                    <w:t xml:space="preserve">64</w:t>
-                  </w:r>
-                </w:p>
-              </w:tc>
-              <w:tc>
-                <w:tcPr/>
-                <w:p>
-                  <w:pPr>
-                    <w:pStyle w:val="Compact"/>
-                    <w:jc w:val="center"/>
-                  </w:pPr>
-                  <w:r>
-                    <w:t xml:space="preserve">8.01992177949496</w:t>
+                    <w:t xml:space="preserve">7.94</w:t>
+                  </w:r>
+                </w:p>
+              </w:tc>
+              <w:tc>
+                <w:tcPr/>
+                <w:p>
+                  <w:pPr>
+                    <w:pStyle w:val="Compact"/>
+                    <w:jc w:val="center"/>
+                  </w:pPr>
+                  <w:r>
+                    <w:t xml:space="preserve">8.02</w:t>
                   </w:r>
                 </w:p>
               </w:tc>
@@ -21574,43 +19151,19 @@
                     <w:jc w:val="center"/>
                   </w:pPr>
                   <w:r>
-                    <w:t xml:space="preserve">1</w:t>
-                  </w:r>
-                </w:p>
-              </w:tc>
-              <w:tc>
-                <w:tcPr/>
-                <w:p>
-                  <w:pPr>
-                    <w:pStyle w:val="Compact"/>
-                    <w:jc w:val="center"/>
-                  </w:pPr>
-                  <w:r>
-                    <w:t xml:space="preserve">0.616892685826522</w:t>
-                  </w:r>
-                </w:p>
-              </w:tc>
-              <w:tc>
-                <w:tcPr/>
-                <w:p>
-                  <w:pPr>
-                    <w:pStyle w:val="Compact"/>
-                    <w:jc w:val="center"/>
-                  </w:pPr>
-                  <w:r>
-                    <w:t xml:space="preserve">64</w:t>
-                  </w:r>
-                </w:p>
-              </w:tc>
-              <w:tc>
-                <w:tcPr/>
-                <w:p>
-                  <w:pPr>
-                    <w:pStyle w:val="Compact"/>
-                    <w:jc w:val="center"/>
-                  </w:pPr>
-                  <w:r>
-                    <w:t xml:space="preserve">0.636607351452321</w:t>
+                    <w:t xml:space="preserve">0.617</w:t>
+                  </w:r>
+                </w:p>
+              </w:tc>
+              <w:tc>
+                <w:tcPr/>
+                <w:p>
+                  <w:pPr>
+                    <w:pStyle w:val="Compact"/>
+                    <w:jc w:val="center"/>
+                  </w:pPr>
+                  <w:r>
+                    <w:t xml:space="preserve">0.637</w:t>
                   </w:r>
                 </w:p>
               </w:tc>
@@ -21674,55 +19227,31 @@
                     <w:jc w:val="center"/>
                   </w:pPr>
                   <w:r>
-                    <w:t xml:space="preserve">1</w:t>
-                  </w:r>
-                </w:p>
-              </w:tc>
-              <w:tc>
-                <w:tcPr/>
-                <w:p>
-                  <w:pPr>
-                    <w:pStyle w:val="Compact"/>
-                    <w:jc w:val="center"/>
-                  </w:pPr>
-                  <w:r>
-                    <w:t xml:space="preserve">0.278323043258703</w:t>
-                  </w:r>
-                </w:p>
-              </w:tc>
-              <w:tc>
-                <w:tcPr/>
-                <w:p>
-                  <w:pPr>
-                    <w:pStyle w:val="Compact"/>
-                    <w:jc w:val="center"/>
-                  </w:pPr>
-                  <w:r>
-                    <w:t xml:space="preserve">64</w:t>
-                  </w:r>
-                </w:p>
-              </w:tc>
-              <w:tc>
-                <w:tcPr/>
-                <w:p>
-                  <w:pPr>
-                    <w:pStyle w:val="Compact"/>
-                    <w:jc w:val="center"/>
-                  </w:pPr>
-                  <w:r>
-                    <w:t xml:space="preserve">0.276191849365181</w:t>
-                  </w:r>
-                </w:p>
-              </w:tc>
-              <w:tc>
-                <w:tcPr/>
-                <w:p>
-                  <w:pPr>
-                    <w:pStyle w:val="Compact"/>
-                    <w:jc w:val="center"/>
-                  </w:pPr>
-                  <w:r>
-                    <w:t xml:space="preserve">0.77</w:t>
+                    <w:t xml:space="preserve">0.278</w:t>
+                  </w:r>
+                </w:p>
+              </w:tc>
+              <w:tc>
+                <w:tcPr/>
+                <w:p>
+                  <w:pPr>
+                    <w:pStyle w:val="Compact"/>
+                    <w:jc w:val="center"/>
+                  </w:pPr>
+                  <w:r>
+                    <w:t xml:space="preserve">0.276</w:t>
+                  </w:r>
+                </w:p>
+              </w:tc>
+              <w:tc>
+                <w:tcPr/>
+                <w:p>
+                  <w:pPr>
+                    <w:pStyle w:val="Compact"/>
+                    <w:jc w:val="center"/>
+                  </w:pPr>
+                  <w:r>
+                    <w:t xml:space="preserve">0.772</w:t>
                   </w:r>
                 </w:p>
               </w:tc>
@@ -21771,43 +19300,19 @@
                     <w:jc w:val="center"/>
                   </w:pPr>
                   <w:r>
-                    <w:t xml:space="preserve">1</w:t>
-                  </w:r>
-                </w:p>
-              </w:tc>
-              <w:tc>
-                <w:tcPr/>
-                <w:p>
-                  <w:pPr>
-                    <w:pStyle w:val="Compact"/>
-                    <w:jc w:val="center"/>
-                  </w:pPr>
-                  <w:r>
-                    <w:t xml:space="preserve">0.189539879298354</w:t>
-                  </w:r>
-                </w:p>
-              </w:tc>
-              <w:tc>
-                <w:tcPr/>
-                <w:p>
-                  <w:pPr>
-                    <w:pStyle w:val="Compact"/>
-                    <w:jc w:val="center"/>
-                  </w:pPr>
-                  <w:r>
-                    <w:t xml:space="preserve">64</w:t>
-                  </w:r>
-                </w:p>
-              </w:tc>
-              <w:tc>
-                <w:tcPr/>
-                <w:p>
-                  <w:pPr>
-                    <w:pStyle w:val="Compact"/>
-                    <w:jc w:val="center"/>
-                  </w:pPr>
-                  <w:r>
-                    <w:t xml:space="preserve">0.207381254698046</w:t>
+                    <w:t xml:space="preserve">0.19</w:t>
+                  </w:r>
+                </w:p>
+              </w:tc>
+              <w:tc>
+                <w:tcPr/>
+                <w:p>
+                  <w:pPr>
+                    <w:pStyle w:val="Compact"/>
+                    <w:jc w:val="center"/>
+                  </w:pPr>
+                  <w:r>
+                    <w:t xml:space="preserve">0.207</w:t>
                   </w:r>
                 </w:p>
               </w:tc>
@@ -21877,55 +19382,31 @@
                     <w:jc w:val="center"/>
                   </w:pPr>
                   <w:r>
-                    <w:t xml:space="preserve">1</w:t>
-                  </w:r>
-                </w:p>
-              </w:tc>
-              <w:tc>
-                <w:tcPr/>
-                <w:p>
-                  <w:pPr>
-                    <w:pStyle w:val="Compact"/>
-                    <w:jc w:val="center"/>
-                  </w:pPr>
-                  <w:r>
-                    <w:t xml:space="preserve">0.811148050786541</w:t>
-                  </w:r>
-                </w:p>
-              </w:tc>
-              <w:tc>
-                <w:tcPr/>
-                <w:p>
-                  <w:pPr>
-                    <w:pStyle w:val="Compact"/>
-                    <w:jc w:val="center"/>
-                  </w:pPr>
-                  <w:r>
-                    <w:t xml:space="preserve">64</w:t>
-                  </w:r>
-                </w:p>
-              </w:tc>
-              <w:tc>
-                <w:tcPr/>
-                <w:p>
-                  <w:pPr>
-                    <w:pStyle w:val="Compact"/>
-                    <w:jc w:val="center"/>
-                  </w:pPr>
-                  <w:r>
-                    <w:t xml:space="preserve">0.977756303038061</w:t>
-                  </w:r>
-                </w:p>
-              </w:tc>
-              <w:tc>
-                <w:tcPr/>
-                <w:p>
-                  <w:pPr>
-                    <w:pStyle w:val="Compact"/>
-                    <w:jc w:val="center"/>
-                  </w:pPr>
-                  <w:r>
-                    <w:t xml:space="preserve">-17.04</w:t>
+                    <w:t xml:space="preserve">0.811</w:t>
+                  </w:r>
+                </w:p>
+              </w:tc>
+              <w:tc>
+                <w:tcPr/>
+                <w:p>
+                  <w:pPr>
+                    <w:pStyle w:val="Compact"/>
+                    <w:jc w:val="center"/>
+                  </w:pPr>
+                  <w:r>
+                    <w:t xml:space="preserve">0.978</w:t>
+                  </w:r>
+                </w:p>
+              </w:tc>
+              <w:tc>
+                <w:tcPr/>
+                <w:p>
+                  <w:pPr>
+                    <w:pStyle w:val="Compact"/>
+                    <w:jc w:val="center"/>
+                  </w:pPr>
+                  <w:r>
+                    <w:t xml:space="preserve">-17</w:t>
                   </w:r>
                 </w:p>
               </w:tc>
@@ -21965,43 +19446,19 @@
                     <w:jc w:val="center"/>
                   </w:pPr>
                   <w:r>
-                    <w:t xml:space="preserve">1</w:t>
-                  </w:r>
-                </w:p>
-              </w:tc>
-              <w:tc>
-                <w:tcPr/>
-                <w:p>
-                  <w:pPr>
-                    <w:pStyle w:val="Compact"/>
-                    <w:jc w:val="center"/>
-                  </w:pPr>
-                  <w:r>
-                    <w:t xml:space="preserve">0.207228141968849</w:t>
-                  </w:r>
-                </w:p>
-              </w:tc>
-              <w:tc>
-                <w:tcPr/>
-                <w:p>
-                  <w:pPr>
-                    <w:pStyle w:val="Compact"/>
-                    <w:jc w:val="center"/>
-                  </w:pPr>
-                  <w:r>
-                    <w:t xml:space="preserve">64</w:t>
-                  </w:r>
-                </w:p>
-              </w:tc>
-              <w:tc>
-                <w:tcPr/>
-                <w:p>
-                  <w:pPr>
-                    <w:pStyle w:val="Compact"/>
-                    <w:jc w:val="center"/>
-                  </w:pPr>
-                  <w:r>
-                    <w:t xml:space="preserve">0.202946291651501</w:t>
+                    <w:t xml:space="preserve">0.207</w:t>
+                  </w:r>
+                </w:p>
+              </w:tc>
+              <w:tc>
+                <w:tcPr/>
+                <w:p>
+                  <w:pPr>
+                    <w:pStyle w:val="Compact"/>
+                    <w:jc w:val="center"/>
+                  </w:pPr>
+                  <w:r>
+                    <w:t xml:space="preserve">0.203</w:t>
                   </w:r>
                 </w:p>
               </w:tc>
@@ -22029,7 +19486,7 @@
               <w:pStyle w:val="ImageCaption"/>
             </w:pPr>
             <w:r>
-              <w:t xml:space="preserve">Table S4: Parameter estimates at</w:t>
+              <w:t xml:space="preserve">Table S5: Parameter estimates at</w:t>
             </w:r>
             <w:r>
               <w:t xml:space="preserve"> </w:t>
@@ -22078,7 +19535,7 @@
               <w:t xml:space="preserve">for the theophylline and warfarin datasets, with percent difference between the two estimates.</w:t>
             </w:r>
           </w:p>
-          <w:bookmarkEnd w:id="109"/>
+          <w:bookmarkEnd w:id="110"/>
         </w:tc>
       </w:tr>
     </w:tbl>
@@ -22103,7 +19560,7 @@
       <w:tr>
         <w:tc>
           <w:tcPr/>
-          <w:bookmarkStart w:id="110" w:name="supptbl-psis-ess"/>
+          <w:bookmarkStart w:id="111" w:name="supptbl-psis-ess"/>
           <w:tbl>
             <w:tblPr>
               <w:tblStyle w:val="Table"/>
@@ -22203,43 +19660,43 @@
                     <w:jc w:val="center"/>
                   </w:pPr>
                   <w:r>
-                    <w:t xml:space="preserve">1204.2</w:t>
-                  </w:r>
-                </w:p>
-              </w:tc>
-              <w:tc>
-                <w:tcPr/>
-                <w:p>
-                  <w:pPr>
-                    <w:pStyle w:val="Compact"/>
-                    <w:jc w:val="center"/>
-                  </w:pPr>
-                  <w:r>
-                    <w:t xml:space="preserve">1175.7</w:t>
-                  </w:r>
-                </w:p>
-              </w:tc>
-              <w:tc>
-                <w:tcPr/>
-                <w:p>
-                  <w:pPr>
-                    <w:pStyle w:val="Compact"/>
-                    <w:jc w:val="center"/>
-                  </w:pPr>
-                  <w:r>
-                    <w:t xml:space="preserve">174.7</w:t>
-                  </w:r>
-                </w:p>
-              </w:tc>
-              <w:tc>
-                <w:tcPr/>
-                <w:p>
-                  <w:pPr>
-                    <w:pStyle w:val="Compact"/>
-                    <w:jc w:val="center"/>
-                  </w:pPr>
-                  <w:r>
-                    <w:t xml:space="preserve">2846.5</w:t>
+                    <w:t xml:space="preserve">1200</w:t>
+                  </w:r>
+                </w:p>
+              </w:tc>
+              <w:tc>
+                <w:tcPr/>
+                <w:p>
+                  <w:pPr>
+                    <w:pStyle w:val="Compact"/>
+                    <w:jc w:val="center"/>
+                  </w:pPr>
+                  <w:r>
+                    <w:t xml:space="preserve">1180</w:t>
+                  </w:r>
+                </w:p>
+              </w:tc>
+              <w:tc>
+                <w:tcPr/>
+                <w:p>
+                  <w:pPr>
+                    <w:pStyle w:val="Compact"/>
+                    <w:jc w:val="center"/>
+                  </w:pPr>
+                  <w:r>
+                    <w:t xml:space="preserve">175</w:t>
+                  </w:r>
+                </w:p>
+              </w:tc>
+              <w:tc>
+                <w:tcPr/>
+                <w:p>
+                  <w:pPr>
+                    <w:pStyle w:val="Compact"/>
+                    <w:jc w:val="center"/>
+                  </w:pPr>
+                  <w:r>
+                    <w:t xml:space="preserve">2850</w:t>
                   </w:r>
                 </w:p>
               </w:tc>
@@ -22265,19 +19722,19 @@
                     <w:jc w:val="center"/>
                   </w:pPr>
                   <w:r>
-                    <w:t xml:space="preserve">1788.7</w:t>
-                  </w:r>
-                </w:p>
-              </w:tc>
-              <w:tc>
-                <w:tcPr/>
-                <w:p>
-                  <w:pPr>
-                    <w:pStyle w:val="Compact"/>
-                    <w:jc w:val="center"/>
-                  </w:pPr>
-                  <w:r>
-                    <w:t xml:space="preserve">1790.8</w:t>
+                    <w:t xml:space="preserve">1790</w:t>
+                  </w:r>
+                </w:p>
+              </w:tc>
+              <w:tc>
+                <w:tcPr/>
+                <w:p>
+                  <w:pPr>
+                    <w:pStyle w:val="Compact"/>
+                    <w:jc w:val="center"/>
+                  </w:pPr>
+                  <w:r>
+                    <w:t xml:space="preserve">1790</w:t>
                   </w:r>
                 </w:p>
               </w:tc>
@@ -22301,7 +19758,7 @@
                     <w:jc w:val="center"/>
                   </w:pPr>
                   <w:r>
-                    <w:t xml:space="preserve">3217</w:t>
+                    <w:t xml:space="preserve">3220</w:t>
                   </w:r>
                 </w:p>
               </w:tc>
@@ -22317,10 +19774,10 @@
               <w:pStyle w:val="ImageCaption"/>
             </w:pPr>
             <w:r>
-              <w:t xml:space="preserve">Table S5: Aggregate importance-sampling effective sample size by fit-quality arm.</w:t>
+              <w:t xml:space="preserve">Table S6: Aggregate importance-sampling effective sample size by fit-quality arm.</w:t>
             </w:r>
           </w:p>
-          <w:bookmarkEnd w:id="110"/>
+          <w:bookmarkEnd w:id="111"/>
         </w:tc>
       </w:tr>
     </w:tbl>
@@ -22345,7 +19802,7 @@
       <w:tr>
         <w:tc>
           <w:tcPr/>
-          <w:bookmarkStart w:id="111" w:name="supptbl-deltaofv-calibration"/>
+          <w:bookmarkStart w:id="112" w:name="supptbl-deltaofv-calibration"/>
           <w:tbl>
             <w:tblPr>
               <w:tblStyle w:val="Table"/>
@@ -22531,7 +19988,7 @@
                     <w:jc w:val="center"/>
                   </w:pPr>
                   <w:r>
-                    <w:t xml:space="preserve">0</w:t>
+                    <w:t xml:space="preserve">&lt;0.0001</w:t>
                   </w:r>
                 </w:p>
               </w:tc>
@@ -22559,7 +20016,7 @@
               <w:pStyle w:val="ImageCaption"/>
             </w:pPr>
             <w:r>
-              <w:t xml:space="preserve">Table S6:</w:t>
+              <w:t xml:space="preserve">Table S7:</w:t>
             </w:r>
             <w:r>
               <w:t xml:space="preserve"> </w:t>
@@ -22654,12 +20111,12 @@
               <w:t xml:space="preserve">for the strictly positive replicates, and empirical type-I error using the correct Self-Liang boundary-mixture cutoff.</w:t>
             </w:r>
           </w:p>
-          <w:bookmarkEnd w:id="111"/>
+          <w:bookmarkEnd w:id="112"/>
         </w:tc>
       </w:tr>
     </w:tbl>
-    <w:bookmarkEnd w:id="112"/>
     <w:bookmarkEnd w:id="113"/>
+    <w:bookmarkEnd w:id="114"/>
     <w:sectPr>
       <w:footnotePr>
         <w:numRestart w:val="eachSect"/>

--- a/manuscript_copyedited.docx
+++ b/manuscript_copyedited.docx
@@ -11822,13 +11822,13 @@
         <w:t xml:space="preserve">Supplementary Material</w:t>
       </w:r>
     </w:p>
-    <w:bookmarkStart w:id="105" w:name="supplementary-figures"/>
+    <w:bookmarkStart w:id="104" w:name="supplementary-tables"/>
     <w:p>
       <w:pPr>
         <w:pStyle w:val="Heading3"/>
       </w:pPr>
       <w:r>
-        <w:t xml:space="preserve">Supplementary Figures</w:t>
+        <w:t xml:space="preserve">Supplementary Tables</w:t>
       </w:r>
     </w:p>
     <w:tbl>
@@ -11844,219 +11844,7 @@
       <w:tr>
         <w:tc>
           <w:tcPr/>
-          <w:bookmarkStart w:id="100" w:name="suppfig-phase0-fixed-effects"/>
-          <w:p>
-            <w:pPr>
-              <w:pStyle w:val="Compact"/>
-              <w:jc w:val="center"/>
-            </w:pPr>
-            <w:r>
-              <w:drawing>
-                <wp:inline>
-                  <wp:extent cx="5334000" cy="2036618"/>
-                  <wp:effectExtent b="0" l="0" r="0" t="0"/>
-                  <wp:docPr descr="" title="" id="98" name="Picture"/>
-                  <a:graphic>
-                    <a:graphicData uri="http://schemas.openxmlformats.org/drawingml/2006/picture">
-                      <pic:pic>
-                        <pic:nvPicPr>
-                          <pic:cNvPr descr="publication/figures/fig_phase0_fixed_effects.png" id="99" name="Picture"/>
-                          <pic:cNvPicPr>
-                            <a:picLocks noChangeArrowheads="1" noChangeAspect="1"/>
-                          </pic:cNvPicPr>
-                        </pic:nvPicPr>
-                        <pic:blipFill>
-                          <a:blip r:embed="rId97"/>
-                          <a:stretch>
-                            <a:fillRect/>
-                          </a:stretch>
-                        </pic:blipFill>
-                        <pic:spPr bwMode="auto">
-                          <a:xfrm>
-                            <a:off x="0" y="0"/>
-                            <a:ext cx="5334000" cy="2036618"/>
-                          </a:xfrm>
-                          <a:prstGeom prst="rect">
-                            <a:avLst/>
-                          </a:prstGeom>
-                          <a:noFill/>
-                          <a:ln w="9525">
-                            <a:noFill/>
-                            <a:headEnd/>
-                            <a:tailEnd/>
-                          </a:ln>
-                        </pic:spPr>
-                      </pic:pic>
-                    </a:graphicData>
-                  </a:graphic>
-                </wp:inline>
-              </w:drawing>
-            </w:r>
-          </w:p>
-          <w:p>
-            <w:pPr>
-              <w:jc w:val="center"/>
-            </w:pPr>
-            <w:pPr>
-              <w:jc w:val="left"/>
-              <w:spacing w:before="200"/>
-              <w:pStyle w:val="ImageCaption"/>
-            </w:pPr>
-            <w:r>
-              <w:t xml:space="preserve">Figure S1: Structural fixed-effect and residual-error bias by</w:t>
-            </w:r>
-            <w:r>
-              <w:t xml:space="preserve"> </w:t>
-            </w:r>
-            <m:oMath>
-              <m:r>
-                <m:t>K</m:t>
-              </m:r>
-            </m:oMath>
-            <w:r>
-              <w:t xml:space="preserve">, shown separately for free and amortized posteriors in the Phase 0 Gaussian analysis. The dashed line marks zero bias; error bars show the standard error across replicates.</w:t>
-            </w:r>
-          </w:p>
-          <w:bookmarkEnd w:id="100"/>
-        </w:tc>
-      </w:tr>
-    </w:tbl>
-    <w:p>
-      <w:pPr>
-        <w:pStyle w:val="BodyText"/>
-      </w:pPr>
-      <w:r>
-        <w:t xml:space="preserve"> </w:t>
-      </w:r>
-    </w:p>
-    <w:tbl>
-      <w:tblPr>
-        <w:tblStyle w:val="Table"/>
-        <w:tblW w:type="pct" w:w="5000"/>
-        <w:tblLayout w:type="fixed"/>
-        <w:tblLook w:firstRow="0" w:lastRow="0" w:firstColumn="0" w:lastColumn="0" w:noHBand="0" w:noVBand="0" w:val="0000"/>
-      </w:tblPr>
-      <w:tblGrid>
-        <w:gridCol w:w="7920"/>
-      </w:tblGrid>
-      <w:tr>
-        <w:tc>
-          <w:tcPr/>
-          <w:bookmarkStart w:id="104" w:name="suppfig-phase1-fixed-effects"/>
-          <w:p>
-            <w:pPr>
-              <w:pStyle w:val="Compact"/>
-              <w:jc w:val="center"/>
-            </w:pPr>
-            <w:r>
-              <w:drawing>
-                <wp:inline>
-                  <wp:extent cx="5334000" cy="2540000"/>
-                  <wp:effectExtent b="0" l="0" r="0" t="0"/>
-                  <wp:docPr descr="" title="" id="102" name="Picture"/>
-                  <a:graphic>
-                    <a:graphicData uri="http://schemas.openxmlformats.org/drawingml/2006/picture">
-                      <pic:pic>
-                        <pic:nvPicPr>
-                          <pic:cNvPr descr="publication/figures/fig_phase1_grid_fixed_effects.png" id="103" name="Picture"/>
-                          <pic:cNvPicPr>
-                            <a:picLocks noChangeArrowheads="1" noChangeAspect="1"/>
-                          </pic:cNvPicPr>
-                        </pic:nvPicPr>
-                        <pic:blipFill>
-                          <a:blip r:embed="rId101"/>
-                          <a:stretch>
-                            <a:fillRect/>
-                          </a:stretch>
-                        </pic:blipFill>
-                        <pic:spPr bwMode="auto">
-                          <a:xfrm>
-                            <a:off x="0" y="0"/>
-                            <a:ext cx="5334000" cy="2540000"/>
-                          </a:xfrm>
-                          <a:prstGeom prst="rect">
-                            <a:avLst/>
-                          </a:prstGeom>
-                          <a:noFill/>
-                          <a:ln w="9525">
-                            <a:noFill/>
-                            <a:headEnd/>
-                            <a:tailEnd/>
-                          </a:ln>
-                        </pic:spPr>
-                      </pic:pic>
-                    </a:graphicData>
-                  </a:graphic>
-                </wp:inline>
-              </w:drawing>
-            </w:r>
-          </w:p>
-          <w:p>
-            <w:pPr>
-              <w:jc w:val="center"/>
-            </w:pPr>
-            <w:pPr>
-              <w:jc w:val="left"/>
-              <w:spacing w:before="200"/>
-              <w:pStyle w:val="ImageCaption"/>
-            </w:pPr>
-            <w:r>
-              <w:t xml:space="preserve">Figure S2: Structural fixed-effect and residual-error bias by</w:t>
-            </w:r>
-            <w:r>
-              <w:t xml:space="preserve"> </w:t>
-            </w:r>
-            <m:oMath>
-              <m:r>
-                <m:t>K</m:t>
-              </m:r>
-            </m:oMath>
-            <w:r>
-              <w:t xml:space="preserve"> </w:t>
-            </w:r>
-            <w:r>
-              <w:t xml:space="preserve">across the Phase 1 dense/sparse sampling designs and variational families. The figure complements the primary random-effect SD analysis by showing parameter-specific sensitivity to</w:t>
-            </w:r>
-            <w:r>
-              <w:t xml:space="preserve"> </w:t>
-            </w:r>
-            <m:oMath>
-              <m:r>
-                <m:t>K</m:t>
-              </m:r>
-            </m:oMath>
-            <w:r>
-              <w:t xml:space="preserve">.</w:t>
-            </w:r>
-          </w:p>
-          <w:bookmarkEnd w:id="104"/>
-        </w:tc>
-      </w:tr>
-    </w:tbl>
-    <w:bookmarkEnd w:id="105"/>
-    <w:bookmarkStart w:id="113" w:name="supplementary-tables"/>
-    <w:p>
-      <w:pPr>
-        <w:pStyle w:val="Heading3"/>
-      </w:pPr>
-      <w:r>
-        <w:t xml:space="preserve">Supplementary Tables</w:t>
-      </w:r>
-    </w:p>
-    <w:tbl>
-      <w:tblPr>
-        <w:tblStyle w:val="Table"/>
-        <w:tblW w:type="pct" w:w="5000"/>
-        <w:tblLayout w:type="fixed"/>
-        <w:tblLook w:firstRow="0" w:lastRow="0" w:firstColumn="0" w:lastColumn="0" w:noHBand="0" w:noVBand="0" w:val="0000"/>
-      </w:tblPr>
-      <w:tblGrid>
-        <w:gridCol w:w="7920"/>
-      </w:tblGrid>
-      <w:tr>
-        <w:tc>
-          <w:tcPr/>
-          <w:bookmarkStart w:id="106" w:name="supptbl-phase0-combined"/>
+          <w:bookmarkStart w:id="97" w:name="supptbl-phase0-combined"/>
           <w:tbl>
             <w:tblPr>
               <w:tblStyle w:val="Table"/>
@@ -13373,7 +13161,7 @@
               <w:t xml:space="preserve">. Values in parentheses are the standard deviation of relative bias across replicates.</w:t>
             </w:r>
           </w:p>
-          <w:bookmarkEnd w:id="106"/>
+          <w:bookmarkEnd w:id="97"/>
         </w:tc>
       </w:tr>
     </w:tbl>
@@ -13398,7 +13186,7 @@
       <w:tr>
         <w:tc>
           <w:tcPr/>
-          <w:bookmarkStart w:id="107" w:name="supptbl-phase1-dense"/>
+          <w:bookmarkStart w:id="98" w:name="supptbl-phase1-dense"/>
           <w:tbl>
             <w:tblPr>
               <w:tblStyle w:val="Table"/>
@@ -15563,7 +15351,7 @@
               <w:t xml:space="preserve">. Values are mean relative bias with the standard deviation across replicates in parentheses.</w:t>
             </w:r>
           </w:p>
-          <w:bookmarkEnd w:id="107"/>
+          <w:bookmarkEnd w:id="98"/>
         </w:tc>
       </w:tr>
     </w:tbl>
@@ -15588,7 +15376,7 @@
       <w:tr>
         <w:tc>
           <w:tcPr/>
-          <w:bookmarkStart w:id="108" w:name="supptbl-phase1-sparse"/>
+          <w:bookmarkStart w:id="99" w:name="supptbl-phase1-sparse"/>
           <w:tbl>
             <w:tblPr>
               <w:tblStyle w:val="Table"/>
@@ -17753,7 +17541,7 @@
               <w:t xml:space="preserve">. Values are mean relative bias with the standard deviation across replicates in parentheses.</w:t>
             </w:r>
           </w:p>
-          <w:bookmarkEnd w:id="108"/>
+          <w:bookmarkEnd w:id="99"/>
         </w:tc>
       </w:tr>
     </w:tbl>
@@ -17778,7 +17566,7 @@
       <w:tr>
         <w:tc>
           <w:tcPr/>
-          <w:bookmarkStart w:id="109" w:name="supptbl-phase1-q3-nonlinear"/>
+          <w:bookmarkStart w:id="100" w:name="supptbl-phase1-q3-nonlinear"/>
           <w:tbl>
             <w:tblPr>
               <w:tblStyle w:val="Table"/>
@@ -18351,7 +18139,7 @@
               <w:t xml:space="preserve">. Relative bias (%) is shown in parentheses; ground-truth values are provided for reference.</w:t>
             </w:r>
           </w:p>
-          <w:bookmarkEnd w:id="109"/>
+          <w:bookmarkEnd w:id="100"/>
         </w:tc>
       </w:tr>
     </w:tbl>
@@ -18376,7 +18164,7 @@
       <w:tr>
         <w:tc>
           <w:tcPr/>
-          <w:bookmarkStart w:id="110" w:name="supptbl-realdata-k1-vs-khigh"/>
+          <w:bookmarkStart w:id="101" w:name="supptbl-realdata-k1-vs-khigh"/>
           <w:tbl>
             <w:tblPr>
               <w:tblStyle w:val="Table"/>
@@ -19535,7 +19323,7 @@
               <w:t xml:space="preserve">for the theophylline and warfarin datasets, with percent difference between the two estimates.</w:t>
             </w:r>
           </w:p>
-          <w:bookmarkEnd w:id="110"/>
+          <w:bookmarkEnd w:id="101"/>
         </w:tc>
       </w:tr>
     </w:tbl>
@@ -19560,7 +19348,7 @@
       <w:tr>
         <w:tc>
           <w:tcPr/>
-          <w:bookmarkStart w:id="111" w:name="supptbl-psis-ess"/>
+          <w:bookmarkStart w:id="102" w:name="supptbl-psis-ess"/>
           <w:tbl>
             <w:tblPr>
               <w:tblStyle w:val="Table"/>
@@ -19777,7 +19565,7 @@
               <w:t xml:space="preserve">Table S6: Aggregate importance-sampling effective sample size by fit-quality arm.</w:t>
             </w:r>
           </w:p>
-          <w:bookmarkEnd w:id="111"/>
+          <w:bookmarkEnd w:id="102"/>
         </w:tc>
       </w:tr>
     </w:tbl>
@@ -19802,7 +19590,7 @@
       <w:tr>
         <w:tc>
           <w:tcPr/>
-          <w:bookmarkStart w:id="112" w:name="supptbl-deltaofv-calibration"/>
+          <w:bookmarkStart w:id="103" w:name="supptbl-deltaofv-calibration"/>
           <w:tbl>
             <w:tblPr>
               <w:tblStyle w:val="Table"/>
@@ -20109,6 +19897,218 @@
             </w:r>
             <w:r>
               <w:t xml:space="preserve">for the strictly positive replicates, and empirical type-I error using the correct Self-Liang boundary-mixture cutoff.</w:t>
+            </w:r>
+          </w:p>
+          <w:bookmarkEnd w:id="103"/>
+        </w:tc>
+      </w:tr>
+    </w:tbl>
+    <w:bookmarkEnd w:id="104"/>
+    <w:bookmarkStart w:id="113" w:name="supplementary-figures"/>
+    <w:p>
+      <w:pPr>
+        <w:pStyle w:val="Heading3"/>
+      </w:pPr>
+      <w:r>
+        <w:t xml:space="preserve">Supplementary Figures</w:t>
+      </w:r>
+    </w:p>
+    <w:tbl>
+      <w:tblPr>
+        <w:tblStyle w:val="Table"/>
+        <w:tblW w:type="pct" w:w="5000"/>
+        <w:tblLayout w:type="fixed"/>
+        <w:tblLook w:firstRow="0" w:lastRow="0" w:firstColumn="0" w:lastColumn="0" w:noHBand="0" w:noVBand="0" w:val="0000"/>
+      </w:tblPr>
+      <w:tblGrid>
+        <w:gridCol w:w="7920"/>
+      </w:tblGrid>
+      <w:tr>
+        <w:tc>
+          <w:tcPr/>
+          <w:bookmarkStart w:id="108" w:name="suppfig-phase0-fixed-effects"/>
+          <w:p>
+            <w:pPr>
+              <w:pStyle w:val="Compact"/>
+              <w:jc w:val="center"/>
+            </w:pPr>
+            <w:r>
+              <w:drawing>
+                <wp:inline>
+                  <wp:extent cx="5334000" cy="2036618"/>
+                  <wp:effectExtent b="0" l="0" r="0" t="0"/>
+                  <wp:docPr descr="" title="" id="106" name="Picture"/>
+                  <a:graphic>
+                    <a:graphicData uri="http://schemas.openxmlformats.org/drawingml/2006/picture">
+                      <pic:pic>
+                        <pic:nvPicPr>
+                          <pic:cNvPr descr="publication/figures/fig_phase0_fixed_effects.png" id="107" name="Picture"/>
+                          <pic:cNvPicPr>
+                            <a:picLocks noChangeArrowheads="1" noChangeAspect="1"/>
+                          </pic:cNvPicPr>
+                        </pic:nvPicPr>
+                        <pic:blipFill>
+                          <a:blip r:embed="rId105"/>
+                          <a:stretch>
+                            <a:fillRect/>
+                          </a:stretch>
+                        </pic:blipFill>
+                        <pic:spPr bwMode="auto">
+                          <a:xfrm>
+                            <a:off x="0" y="0"/>
+                            <a:ext cx="5334000" cy="2036618"/>
+                          </a:xfrm>
+                          <a:prstGeom prst="rect">
+                            <a:avLst/>
+                          </a:prstGeom>
+                          <a:noFill/>
+                          <a:ln w="9525">
+                            <a:noFill/>
+                            <a:headEnd/>
+                            <a:tailEnd/>
+                          </a:ln>
+                        </pic:spPr>
+                      </pic:pic>
+                    </a:graphicData>
+                  </a:graphic>
+                </wp:inline>
+              </w:drawing>
+            </w:r>
+          </w:p>
+          <w:p>
+            <w:pPr>
+              <w:jc w:val="center"/>
+            </w:pPr>
+            <w:pPr>
+              <w:jc w:val="left"/>
+              <w:spacing w:before="200"/>
+              <w:pStyle w:val="ImageCaption"/>
+            </w:pPr>
+            <w:r>
+              <w:t xml:space="preserve">Figure S1: Structural fixed-effect and residual-error bias by</w:t>
+            </w:r>
+            <w:r>
+              <w:t xml:space="preserve"> </w:t>
+            </w:r>
+            <m:oMath>
+              <m:r>
+                <m:t>K</m:t>
+              </m:r>
+            </m:oMath>
+            <w:r>
+              <w:t xml:space="preserve">, shown separately for free and amortized posteriors in the Phase 0 Gaussian analysis. The dashed line marks zero bias; error bars show the standard error across replicates.</w:t>
+            </w:r>
+          </w:p>
+          <w:bookmarkEnd w:id="108"/>
+        </w:tc>
+      </w:tr>
+    </w:tbl>
+    <w:p>
+      <w:pPr>
+        <w:pStyle w:val="BodyText"/>
+      </w:pPr>
+      <w:r>
+        <w:t xml:space="preserve"> </w:t>
+      </w:r>
+    </w:p>
+    <w:tbl>
+      <w:tblPr>
+        <w:tblStyle w:val="Table"/>
+        <w:tblW w:type="pct" w:w="5000"/>
+        <w:tblLayout w:type="fixed"/>
+        <w:tblLook w:firstRow="0" w:lastRow="0" w:firstColumn="0" w:lastColumn="0" w:noHBand="0" w:noVBand="0" w:val="0000"/>
+      </w:tblPr>
+      <w:tblGrid>
+        <w:gridCol w:w="7920"/>
+      </w:tblGrid>
+      <w:tr>
+        <w:tc>
+          <w:tcPr/>
+          <w:bookmarkStart w:id="112" w:name="suppfig-phase1-fixed-effects"/>
+          <w:p>
+            <w:pPr>
+              <w:pStyle w:val="Compact"/>
+              <w:jc w:val="center"/>
+            </w:pPr>
+            <w:r>
+              <w:drawing>
+                <wp:inline>
+                  <wp:extent cx="5334000" cy="2540000"/>
+                  <wp:effectExtent b="0" l="0" r="0" t="0"/>
+                  <wp:docPr descr="" title="" id="110" name="Picture"/>
+                  <a:graphic>
+                    <a:graphicData uri="http://schemas.openxmlformats.org/drawingml/2006/picture">
+                      <pic:pic>
+                        <pic:nvPicPr>
+                          <pic:cNvPr descr="publication/figures/fig_phase1_grid_fixed_effects.png" id="111" name="Picture"/>
+                          <pic:cNvPicPr>
+                            <a:picLocks noChangeArrowheads="1" noChangeAspect="1"/>
+                          </pic:cNvPicPr>
+                        </pic:nvPicPr>
+                        <pic:blipFill>
+                          <a:blip r:embed="rId109"/>
+                          <a:stretch>
+                            <a:fillRect/>
+                          </a:stretch>
+                        </pic:blipFill>
+                        <pic:spPr bwMode="auto">
+                          <a:xfrm>
+                            <a:off x="0" y="0"/>
+                            <a:ext cx="5334000" cy="2540000"/>
+                          </a:xfrm>
+                          <a:prstGeom prst="rect">
+                            <a:avLst/>
+                          </a:prstGeom>
+                          <a:noFill/>
+                          <a:ln w="9525">
+                            <a:noFill/>
+                            <a:headEnd/>
+                            <a:tailEnd/>
+                          </a:ln>
+                        </pic:spPr>
+                      </pic:pic>
+                    </a:graphicData>
+                  </a:graphic>
+                </wp:inline>
+              </w:drawing>
+            </w:r>
+          </w:p>
+          <w:p>
+            <w:pPr>
+              <w:jc w:val="center"/>
+            </w:pPr>
+            <w:pPr>
+              <w:jc w:val="left"/>
+              <w:spacing w:before="200"/>
+              <w:pStyle w:val="ImageCaption"/>
+            </w:pPr>
+            <w:r>
+              <w:t xml:space="preserve">Figure S2: Structural fixed-effect and residual-error bias by</w:t>
+            </w:r>
+            <w:r>
+              <w:t xml:space="preserve"> </w:t>
+            </w:r>
+            <m:oMath>
+              <m:r>
+                <m:t>K</m:t>
+              </m:r>
+            </m:oMath>
+            <w:r>
+              <w:t xml:space="preserve"> </w:t>
+            </w:r>
+            <w:r>
+              <w:t xml:space="preserve">across the Phase 1 dense/sparse sampling designs and variational families. The figure complements the primary random-effect SD analysis by showing parameter-specific sensitivity to</w:t>
+            </w:r>
+            <w:r>
+              <w:t xml:space="preserve"> </w:t>
+            </w:r>
+            <m:oMath>
+              <m:r>
+                <m:t>K</m:t>
+              </m:r>
+            </m:oMath>
+            <w:r>
+              <w:t xml:space="preserve">.</w:t>
             </w:r>
           </w:p>
           <w:bookmarkEnd w:id="112"/>

--- a/manuscript_copyedited.docx
+++ b/manuscript_copyedited.docx
@@ -11991,7 +11991,7 @@
                     <w:jc w:val="center"/>
                   </w:pPr>
                   <w:r>
-                    <w:t xml:space="preserve">Structural fixed effect</w:t>
+                    <w:t xml:space="preserve">Fixed effect</w:t>
                   </w:r>
                 </w:p>
               </w:tc>
@@ -12070,7 +12070,7 @@
                     <w:jc w:val="center"/>
                   </w:pPr>
                   <w:r>
-                    <w:t xml:space="preserve">Structural fixed effect</w:t>
+                    <w:t xml:space="preserve">Fixed effect</w:t>
                   </w:r>
                 </w:p>
               </w:tc>
@@ -12146,7 +12146,7 @@
                     <w:jc w:val="center"/>
                   </w:pPr>
                   <w:r>
-                    <w:t xml:space="preserve">Structural fixed effect</w:t>
+                    <w:t xml:space="preserve">Fixed effect</w:t>
                   </w:r>
                 </w:p>
               </w:tc>
@@ -12231,7 +12231,7 @@
                     <w:jc w:val="center"/>
                   </w:pPr>
                   <w:r>
-                    <w:t xml:space="preserve">Residual variability</w:t>
+                    <w:t xml:space="preserve">RUV</w:t>
                   </w:r>
                 </w:p>
               </w:tc>
@@ -12307,7 +12307,7 @@
                     <w:jc w:val="center"/>
                   </w:pPr>
                   <w:r>
-                    <w:t xml:space="preserve">BSV SD</w:t>
+                    <w:t xml:space="preserve">BSV</w:t>
                   </w:r>
                 </w:p>
               </w:tc>
@@ -12395,7 +12395,7 @@
                     <w:jc w:val="center"/>
                   </w:pPr>
                   <w:r>
-                    <w:t xml:space="preserve">BSV SD</w:t>
+                    <w:t xml:space="preserve">BSV</w:t>
                   </w:r>
                 </w:p>
               </w:tc>
@@ -12480,7 +12480,7 @@
                     <w:jc w:val="center"/>
                   </w:pPr>
                   <w:r>
-                    <w:t xml:space="preserve">BSV SD</w:t>
+                    <w:t xml:space="preserve">BSV</w:t>
                   </w:r>
                 </w:p>
               </w:tc>
@@ -12574,7 +12574,7 @@
                     <w:jc w:val="center"/>
                   </w:pPr>
                   <w:r>
-                    <w:t xml:space="preserve">Structural fixed effect</w:t>
+                    <w:t xml:space="preserve">Fixed effect</w:t>
                   </w:r>
                 </w:p>
               </w:tc>
@@ -12653,7 +12653,7 @@
                     <w:jc w:val="center"/>
                   </w:pPr>
                   <w:r>
-                    <w:t xml:space="preserve">Structural fixed effect</w:t>
+                    <w:t xml:space="preserve">Fixed effect</w:t>
                   </w:r>
                 </w:p>
               </w:tc>
@@ -12729,7 +12729,7 @@
                     <w:jc w:val="center"/>
                   </w:pPr>
                   <w:r>
-                    <w:t xml:space="preserve">Structural fixed effect</w:t>
+                    <w:t xml:space="preserve">Fixed effect</w:t>
                   </w:r>
                 </w:p>
               </w:tc>
@@ -12814,7 +12814,7 @@
                     <w:jc w:val="center"/>
                   </w:pPr>
                   <w:r>
-                    <w:t xml:space="preserve">Residual variability</w:t>
+                    <w:t xml:space="preserve">RUV</w:t>
                   </w:r>
                 </w:p>
               </w:tc>
@@ -12890,7 +12890,7 @@
                     <w:jc w:val="center"/>
                   </w:pPr>
                   <w:r>
-                    <w:t xml:space="preserve">BSV SD</w:t>
+                    <w:t xml:space="preserve">BSV</w:t>
                   </w:r>
                 </w:p>
               </w:tc>
@@ -12978,7 +12978,7 @@
                     <w:jc w:val="center"/>
                   </w:pPr>
                   <w:r>
-                    <w:t xml:space="preserve">BSV SD</w:t>
+                    <w:t xml:space="preserve">BSV</w:t>
                   </w:r>
                 </w:p>
               </w:tc>
@@ -13063,7 +13063,7 @@
                     <w:jc w:val="center"/>
                   </w:pPr>
                   <w:r>
-                    <w:t xml:space="preserve">BSV SD</w:t>
+                    <w:t xml:space="preserve">BSV</w:t>
                   </w:r>
                 </w:p>
               </w:tc>
@@ -13147,18 +13147,15 @@
               <w:pStyle w:val="ImageCaption"/>
             </w:pPr>
             <w:r>
-              <w:t xml:space="preserve">Table S1: Mean relative bias (%) in structural fixed effects, residual variability, and random-effect standard deviations by posterior architecture and</w:t>
-            </w:r>
-            <w:r>
-              <w:t xml:space="preserve"> </w:t>
+              <w:t xml:space="preserve">Table S1: Values are mean relative bias (%) with the standard deviation across replicates in parentheses. BSV, between-subject variability; RUV, residual unexplained variability. BSV parameters (</w:t>
             </w:r>
             <m:oMath>
               <m:r>
-                <m:t>K</m:t>
+                <m:t>ω</m:t>
               </m:r>
             </m:oMath>
             <w:r>
-              <w:t xml:space="preserve">. Values in parentheses are the standard deviation of relative bias across replicates.</w:t>
+              <w:t xml:space="preserve">) are reported as standard deviations.</w:t>
             </w:r>
           </w:p>
           <w:bookmarkEnd w:id="97"/>
@@ -13358,7 +13355,7 @@
                     <w:jc w:val="center"/>
                   </w:pPr>
                   <w:r>
-                    <w:t xml:space="preserve">Structural fixed effect</w:t>
+                    <w:t xml:space="preserve">Fixed effect</w:t>
                   </w:r>
                 </w:p>
               </w:tc>
@@ -13449,7 +13446,7 @@
                     <w:jc w:val="center"/>
                   </w:pPr>
                   <w:r>
-                    <w:t xml:space="preserve">Structural fixed effect</w:t>
+                    <w:t xml:space="preserve">Fixed effect</w:t>
                   </w:r>
                 </w:p>
               </w:tc>
@@ -13537,7 +13534,7 @@
                     <w:jc w:val="center"/>
                   </w:pPr>
                   <w:r>
-                    <w:t xml:space="preserve">Structural fixed effect</w:t>
+                    <w:t xml:space="preserve">Fixed effect</w:t>
                   </w:r>
                 </w:p>
               </w:tc>
@@ -13634,7 +13631,7 @@
                     <w:jc w:val="center"/>
                   </w:pPr>
                   <w:r>
-                    <w:t xml:space="preserve">Residual variability</w:t>
+                    <w:t xml:space="preserve">RUV</w:t>
                   </w:r>
                 </w:p>
               </w:tc>
@@ -13722,7 +13719,7 @@
                     <w:jc w:val="center"/>
                   </w:pPr>
                   <w:r>
-                    <w:t xml:space="preserve">BSV SD</w:t>
+                    <w:t xml:space="preserve">BSV</w:t>
                   </w:r>
                 </w:p>
               </w:tc>
@@ -13822,7 +13819,7 @@
                     <w:jc w:val="center"/>
                   </w:pPr>
                   <w:r>
-                    <w:t xml:space="preserve">BSV SD</w:t>
+                    <w:t xml:space="preserve">BSV</w:t>
                   </w:r>
                 </w:p>
               </w:tc>
@@ -13919,7 +13916,7 @@
                     <w:jc w:val="center"/>
                   </w:pPr>
                   <w:r>
-                    <w:t xml:space="preserve">BSV SD</w:t>
+                    <w:t xml:space="preserve">BSV</w:t>
                   </w:r>
                 </w:p>
               </w:tc>
@@ -14025,7 +14022,7 @@
                     <w:jc w:val="center"/>
                   </w:pPr>
                   <w:r>
-                    <w:t xml:space="preserve">Structural fixed effect</w:t>
+                    <w:t xml:space="preserve">Fixed effect</w:t>
                   </w:r>
                 </w:p>
               </w:tc>
@@ -14116,7 +14113,7 @@
                     <w:jc w:val="center"/>
                   </w:pPr>
                   <w:r>
-                    <w:t xml:space="preserve">Structural fixed effect</w:t>
+                    <w:t xml:space="preserve">Fixed effect</w:t>
                   </w:r>
                 </w:p>
               </w:tc>
@@ -14204,7 +14201,7 @@
                     <w:jc w:val="center"/>
                   </w:pPr>
                   <w:r>
-                    <w:t xml:space="preserve">Structural fixed effect</w:t>
+                    <w:t xml:space="preserve">Fixed effect</w:t>
                   </w:r>
                 </w:p>
               </w:tc>
@@ -14301,7 +14298,7 @@
                     <w:jc w:val="center"/>
                   </w:pPr>
                   <w:r>
-                    <w:t xml:space="preserve">Residual variability</w:t>
+                    <w:t xml:space="preserve">RUV</w:t>
                   </w:r>
                 </w:p>
               </w:tc>
@@ -14389,7 +14386,7 @@
                     <w:jc w:val="center"/>
                   </w:pPr>
                   <w:r>
-                    <w:t xml:space="preserve">BSV SD</w:t>
+                    <w:t xml:space="preserve">BSV</w:t>
                   </w:r>
                 </w:p>
               </w:tc>
@@ -14489,7 +14486,7 @@
                     <w:jc w:val="center"/>
                   </w:pPr>
                   <w:r>
-                    <w:t xml:space="preserve">BSV SD</w:t>
+                    <w:t xml:space="preserve">BSV</w:t>
                   </w:r>
                 </w:p>
               </w:tc>
@@ -14586,7 +14583,7 @@
                     <w:jc w:val="center"/>
                   </w:pPr>
                   <w:r>
-                    <w:t xml:space="preserve">BSV SD</w:t>
+                    <w:t xml:space="preserve">BSV</w:t>
                   </w:r>
                 </w:p>
               </w:tc>
@@ -14692,7 +14689,7 @@
                     <w:jc w:val="center"/>
                   </w:pPr>
                   <w:r>
-                    <w:t xml:space="preserve">Structural fixed effect</w:t>
+                    <w:t xml:space="preserve">Fixed effect</w:t>
                   </w:r>
                 </w:p>
               </w:tc>
@@ -14783,7 +14780,7 @@
                     <w:jc w:val="center"/>
                   </w:pPr>
                   <w:r>
-                    <w:t xml:space="preserve">Structural fixed effect</w:t>
+                    <w:t xml:space="preserve">Fixed effect</w:t>
                   </w:r>
                 </w:p>
               </w:tc>
@@ -14871,7 +14868,7 @@
                     <w:jc w:val="center"/>
                   </w:pPr>
                   <w:r>
-                    <w:t xml:space="preserve">Structural fixed effect</w:t>
+                    <w:t xml:space="preserve">Fixed effect</w:t>
                   </w:r>
                 </w:p>
               </w:tc>
@@ -14968,7 +14965,7 @@
                     <w:jc w:val="center"/>
                   </w:pPr>
                   <w:r>
-                    <w:t xml:space="preserve">Residual variability</w:t>
+                    <w:t xml:space="preserve">RUV</w:t>
                   </w:r>
                 </w:p>
               </w:tc>
@@ -15056,7 +15053,7 @@
                     <w:jc w:val="center"/>
                   </w:pPr>
                   <w:r>
-                    <w:t xml:space="preserve">BSV SD</w:t>
+                    <w:t xml:space="preserve">BSV</w:t>
                   </w:r>
                 </w:p>
               </w:tc>
@@ -15156,7 +15153,7 @@
                     <w:jc w:val="center"/>
                   </w:pPr>
                   <w:r>
-                    <w:t xml:space="preserve">BSV SD</w:t>
+                    <w:t xml:space="preserve">BSV</w:t>
                   </w:r>
                 </w:p>
               </w:tc>
@@ -15253,7 +15250,7 @@
                     <w:jc w:val="center"/>
                   </w:pPr>
                   <w:r>
-                    <w:t xml:space="preserve">BSV SD</w:t>
+                    <w:t xml:space="preserve">BSV</w:t>
                   </w:r>
                 </w:p>
               </w:tc>
@@ -15337,18 +15334,15 @@
               <w:pStyle w:val="ImageCaption"/>
             </w:pPr>
             <w:r>
-              <w:t xml:space="preserve">Table S2: Mean relative bias (%) in structural fixed effects, residual variability, and random-effect standard deviations for the dense Phase 1 sampling design, by posterior architecture, variational family, and</w:t>
-            </w:r>
-            <w:r>
-              <w:t xml:space="preserve"> </w:t>
+              <w:t xml:space="preserve">Table S2: Values are mean relative bias (%) with the standard deviation across replicates in parentheses. BSV, between-subject variability; RUV, residual unexplained variability. BSV parameters (</w:t>
             </w:r>
             <m:oMath>
               <m:r>
-                <m:t>K</m:t>
+                <m:t>ω</m:t>
               </m:r>
             </m:oMath>
             <w:r>
-              <w:t xml:space="preserve">. Values are mean relative bias with the standard deviation across replicates in parentheses.</w:t>
+              <w:t xml:space="preserve">) are reported as standard deviations.</w:t>
             </w:r>
           </w:p>
           <w:bookmarkEnd w:id="98"/>
@@ -15548,7 +15542,7 @@
                     <w:jc w:val="center"/>
                   </w:pPr>
                   <w:r>
-                    <w:t xml:space="preserve">Structural fixed effect</w:t>
+                    <w:t xml:space="preserve">Fixed effect</w:t>
                   </w:r>
                 </w:p>
               </w:tc>
@@ -15639,7 +15633,7 @@
                     <w:jc w:val="center"/>
                   </w:pPr>
                   <w:r>
-                    <w:t xml:space="preserve">Structural fixed effect</w:t>
+                    <w:t xml:space="preserve">Fixed effect</w:t>
                   </w:r>
                 </w:p>
               </w:tc>
@@ -15727,7 +15721,7 @@
                     <w:jc w:val="center"/>
                   </w:pPr>
                   <w:r>
-                    <w:t xml:space="preserve">Structural fixed effect</w:t>
+                    <w:t xml:space="preserve">Fixed effect</w:t>
                   </w:r>
                 </w:p>
               </w:tc>
@@ -15824,7 +15818,7 @@
                     <w:jc w:val="center"/>
                   </w:pPr>
                   <w:r>
-                    <w:t xml:space="preserve">Residual variability</w:t>
+                    <w:t xml:space="preserve">RUV</w:t>
                   </w:r>
                 </w:p>
               </w:tc>
@@ -15912,7 +15906,7 @@
                     <w:jc w:val="center"/>
                   </w:pPr>
                   <w:r>
-                    <w:t xml:space="preserve">BSV SD</w:t>
+                    <w:t xml:space="preserve">BSV</w:t>
                   </w:r>
                 </w:p>
               </w:tc>
@@ -16012,7 +16006,7 @@
                     <w:jc w:val="center"/>
                   </w:pPr>
                   <w:r>
-                    <w:t xml:space="preserve">BSV SD</w:t>
+                    <w:t xml:space="preserve">BSV</w:t>
                   </w:r>
                 </w:p>
               </w:tc>
@@ -16109,7 +16103,7 @@
                     <w:jc w:val="center"/>
                   </w:pPr>
                   <w:r>
-                    <w:t xml:space="preserve">BSV SD</w:t>
+                    <w:t xml:space="preserve">BSV</w:t>
                   </w:r>
                 </w:p>
               </w:tc>
@@ -16215,7 +16209,7 @@
                     <w:jc w:val="center"/>
                   </w:pPr>
                   <w:r>
-                    <w:t xml:space="preserve">Structural fixed effect</w:t>
+                    <w:t xml:space="preserve">Fixed effect</w:t>
                   </w:r>
                 </w:p>
               </w:tc>
@@ -16306,7 +16300,7 @@
                     <w:jc w:val="center"/>
                   </w:pPr>
                   <w:r>
-                    <w:t xml:space="preserve">Structural fixed effect</w:t>
+                    <w:t xml:space="preserve">Fixed effect</w:t>
                   </w:r>
                 </w:p>
               </w:tc>
@@ -16394,7 +16388,7 @@
                     <w:jc w:val="center"/>
                   </w:pPr>
                   <w:r>
-                    <w:t xml:space="preserve">Structural fixed effect</w:t>
+                    <w:t xml:space="preserve">Fixed effect</w:t>
                   </w:r>
                 </w:p>
               </w:tc>
@@ -16491,7 +16485,7 @@
                     <w:jc w:val="center"/>
                   </w:pPr>
                   <w:r>
-                    <w:t xml:space="preserve">Residual variability</w:t>
+                    <w:t xml:space="preserve">RUV</w:t>
                   </w:r>
                 </w:p>
               </w:tc>
@@ -16579,7 +16573,7 @@
                     <w:jc w:val="center"/>
                   </w:pPr>
                   <w:r>
-                    <w:t xml:space="preserve">BSV SD</w:t>
+                    <w:t xml:space="preserve">BSV</w:t>
                   </w:r>
                 </w:p>
               </w:tc>
@@ -16679,7 +16673,7 @@
                     <w:jc w:val="center"/>
                   </w:pPr>
                   <w:r>
-                    <w:t xml:space="preserve">BSV SD</w:t>
+                    <w:t xml:space="preserve">BSV</w:t>
                   </w:r>
                 </w:p>
               </w:tc>
@@ -16776,7 +16770,7 @@
                     <w:jc w:val="center"/>
                   </w:pPr>
                   <w:r>
-                    <w:t xml:space="preserve">BSV SD</w:t>
+                    <w:t xml:space="preserve">BSV</w:t>
                   </w:r>
                 </w:p>
               </w:tc>
@@ -16882,7 +16876,7 @@
                     <w:jc w:val="center"/>
                   </w:pPr>
                   <w:r>
-                    <w:t xml:space="preserve">Structural fixed effect</w:t>
+                    <w:t xml:space="preserve">Fixed effect</w:t>
                   </w:r>
                 </w:p>
               </w:tc>
@@ -16973,7 +16967,7 @@
                     <w:jc w:val="center"/>
                   </w:pPr>
                   <w:r>
-                    <w:t xml:space="preserve">Structural fixed effect</w:t>
+                    <w:t xml:space="preserve">Fixed effect</w:t>
                   </w:r>
                 </w:p>
               </w:tc>
@@ -17061,7 +17055,7 @@
                     <w:jc w:val="center"/>
                   </w:pPr>
                   <w:r>
-                    <w:t xml:space="preserve">Structural fixed effect</w:t>
+                    <w:t xml:space="preserve">Fixed effect</w:t>
                   </w:r>
                 </w:p>
               </w:tc>
@@ -17158,7 +17152,7 @@
                     <w:jc w:val="center"/>
                   </w:pPr>
                   <w:r>
-                    <w:t xml:space="preserve">Residual variability</w:t>
+                    <w:t xml:space="preserve">RUV</w:t>
                   </w:r>
                 </w:p>
               </w:tc>
@@ -17246,7 +17240,7 @@
                     <w:jc w:val="center"/>
                   </w:pPr>
                   <w:r>
-                    <w:t xml:space="preserve">BSV SD</w:t>
+                    <w:t xml:space="preserve">BSV</w:t>
                   </w:r>
                 </w:p>
               </w:tc>
@@ -17346,7 +17340,7 @@
                     <w:jc w:val="center"/>
                   </w:pPr>
                   <w:r>
-                    <w:t xml:space="preserve">BSV SD</w:t>
+                    <w:t xml:space="preserve">BSV</w:t>
                   </w:r>
                 </w:p>
               </w:tc>
@@ -17443,7 +17437,7 @@
                     <w:jc w:val="center"/>
                   </w:pPr>
                   <w:r>
-                    <w:t xml:space="preserve">BSV SD</w:t>
+                    <w:t xml:space="preserve">BSV</w:t>
                   </w:r>
                 </w:p>
               </w:tc>
@@ -17527,18 +17521,15 @@
               <w:pStyle w:val="ImageCaption"/>
             </w:pPr>
             <w:r>
-              <w:t xml:space="preserve">Table S3: Mean relative bias (%) in structural fixed effects, residual variability, and random-effect standard deviations for the sparse Phase 1 sampling design, by posterior architecture, variational family, and</w:t>
-            </w:r>
-            <w:r>
-              <w:t xml:space="preserve"> </w:t>
+              <w:t xml:space="preserve">Table S3: Values are mean relative bias (%) with the standard deviation across replicates in parentheses. BSV, between-subject variability; RUV, residual unexplained variability. BSV parameters (</w:t>
             </w:r>
             <m:oMath>
               <m:r>
-                <m:t>K</m:t>
+                <m:t>ω</m:t>
               </m:r>
             </m:oMath>
             <w:r>
-              <w:t xml:space="preserve">. Values are mean relative bias with the standard deviation across replicates in parentheses.</w:t>
+              <w:t xml:space="preserve">) are reported as standard deviations.</w:t>
             </w:r>
           </w:p>
           <w:bookmarkEnd w:id="99"/>

--- a/manuscript_copyedited.docx
+++ b/manuscript_copyedited.docx
@@ -463,23 +463,6 @@
           </m:sub>
         </m:sSub>
       </m:oMath>
-      <w:r>
-        <w:t xml:space="preserve"> </w:t>
-      </w:r>
-      <w:r>
-        <w:t xml:space="preserve">as in</w:t>
-      </w:r>
-      <w:r>
-        <w:t xml:space="preserve"> </w:t>
-      </w:r>
-      <w:hyperlink w:anchor="eq-residual-error">
-        <w:r>
-          <w:rPr>
-            <w:rStyle w:val="Hyperlink"/>
-          </w:rPr>
-          <w:t xml:space="preserve">Equation 1</w:t>
-        </w:r>
-      </w:hyperlink>
       <w:r>
         <w:t xml:space="preserve">:</w:t>
       </w:r>
@@ -703,18 +686,7 @@
         <w:t xml:space="preserve"> </w:t>
       </w:r>
       <w:r>
-        <w:t xml:space="preserve">on the log scale (</w:t>
-      </w:r>
-      <w:hyperlink w:anchor="eq-log-residual-error">
-        <w:r>
-          <w:rPr>
-            <w:rStyle w:val="Hyperlink"/>
-          </w:rPr>
-          <w:t xml:space="preserve">Equation 2</w:t>
-        </w:r>
-      </w:hyperlink>
-      <w:r>
-        <w:t xml:space="preserve">):</w:t>
+        <w:t xml:space="preserve">on the log scale:</w:t>
       </w:r>
     </w:p>
     <w:p>
@@ -901,18 +873,7 @@
         <w:t xml:space="preserve"> </w:t>
       </w:r>
       <w:r>
-        <w:t xml:space="preserve">log-normal population model (</w:t>
-      </w:r>
-      <w:hyperlink w:anchor="eq-population-model">
-        <w:r>
-          <w:rPr>
-            <w:rStyle w:val="Hyperlink"/>
-          </w:rPr>
-          <w:t xml:space="preserve">Equation 3</w:t>
-        </w:r>
-      </w:hyperlink>
-      <w:r>
-        <w:t xml:space="preserve">),</w:t>
+        <w:t xml:space="preserve">log-normal population model,</w:t>
       </w:r>
     </w:p>
     <w:p>
@@ -1351,24 +1312,7 @@
         <w:t xml:space="preserve"> </w:t>
       </w:r>
       <w:r>
-        <w:t xml:space="preserve">integrating the random effects out of the joint density</w:t>
-      </w:r>
-      <w:r>
-        <w:t xml:space="preserve"> </w:t>
-      </w:r>
-      <w:r>
-        <w:t xml:space="preserve">(</w:t>
-      </w:r>
-      <w:hyperlink w:anchor="eq-marginal-likelihood">
-        <w:r>
-          <w:rPr>
-            <w:rStyle w:val="Hyperlink"/>
-          </w:rPr>
-          <w:t xml:space="preserve">Equation 4</w:t>
-        </w:r>
-      </w:hyperlink>
-      <w:r>
-        <w:t xml:space="preserve">),</w:t>
+        <w:t xml:space="preserve">integrating the random effects out of the joint density,</w:t>
       </w:r>
     </w:p>
     <w:p>
@@ -1689,21 +1633,7 @@
         <w:t xml:space="preserve"> </w:t>
       </w:r>
       <w:r>
-        <w:t xml:space="preserve">standard evidence lower bound (ELBO) satisfies</w:t>
-      </w:r>
-      <w:r>
-        <w:t xml:space="preserve"> </w:t>
-      </w:r>
-      <w:hyperlink w:anchor="eq-elbo">
-        <w:r>
-          <w:rPr>
-            <w:rStyle w:val="Hyperlink"/>
-          </w:rPr>
-          <w:t xml:space="preserve">Equation 5</w:t>
-        </w:r>
-      </w:hyperlink>
-      <w:r>
-        <w:t xml:space="preserve">:</w:t>
+        <w:t xml:space="preserve">standard evidence lower bound (ELBO) satisfies:</w:t>
       </w:r>
     </w:p>
     <w:p>
@@ -2327,20 +2257,6 @@
       <w:r>
         <w:t xml:space="preserve">(Burda, Grosse, and Salakhutdinov 2016)</w:t>
       </w:r>
-      <w:r>
-        <w:t xml:space="preserve">, defined in</w:t>
-      </w:r>
-      <w:r>
-        <w:t xml:space="preserve"> </w:t>
-      </w:r>
-      <w:hyperlink w:anchor="eq-iw-elbo">
-        <w:r>
-          <w:rPr>
-            <w:rStyle w:val="Hyperlink"/>
-          </w:rPr>
-          <w:t xml:space="preserve">Equation 6</w:t>
-        </w:r>
-      </w:hyperlink>
       <w:r>
         <w:t xml:space="preserve">:</w:t>
       </w:r>
@@ -3639,18 +3555,7 @@
         <w:t xml:space="preserve"> </w:t>
       </w:r>
       <w:r>
-        <w:t xml:space="preserve">posterior’s parameters (</w:t>
-      </w:r>
-      <w:hyperlink w:anchor="eq-flow-density">
-        <w:r>
-          <w:rPr>
-            <w:rStyle w:val="Hyperlink"/>
-          </w:rPr>
-          <w:t xml:space="preserve">Equation 7</w:t>
-        </w:r>
-      </w:hyperlink>
-      <w:r>
-        <w:t xml:space="preserve">),</w:t>
+        <w:t xml:space="preserve">posterior’s parameters,</w:t>
       </w:r>
     </w:p>
     <w:p>
@@ -4312,18 +4217,7 @@
         <w:t xml:space="preserve"> </w:t>
       </w:r>
       <w:r>
-        <w:t xml:space="preserve">saturable, Michaelis-Menten elimination (</w:t>
-      </w:r>
-      <w:hyperlink w:anchor="eq-michaelis-menten">
-        <w:r>
-          <w:rPr>
-            <w:rStyle w:val="Hyperlink"/>
-          </w:rPr>
-          <w:t xml:space="preserve">Equation 8</w:t>
-        </w:r>
-      </w:hyperlink>
-      <w:r>
-        <w:t xml:space="preserve">),</w:t>
+        <w:t xml:space="preserve">saturable, Michaelis-Menten elimination,</w:t>
       </w:r>
     </w:p>
     <w:p>
@@ -5211,21 +5105,7 @@
         <w:t xml:space="preserve"> </w:t>
       </w:r>
       <w:r>
-        <w:t xml:space="preserve">empirical distribution of</w:t>
-      </w:r>
-      <w:r>
-        <w:t xml:space="preserve"> </w:t>
-      </w:r>
-      <w:hyperlink w:anchor="eq-delta-ofv">
-        <w:r>
-          <w:rPr>
-            <w:rStyle w:val="Hyperlink"/>
-          </w:rPr>
-          <w:t xml:space="preserve">Equation 9</w:t>
-        </w:r>
-      </w:hyperlink>
-      <w:r>
-        <w:t xml:space="preserve">,</w:t>
+        <w:t xml:space="preserve">empirical distribution,</w:t>
       </w:r>
     </w:p>
     <w:p>
@@ -5462,23 +5342,6 @@
       <w:r>
         <w:t xml:space="preserve">(Self and Liang 1987)</w:t>
       </w:r>
-      <w:r>
-        <w:t xml:space="preserve"> </w:t>
-      </w:r>
-      <w:r>
-        <w:t xml:space="preserve">in</w:t>
-      </w:r>
-      <w:r>
-        <w:t xml:space="preserve"> </w:t>
-      </w:r>
-      <w:hyperlink w:anchor="eq-self-liang-mixture">
-        <w:r>
-          <w:rPr>
-            <w:rStyle w:val="Hyperlink"/>
-          </w:rPr>
-          <w:t xml:space="preserve">Equation 10</w:t>
-        </w:r>
-      </w:hyperlink>
       <w:r>
         <w:t xml:space="preserve">:</w:t>
       </w:r>
@@ -6539,7 +6402,7 @@
             <w:r>
               <w:drawing>
                 <wp:inline>
-                  <wp:extent cx="5334000" cy="2036618"/>
+                  <wp:extent cx="5334000" cy="2438400"/>
                   <wp:effectExtent b="0" l="0" r="0" t="0"/>
                   <wp:docPr descr="" title="" id="43" name="Picture"/>
                   <a:graphic>
@@ -6560,7 +6423,7 @@
                         <pic:spPr bwMode="auto">
                           <a:xfrm>
                             <a:off x="0" y="0"/>
-                            <a:ext cx="5334000" cy="2036618"/>
+                            <a:ext cx="5334000" cy="2438400"/>
                           </a:xfrm>
                           <a:prstGeom prst="rect">
                             <a:avLst/>
@@ -6861,7 +6724,7 @@
             <w:r>
               <w:drawing>
                 <wp:inline>
-                  <wp:extent cx="5334000" cy="3879272"/>
+                  <wp:extent cx="5334000" cy="3810000"/>
                   <wp:effectExtent b="0" l="0" r="0" t="0"/>
                   <wp:docPr descr="" title="" id="48" name="Picture"/>
                   <a:graphic>
@@ -6882,7 +6745,7 @@
                         <pic:spPr bwMode="auto">
                           <a:xfrm>
                             <a:off x="0" y="0"/>
-                            <a:ext cx="5334000" cy="3879272"/>
+                            <a:ext cx="5334000" cy="3810000"/>
                           </a:xfrm>
                           <a:prstGeom prst="rect">
                             <a:avLst/>
@@ -7659,7 +7522,7 @@
             <w:r>
               <w:drawing>
                 <wp:inline>
-                  <wp:extent cx="5334000" cy="4000500"/>
+                  <wp:extent cx="5334000" cy="3810000"/>
                   <wp:effectExtent b="0" l="0" r="0" t="0"/>
                   <wp:docPr descr="" title="" id="53" name="Picture"/>
                   <a:graphic>
@@ -7680,7 +7543,7 @@
                         <pic:spPr bwMode="auto">
                           <a:xfrm>
                             <a:off x="0" y="0"/>
-                            <a:ext cx="5334000" cy="4000500"/>
+                            <a:ext cx="5334000" cy="3810000"/>
                           </a:xfrm>
                           <a:prstGeom prst="rect">
                             <a:avLst/>
@@ -8038,7 +7901,7 @@
             <w:r>
               <w:drawing>
                 <wp:inline>
-                  <wp:extent cx="5334000" cy="2240279"/>
+                  <wp:extent cx="5334000" cy="2560319"/>
                   <wp:effectExtent b="0" l="0" r="0" t="0"/>
                   <wp:docPr descr="" title="" id="58" name="Picture"/>
                   <a:graphic>
@@ -8059,7 +7922,7 @@
                         <pic:spPr bwMode="auto">
                           <a:xfrm>
                             <a:off x="0" y="0"/>
-                            <a:ext cx="5334000" cy="2240279"/>
+                            <a:ext cx="5334000" cy="2560319"/>
                           </a:xfrm>
                           <a:prstGeom prst="rect">
                             <a:avLst/>
@@ -8257,7 +8120,7 @@
             <w:r>
               <w:drawing>
                 <wp:inline>
-                  <wp:extent cx="5334000" cy="4000500"/>
+                  <wp:extent cx="5334000" cy="3810000"/>
                   <wp:effectExtent b="0" l="0" r="0" t="0"/>
                   <wp:docPr descr="" title="" id="63" name="Picture"/>
                   <a:graphic>
@@ -8278,7 +8141,7 @@
                         <pic:spPr bwMode="auto">
                           <a:xfrm>
                             <a:off x="0" y="0"/>
-                            <a:ext cx="5334000" cy="4000500"/>
+                            <a:ext cx="5334000" cy="3810000"/>
                           </a:xfrm>
                           <a:prstGeom prst="rect">
                             <a:avLst/>
@@ -8675,7 +8538,7 @@
             <w:r>
               <w:drawing>
                 <wp:inline>
-                  <wp:extent cx="5334000" cy="4000500"/>
+                  <wp:extent cx="5334000" cy="3810000"/>
                   <wp:effectExtent b="0" l="0" r="0" t="0"/>
                   <wp:docPr descr="" title="" id="68" name="Picture"/>
                   <a:graphic>
@@ -8696,7 +8559,7 @@
                         <pic:spPr bwMode="auto">
                           <a:xfrm>
                             <a:off x="0" y="0"/>
-                            <a:ext cx="5334000" cy="4000500"/>
+                            <a:ext cx="5334000" cy="3810000"/>
                           </a:xfrm>
                           <a:prstGeom prst="rect">
                             <a:avLst/>
@@ -19926,7 +19789,7 @@
             <w:r>
               <w:drawing>
                 <wp:inline>
-                  <wp:extent cx="5334000" cy="2036618"/>
+                  <wp:extent cx="5334000" cy="2438400"/>
                   <wp:effectExtent b="0" l="0" r="0" t="0"/>
                   <wp:docPr descr="" title="" id="106" name="Picture"/>
                   <a:graphic>
@@ -19947,7 +19810,7 @@
                         <pic:spPr bwMode="auto">
                           <a:xfrm>
                             <a:off x="0" y="0"/>
-                            <a:ext cx="5334000" cy="2036618"/>
+                            <a:ext cx="5334000" cy="2438400"/>
                           </a:xfrm>
                           <a:prstGeom prst="rect">
                             <a:avLst/>
@@ -20024,7 +19887,7 @@
             <w:r>
               <w:drawing>
                 <wp:inline>
-                  <wp:extent cx="5334000" cy="2540000"/>
+                  <wp:extent cx="5334000" cy="2963333"/>
                   <wp:effectExtent b="0" l="0" r="0" t="0"/>
                   <wp:docPr descr="" title="" id="110" name="Picture"/>
                   <a:graphic>
@@ -20045,7 +19908,7 @@
                         <pic:spPr bwMode="auto">
                           <a:xfrm>
                             <a:off x="0" y="0"/>
-                            <a:ext cx="5334000" cy="2540000"/>
+                            <a:ext cx="5334000" cy="2963333"/>
                           </a:xfrm>
                           <a:prstGeom prst="rect">
                             <a:avLst/>

--- a/manuscript_copyedited.docx
+++ b/manuscript_copyedited.docx
@@ -179,7 +179,7 @@
           <w:i/>
           <w:iCs/>
         </w:rPr>
-        <w:t xml:space="preserve">amortized*</w:t>
+        <w:t xml:space="preserve">amortized</w:t>
       </w:r>
       <w:r>
         <w:t xml:space="preserve"> </w:t>
@@ -1264,7 +1264,7 @@
           <w:i/>
           <w:iCs/>
         </w:rPr>
-        <w:t xml:space="preserve">between-subject variability*</w:t>
+        <w:t xml:space="preserve">between-subject variability</w:t>
       </w:r>
       <w:r>
         <w:t xml:space="preserve"> </w:t>
@@ -3053,7 +3053,7 @@
           <w:i/>
           <w:iCs/>
         </w:rPr>
-        <w:t xml:space="preserve">free*</w:t>
+        <w:t xml:space="preserve">free</w:t>
       </w:r>
       <w:r>
         <w:t xml:space="preserve"> </w:t>
@@ -3161,7 +3161,7 @@
           <w:i/>
           <w:iCs/>
         </w:rPr>
-        <w:t xml:space="preserve">amortized*</w:t>
+        <w:t xml:space="preserve">amortized</w:t>
       </w:r>
       <w:r>
         <w:t xml:space="preserve"> </w:t>
@@ -7700,13 +7700,13 @@
         <w:t xml:space="preserve"> </w:t>
       </w:r>
       <w:r>
-        <w:t xml:space="preserve">from the table and figure above and discussed further, with a working</w:t>
-      </w:r>
-      <w:r>
-        <w:t xml:space="preserve"> </w:t>
-      </w:r>
-      <w:r>
-        <w:t xml:space="preserve">hypothesis, in the Discussion below.</w:t>
+        <w:t xml:space="preserve">from the table and figure above and discussed further, with candidate</w:t>
+      </w:r>
+      <w:r>
+        <w:t xml:space="preserve"> </w:t>
+      </w:r>
+      <w:r>
+        <w:t xml:space="preserve">explanations, in the Discussion below.</w:t>
       </w:r>
     </w:p>
     <w:bookmarkEnd w:id="56"/>
@@ -10671,7 +10671,64 @@
         <w:pStyle w:val="BodyText"/>
       </w:pPr>
       <w:r>
-        <w:t xml:space="preserve">A distinct instability was observed when the amortized Gaussian posterior was applied to the nonlinear Michaelis-Menten model. Because no flow was involved, this behavior cannot be explained by the same base-distribution coupling. One possibility is that a single shared encoder is more difficult to train when subject trajectories span qualitatively different dynamical regimes, including saturated, transitional, and approximately first-order elimination. This interpretation remains speculative and requires dedicated investigation.</w:t>
+        <w:t xml:space="preserve">A distinct instability was observed when the amortized Gaussian posterior was applied to the nonlinear Michaelis-Menten model. Because no flow was involved, this behavior cannot be explained by the same base-distribution coupling. A diagnostic feature of this failure is that it worsens, rather than improves, with increasing</w:t>
+      </w:r>
+      <w:r>
+        <w:t xml:space="preserve"> </w:t>
+      </w:r>
+      <m:oMath>
+        <m:r>
+          <m:t>K</m:t>
+        </m:r>
+      </m:oMath>
+      <w:r>
+        <w:t xml:space="preserve">, the opposite of the pattern observed everywhere else in this work. This directionality is consistent with a known pathology of importance-weighted training objectives: increasing</w:t>
+      </w:r>
+      <w:r>
+        <w:t xml:space="preserve"> </w:t>
+      </w:r>
+      <m:oMath>
+        <m:r>
+          <m:t>K</m:t>
+        </m:r>
+      </m:oMath>
+      <w:r>
+        <w:t xml:space="preserve"> </w:t>
+      </w:r>
+      <w:r>
+        <w:t xml:space="preserve">improves the gradient signal-to-noise ratio for global model parameters but degrades it specifically for inference-network parameters</w:t>
+      </w:r>
+      <w:r>
+        <w:t xml:space="preserve"> </w:t>
+      </w:r>
+      <w:r>
+        <w:t xml:space="preserve">(Rainforth et al. 2018)</w:t>
+      </w:r>
+      <w:r>
+        <w:t xml:space="preserve">, a problem the doubly-reparameterized gradient estimator was designed to address but which was not used in the amortized fits reported here. This may compound with a harder representation problem, since a single shared encoder must map subject trajectories spanning saturated, transitional, and approximately first-order elimination regimes onto variational parameters, a substantially more complex mapping than in the linear tier, and consistent with known limits on when amortized inference can match a per-subject (free) solution</w:t>
+      </w:r>
+      <w:r>
+        <w:t xml:space="preserve"> </w:t>
+      </w:r>
+      <w:r>
+        <w:t xml:space="preserve">(Margossian and Blei 2024)</w:t>
+      </w:r>
+      <w:r>
+        <w:t xml:space="preserve">. Both explanations remain unconfirmed; distinguishing an encoder-optimization failure from a representation-capacity limitation, for example via encoder gradient diagnostics across</w:t>
+      </w:r>
+      <w:r>
+        <w:t xml:space="preserve"> </w:t>
+      </w:r>
+      <m:oMath>
+        <m:r>
+          <m:t>K</m:t>
+        </m:r>
+      </m:oMath>
+      <w:r>
+        <w:t xml:space="preserve"> </w:t>
+      </w:r>
+      <w:r>
+        <w:t xml:space="preserve">or a semi-amortized warm-start, is noted as future work below.</w:t>
       </w:r>
     </w:p>
     <w:p>
@@ -10983,7 +11040,18 @@
         <w:pStyle w:val="BodyText"/>
       </w:pPr>
       <w:r>
-        <w:t xml:space="preserve">Future work should therefore focus on production-scale evaluation of the decoupled amortized-flow architecture, direct FOCEI/SAEM benchmarking on nonlinear models, explicit control of computational parallelism in runtime comparisons, and extension to more complex NLME structures. Because numerical integration dominated the cost of the nonlinear experiments, evaluating differentiable, purpose-built ODE solvers such as</w:t>
+        <w:t xml:space="preserve">Future work should therefore focus on production-scale evaluation of the decoupled amortized-flow architecture, diagnostic investigation of the amortized-Gaussian nonlinear instability (encoder gradient variance across</w:t>
+      </w:r>
+      <w:r>
+        <w:t xml:space="preserve"> </w:t>
+      </w:r>
+      <m:oMath>
+        <m:r>
+          <m:t>K</m:t>
+        </m:r>
+      </m:oMath>
+      <w:r>
+        <w:t xml:space="preserve">, encoder capacity, and semi-amortized initialization), direct FOCEI/SAEM benchmarking on nonlinear models, explicit control of computational parallelism in runtime comparisons, and extension to more complex NLME structures. Because numerical integration dominated the cost of the nonlinear experiments, evaluating differentiable, purpose-built ODE solvers such as</w:t>
       </w:r>
       <w:r>
         <w:t xml:space="preserve"> </w:t>
@@ -11018,7 +11086,7 @@
     </w:p>
     <w:bookmarkEnd w:id="75"/>
     <w:bookmarkEnd w:id="76"/>
-    <w:bookmarkStart w:id="96" w:name="references"/>
+    <w:bookmarkStart w:id="98" w:name="references"/>
     <w:p>
       <w:pPr>
         <w:pStyle w:val="Heading2"/>
@@ -11027,7 +11095,7 @@
         <w:t xml:space="preserve">References</w:t>
       </w:r>
     </w:p>
-    <w:bookmarkStart w:id="95" w:name="refs"/>
+    <w:bookmarkStart w:id="97" w:name="refs"/>
     <w:bookmarkStart w:id="77" w:name="ref-arruda2024amortized"/>
     <w:p>
       <w:pPr>
@@ -11360,7 +11428,39 @@
       </w:r>
     </w:p>
     <w:bookmarkEnd w:id="85"/>
-    <w:bookmarkStart w:id="86" w:name="ref-oreilly1968studies"/>
+    <w:bookmarkStart w:id="86" w:name="ref-margossian2024amortized"/>
+    <w:p>
+      <w:pPr>
+        <w:pStyle w:val="Bibliography"/>
+      </w:pPr>
+      <w:r>
+        <w:t xml:space="preserve">Margossian, Charles C., and David M. Blei. 2024.</w:t>
+      </w:r>
+      <w:r>
+        <w:t xml:space="preserve"> </w:t>
+      </w:r>
+      <w:r>
+        <w:t xml:space="preserve">“Amortized Variational Inference: When and Why?”</w:t>
+      </w:r>
+      <w:r>
+        <w:t xml:space="preserve"> In</w:t>
+      </w:r>
+      <w:r>
+        <w:t xml:space="preserve"> </w:t>
+      </w:r>
+      <w:r>
+        <w:rPr>
+          <w:i/>
+          <w:iCs/>
+        </w:rPr>
+        <w:t xml:space="preserve">Proceedings of the Fortieth Conference on Uncertainty in Artificial Intelligence</w:t>
+      </w:r>
+      <w:r>
+        <w:t xml:space="preserve">, 244:2434–49. Proceedings of Machine Learning Research. PMLR.</w:t>
+      </w:r>
+    </w:p>
+    <w:bookmarkEnd w:id="86"/>
+    <w:bookmarkStart w:id="87" w:name="ref-oreilly1968studies"/>
     <w:p>
       <w:pPr>
         <w:pStyle w:val="Bibliography"/>
@@ -11391,8 +11491,8 @@
         <w:t xml:space="preserve">38 (1): 169–77.</w:t>
       </w:r>
     </w:p>
-    <w:bookmarkEnd w:id="86"/>
-    <w:bookmarkStart w:id="87" w:name="ref-papamakarios2021normalizing"/>
+    <w:bookmarkEnd w:id="87"/>
+    <w:bookmarkStart w:id="88" w:name="ref-papamakarios2021normalizing"/>
     <w:p>
       <w:pPr>
         <w:pStyle w:val="Bibliography"/>
@@ -11423,8 +11523,8 @@
         <w:t xml:space="preserve">22 (57): 1–64.</w:t>
       </w:r>
     </w:p>
-    <w:bookmarkEnd w:id="87"/>
-    <w:bookmarkStart w:id="88" w:name="ref-paszke2019pytorch"/>
+    <w:bookmarkEnd w:id="88"/>
+    <w:bookmarkStart w:id="89" w:name="ref-paszke2019pytorch"/>
     <w:p>
       <w:pPr>
         <w:pStyle w:val="Bibliography"/>
@@ -11464,8 +11564,8 @@
         <w:t xml:space="preserve">. Vol. 32.</w:t>
       </w:r>
     </w:p>
-    <w:bookmarkEnd w:id="88"/>
-    <w:bookmarkStart w:id="89" w:name="ref-pinheiro1994topics"/>
+    <w:bookmarkEnd w:id="89"/>
+    <w:bookmarkStart w:id="90" w:name="ref-pinheiro1994topics"/>
     <w:p>
       <w:pPr>
         <w:pStyle w:val="Bibliography"/>
@@ -11486,8 +11586,8 @@
         <w:t xml:space="preserve">PhD thesis, Madison, USA: University of Wisconsin, Madison.</w:t>
       </w:r>
     </w:p>
-    <w:bookmarkEnd w:id="89"/>
-    <w:bookmarkStart w:id="90" w:name="ref-rackauckas2017differentialequations"/>
+    <w:bookmarkEnd w:id="90"/>
+    <w:bookmarkStart w:id="91" w:name="ref-rackauckas2017differentialequations"/>
     <w:p>
       <w:pPr>
         <w:pStyle w:val="Bibliography"/>
@@ -11533,8 +11633,43 @@
         <w:t xml:space="preserve">5 (1).</w:t>
       </w:r>
     </w:p>
-    <w:bookmarkEnd w:id="90"/>
-    <w:bookmarkStart w:id="91" w:name="ref-rezende2015variational"/>
+    <w:bookmarkEnd w:id="91"/>
+    <w:bookmarkStart w:id="92" w:name="ref-rainforth2018tighter"/>
+    <w:p>
+      <w:pPr>
+        <w:pStyle w:val="Bibliography"/>
+      </w:pPr>
+      <w:r>
+        <w:t xml:space="preserve">Rainforth, Tom, Adam Kosiorek, Tuan Anh Le, Chris Maddison, Maximilian Igl, Frank Wood, and Yee Whye Teh. 2018.</w:t>
+      </w:r>
+      <w:r>
+        <w:t xml:space="preserve"> </w:t>
+      </w:r>
+      <w:r>
+        <w:t xml:space="preserve">“Tighter Variational Bounds Are Not Necessarily Better.”</w:t>
+      </w:r>
+      <w:r>
+        <w:t xml:space="preserve"> </w:t>
+      </w:r>
+      <w:r>
+        <w:t xml:space="preserve">In</w:t>
+      </w:r>
+      <w:r>
+        <w:t xml:space="preserve"> </w:t>
+      </w:r>
+      <w:r>
+        <w:rPr>
+          <w:i/>
+          <w:iCs/>
+        </w:rPr>
+        <w:t xml:space="preserve">Proceedings of the 35th International Conference on Machine Learning</w:t>
+      </w:r>
+      <w:r>
+        <w:t xml:space="preserve">, 80:4277–85. Proceedings of Machine Learning Research. PMLR.</w:t>
+      </w:r>
+    </w:p>
+    <w:bookmarkEnd w:id="92"/>
+    <w:bookmarkStart w:id="93" w:name="ref-rezende2015variational"/>
     <w:p>
       <w:pPr>
         <w:pStyle w:val="Bibliography"/>
@@ -11568,8 +11703,8 @@
         <w:t xml:space="preserve">, 1530–38. PMLR.</w:t>
       </w:r>
     </w:p>
-    <w:bookmarkEnd w:id="91"/>
-    <w:bookmarkStart w:id="92" w:name="ref-self1987asymptotic"/>
+    <w:bookmarkEnd w:id="93"/>
+    <w:bookmarkStart w:id="94" w:name="ref-self1987asymptotic"/>
     <w:p>
       <w:pPr>
         <w:pStyle w:val="Bibliography"/>
@@ -11600,8 +11735,8 @@
         <w:t xml:space="preserve">82 (398): 605–10.</w:t>
       </w:r>
     </w:p>
-    <w:bookmarkEnd w:id="92"/>
-    <w:bookmarkStart w:id="93" w:name="ref-tarek2026fitting"/>
+    <w:bookmarkEnd w:id="94"/>
+    <w:bookmarkStart w:id="95" w:name="ref-tarek2026fitting"/>
     <w:p>
       <w:pPr>
         <w:pStyle w:val="Bibliography"/>
@@ -11629,8 +11764,8 @@
         <w:t xml:space="preserve">.</w:t>
       </w:r>
     </w:p>
-    <w:bookmarkEnd w:id="93"/>
-    <w:bookmarkStart w:id="94" w:name="ref-wang2008derivation"/>
+    <w:bookmarkEnd w:id="95"/>
+    <w:bookmarkStart w:id="96" w:name="ref-wang2008derivation"/>
     <w:p>
       <w:pPr>
         <w:pStyle w:val="Bibliography"/>
@@ -11673,10 +11808,10 @@
         <w:t xml:space="preserve">35 (2): 249–49.</w:t>
       </w:r>
     </w:p>
-    <w:bookmarkEnd w:id="94"/>
-    <w:bookmarkEnd w:id="95"/>
     <w:bookmarkEnd w:id="96"/>
-    <w:bookmarkStart w:id="114" w:name="supplementary-material"/>
+    <w:bookmarkEnd w:id="97"/>
+    <w:bookmarkEnd w:id="98"/>
+    <w:bookmarkStart w:id="116" w:name="supplementary-material"/>
     <w:p>
       <w:pPr>
         <w:pStyle w:val="Heading2"/>
@@ -11685,7 +11820,7 @@
         <w:t xml:space="preserve">Supplementary Material</w:t>
       </w:r>
     </w:p>
-    <w:bookmarkStart w:id="104" w:name="supplementary-tables"/>
+    <w:bookmarkStart w:id="106" w:name="supplementary-tables"/>
     <w:p>
       <w:pPr>
         <w:pStyle w:val="Heading3"/>
@@ -11707,7 +11842,7 @@
       <w:tr>
         <w:tc>
           <w:tcPr/>
-          <w:bookmarkStart w:id="97" w:name="supptbl-phase0-combined"/>
+          <w:bookmarkStart w:id="99" w:name="supptbl-phase0-combined"/>
           <w:tbl>
             <w:tblPr>
               <w:tblStyle w:val="Table"/>
@@ -13021,7 +13156,7 @@
               <w:t xml:space="preserve">) are reported as standard deviations.</w:t>
             </w:r>
           </w:p>
-          <w:bookmarkEnd w:id="97"/>
+          <w:bookmarkEnd w:id="99"/>
         </w:tc>
       </w:tr>
     </w:tbl>
@@ -13046,7 +13181,7 @@
       <w:tr>
         <w:tc>
           <w:tcPr/>
-          <w:bookmarkStart w:id="98" w:name="supptbl-phase1-dense"/>
+          <w:bookmarkStart w:id="100" w:name="supptbl-phase1-dense"/>
           <w:tbl>
             <w:tblPr>
               <w:tblStyle w:val="Table"/>
@@ -15208,7 +15343,7 @@
               <w:t xml:space="preserve">) are reported as standard deviations.</w:t>
             </w:r>
           </w:p>
-          <w:bookmarkEnd w:id="98"/>
+          <w:bookmarkEnd w:id="100"/>
         </w:tc>
       </w:tr>
     </w:tbl>
@@ -15233,7 +15368,7 @@
       <w:tr>
         <w:tc>
           <w:tcPr/>
-          <w:bookmarkStart w:id="99" w:name="supptbl-phase1-sparse"/>
+          <w:bookmarkStart w:id="101" w:name="supptbl-phase1-sparse"/>
           <w:tbl>
             <w:tblPr>
               <w:tblStyle w:val="Table"/>
@@ -17395,7 +17530,7 @@
               <w:t xml:space="preserve">) are reported as standard deviations.</w:t>
             </w:r>
           </w:p>
-          <w:bookmarkEnd w:id="99"/>
+          <w:bookmarkEnd w:id="101"/>
         </w:tc>
       </w:tr>
     </w:tbl>
@@ -17420,7 +17555,7 @@
       <w:tr>
         <w:tc>
           <w:tcPr/>
-          <w:bookmarkStart w:id="100" w:name="supptbl-phase1-q3-nonlinear"/>
+          <w:bookmarkStart w:id="102" w:name="supptbl-phase1-q3-nonlinear"/>
           <w:tbl>
             <w:tblPr>
               <w:tblStyle w:val="Table"/>
@@ -17993,7 +18128,7 @@
               <w:t xml:space="preserve">. Relative bias (%) is shown in parentheses; ground-truth values are provided for reference.</w:t>
             </w:r>
           </w:p>
-          <w:bookmarkEnd w:id="100"/>
+          <w:bookmarkEnd w:id="102"/>
         </w:tc>
       </w:tr>
     </w:tbl>
@@ -18018,7 +18153,7 @@
       <w:tr>
         <w:tc>
           <w:tcPr/>
-          <w:bookmarkStart w:id="101" w:name="supptbl-realdata-k1-vs-khigh"/>
+          <w:bookmarkStart w:id="103" w:name="supptbl-realdata-k1-vs-khigh"/>
           <w:tbl>
             <w:tblPr>
               <w:tblStyle w:val="Table"/>
@@ -19177,7 +19312,7 @@
               <w:t xml:space="preserve">for the theophylline and warfarin datasets, with percent difference between the two estimates.</w:t>
             </w:r>
           </w:p>
-          <w:bookmarkEnd w:id="101"/>
+          <w:bookmarkEnd w:id="103"/>
         </w:tc>
       </w:tr>
     </w:tbl>
@@ -19202,7 +19337,7 @@
       <w:tr>
         <w:tc>
           <w:tcPr/>
-          <w:bookmarkStart w:id="102" w:name="supptbl-psis-ess"/>
+          <w:bookmarkStart w:id="104" w:name="supptbl-psis-ess"/>
           <w:tbl>
             <w:tblPr>
               <w:tblStyle w:val="Table"/>
@@ -19419,7 +19554,7 @@
               <w:t xml:space="preserve">Table S6: Aggregate importance-sampling effective sample size by fit-quality arm.</w:t>
             </w:r>
           </w:p>
-          <w:bookmarkEnd w:id="102"/>
+          <w:bookmarkEnd w:id="104"/>
         </w:tc>
       </w:tr>
     </w:tbl>
@@ -19444,7 +19579,7 @@
       <w:tr>
         <w:tc>
           <w:tcPr/>
-          <w:bookmarkStart w:id="103" w:name="supptbl-deltaofv-calibration"/>
+          <w:bookmarkStart w:id="105" w:name="supptbl-deltaofv-calibration"/>
           <w:tbl>
             <w:tblPr>
               <w:tblStyle w:val="Table"/>
@@ -19753,12 +19888,12 @@
               <w:t xml:space="preserve">for the strictly positive replicates, and empirical type-I error using the correct Self-Liang boundary-mixture cutoff.</w:t>
             </w:r>
           </w:p>
-          <w:bookmarkEnd w:id="103"/>
+          <w:bookmarkEnd w:id="105"/>
         </w:tc>
       </w:tr>
     </w:tbl>
-    <w:bookmarkEnd w:id="104"/>
-    <w:bookmarkStart w:id="113" w:name="supplementary-figures"/>
+    <w:bookmarkEnd w:id="106"/>
+    <w:bookmarkStart w:id="115" w:name="supplementary-figures"/>
     <w:p>
       <w:pPr>
         <w:pStyle w:val="Heading3"/>
@@ -19780,7 +19915,7 @@
       <w:tr>
         <w:tc>
           <w:tcPr/>
-          <w:bookmarkStart w:id="108" w:name="suppfig-phase0-fixed-effects"/>
+          <w:bookmarkStart w:id="110" w:name="suppfig-phase0-fixed-effects"/>
           <w:p>
             <w:pPr>
               <w:pStyle w:val="Compact"/>
@@ -19791,18 +19926,18 @@
                 <wp:inline>
                   <wp:extent cx="5334000" cy="2438400"/>
                   <wp:effectExtent b="0" l="0" r="0" t="0"/>
-                  <wp:docPr descr="" title="" id="106" name="Picture"/>
+                  <wp:docPr descr="" title="" id="108" name="Picture"/>
                   <a:graphic>
                     <a:graphicData uri="http://schemas.openxmlformats.org/drawingml/2006/picture">
                       <pic:pic>
                         <pic:nvPicPr>
-                          <pic:cNvPr descr="publication/figures/fig_phase0_fixed_effects.png" id="107" name="Picture"/>
+                          <pic:cNvPr descr="publication/figures/fig_phase0_fixed_effects.png" id="109" name="Picture"/>
                           <pic:cNvPicPr>
                             <a:picLocks noChangeArrowheads="1" noChangeAspect="1"/>
                           </pic:cNvPicPr>
                         </pic:nvPicPr>
                         <pic:blipFill>
-                          <a:blip r:embed="rId105"/>
+                          <a:blip r:embed="rId107"/>
                           <a:stretch>
                             <a:fillRect/>
                           </a:stretch>
@@ -19853,7 +19988,7 @@
               <w:t xml:space="preserve">, shown separately for free and amortized posteriors in the Phase 0 Gaussian analysis. The dashed line marks zero bias; error bars show the standard error across replicates.</w:t>
             </w:r>
           </w:p>
-          <w:bookmarkEnd w:id="108"/>
+          <w:bookmarkEnd w:id="110"/>
         </w:tc>
       </w:tr>
     </w:tbl>
@@ -19878,7 +20013,7 @@
       <w:tr>
         <w:tc>
           <w:tcPr/>
-          <w:bookmarkStart w:id="112" w:name="suppfig-phase1-fixed-effects"/>
+          <w:bookmarkStart w:id="114" w:name="suppfig-phase1-fixed-effects"/>
           <w:p>
             <w:pPr>
               <w:pStyle w:val="Compact"/>
@@ -19889,18 +20024,18 @@
                 <wp:inline>
                   <wp:extent cx="5334000" cy="2963333"/>
                   <wp:effectExtent b="0" l="0" r="0" t="0"/>
-                  <wp:docPr descr="" title="" id="110" name="Picture"/>
+                  <wp:docPr descr="" title="" id="112" name="Picture"/>
                   <a:graphic>
                     <a:graphicData uri="http://schemas.openxmlformats.org/drawingml/2006/picture">
                       <pic:pic>
                         <pic:nvPicPr>
-                          <pic:cNvPr descr="publication/figures/fig_phase1_grid_fixed_effects.png" id="111" name="Picture"/>
+                          <pic:cNvPr descr="publication/figures/fig_phase1_grid_fixed_effects.png" id="113" name="Picture"/>
                           <pic:cNvPicPr>
                             <a:picLocks noChangeArrowheads="1" noChangeAspect="1"/>
                           </pic:cNvPicPr>
                         </pic:nvPicPr>
                         <pic:blipFill>
-                          <a:blip r:embed="rId109"/>
+                          <a:blip r:embed="rId111"/>
                           <a:stretch>
                             <a:fillRect/>
                           </a:stretch>
@@ -19965,12 +20100,12 @@
               <w:t xml:space="preserve">.</w:t>
             </w:r>
           </w:p>
-          <w:bookmarkEnd w:id="112"/>
+          <w:bookmarkEnd w:id="114"/>
         </w:tc>
       </w:tr>
     </w:tbl>
-    <w:bookmarkEnd w:id="113"/>
-    <w:bookmarkEnd w:id="114"/>
+    <w:bookmarkEnd w:id="115"/>
+    <w:bookmarkEnd w:id="116"/>
     <w:sectPr>
       <w:footnotePr>
         <w:numRestart w:val="eachSect"/>

--- a/manuscript_copyedited.docx
+++ b/manuscript_copyedited.docx
@@ -6452,7 +6452,7 @@
               <w:pStyle w:val="ImageCaption"/>
             </w:pPr>
             <w:r>
-              <w:t xml:space="preserve">Figure 1: random-effect SD bias by</w:t>
+              <w:t xml:space="preserve">Figure 1: Random-effect SD bias by</w:t>
             </w:r>
             <w:r>
               <w:t xml:space="preserve"> </w:t>
@@ -6774,7 +6774,7 @@
               <w:pStyle w:val="ImageCaption"/>
             </w:pPr>
             <w:r>
-              <w:t xml:space="preserve">Figure 2: random-effect SD bias by</w:t>
+              <w:t xml:space="preserve">Figure 2: Random-effect SD bias by</w:t>
             </w:r>
             <w:r>
               <w:t xml:space="preserve"> </w:t>

--- a/manuscript_copyedited.docx
+++ b/manuscript_copyedited.docx
@@ -11843,6 +11843,27 @@
         <w:tc>
           <w:tcPr/>
           <w:bookmarkStart w:id="99" w:name="supptbl-phase0-combined"/>
+          <w:p>
+            <w:pPr>
+              <w:jc w:val="center"/>
+            </w:pPr>
+            <w:pPr>
+              <w:jc w:val="left"/>
+              <w:spacing w:before="200"/>
+              <w:pStyle w:val="ImageCaption"/>
+            </w:pPr>
+            <w:r>
+              <w:t xml:space="preserve">Table S1: Values are mean relative bias (%) with the standard deviation across replicates in parentheses. BSV, between-subject variability; RUV, residual unexplained variability. BSV parameters (</w:t>
+            </w:r>
+            <m:oMath>
+              <m:r>
+                <m:t>ω</m:t>
+              </m:r>
+            </m:oMath>
+            <w:r>
+              <w:t xml:space="preserve">) are reported as standard deviations.</w:t>
+            </w:r>
+          </w:p>
           <w:tbl>
             <w:tblPr>
               <w:tblStyle w:val="Table"/>
@@ -13135,28 +13156,8 @@
               </w:tc>
             </w:tr>
           </w:tbl>
-          <w:p>
-            <w:pPr>
-              <w:jc w:val="center"/>
-            </w:pPr>
-            <w:pPr>
-              <w:jc w:val="left"/>
-              <w:spacing w:before="200"/>
-              <w:pStyle w:val="ImageCaption"/>
-            </w:pPr>
-            <w:r>
-              <w:t xml:space="preserve">Table S1: Values are mean relative bias (%) with the standard deviation across replicates in parentheses. BSV, between-subject variability; RUV, residual unexplained variability. BSV parameters (</w:t>
-            </w:r>
-            <m:oMath>
-              <m:r>
-                <m:t>ω</m:t>
-              </m:r>
-            </m:oMath>
-            <w:r>
-              <w:t xml:space="preserve">) are reported as standard deviations.</w:t>
-            </w:r>
-          </w:p>
           <w:bookmarkEnd w:id="99"/>
+          <w:p/>
         </w:tc>
       </w:tr>
     </w:tbl>
@@ -13182,6 +13183,27 @@
         <w:tc>
           <w:tcPr/>
           <w:bookmarkStart w:id="100" w:name="supptbl-phase1-dense"/>
+          <w:p>
+            <w:pPr>
+              <w:jc w:val="center"/>
+            </w:pPr>
+            <w:pPr>
+              <w:jc w:val="left"/>
+              <w:spacing w:before="200"/>
+              <w:pStyle w:val="ImageCaption"/>
+            </w:pPr>
+            <w:r>
+              <w:t xml:space="preserve">Table S2: Values are mean relative bias (%) with the standard deviation across replicates in parentheses. BSV, between-subject variability; RUV, residual unexplained variability. BSV parameters (</w:t>
+            </w:r>
+            <m:oMath>
+              <m:r>
+                <m:t>ω</m:t>
+              </m:r>
+            </m:oMath>
+            <w:r>
+              <w:t xml:space="preserve">) are reported as standard deviations.</w:t>
+            </w:r>
+          </w:p>
           <w:tbl>
             <w:tblPr>
               <w:tblStyle w:val="Table"/>
@@ -15322,28 +15344,8 @@
               </w:tc>
             </w:tr>
           </w:tbl>
-          <w:p>
-            <w:pPr>
-              <w:jc w:val="center"/>
-            </w:pPr>
-            <w:pPr>
-              <w:jc w:val="left"/>
-              <w:spacing w:before="200"/>
-              <w:pStyle w:val="ImageCaption"/>
-            </w:pPr>
-            <w:r>
-              <w:t xml:space="preserve">Table S2: Values are mean relative bias (%) with the standard deviation across replicates in parentheses. BSV, between-subject variability; RUV, residual unexplained variability. BSV parameters (</w:t>
-            </w:r>
-            <m:oMath>
-              <m:r>
-                <m:t>ω</m:t>
-              </m:r>
-            </m:oMath>
-            <w:r>
-              <w:t xml:space="preserve">) are reported as standard deviations.</w:t>
-            </w:r>
-          </w:p>
           <w:bookmarkEnd w:id="100"/>
+          <w:p/>
         </w:tc>
       </w:tr>
     </w:tbl>
@@ -15369,6 +15371,27 @@
         <w:tc>
           <w:tcPr/>
           <w:bookmarkStart w:id="101" w:name="supptbl-phase1-sparse"/>
+          <w:p>
+            <w:pPr>
+              <w:jc w:val="center"/>
+            </w:pPr>
+            <w:pPr>
+              <w:jc w:val="left"/>
+              <w:spacing w:before="200"/>
+              <w:pStyle w:val="ImageCaption"/>
+            </w:pPr>
+            <w:r>
+              <w:t xml:space="preserve">Table S3: Values are mean relative bias (%) with the standard deviation across replicates in parentheses. BSV, between-subject variability; RUV, residual unexplained variability. BSV parameters (</w:t>
+            </w:r>
+            <m:oMath>
+              <m:r>
+                <m:t>ω</m:t>
+              </m:r>
+            </m:oMath>
+            <w:r>
+              <w:t xml:space="preserve">) are reported as standard deviations.</w:t>
+            </w:r>
+          </w:p>
           <w:tbl>
             <w:tblPr>
               <w:tblStyle w:val="Table"/>
@@ -17509,28 +17532,8 @@
               </w:tc>
             </w:tr>
           </w:tbl>
-          <w:p>
-            <w:pPr>
-              <w:jc w:val="center"/>
-            </w:pPr>
-            <w:pPr>
-              <w:jc w:val="left"/>
-              <w:spacing w:before="200"/>
-              <w:pStyle w:val="ImageCaption"/>
-            </w:pPr>
-            <w:r>
-              <w:t xml:space="preserve">Table S3: Values are mean relative bias (%) with the standard deviation across replicates in parentheses. BSV, between-subject variability; RUV, residual unexplained variability. BSV parameters (</w:t>
-            </w:r>
-            <m:oMath>
-              <m:r>
-                <m:t>ω</m:t>
-              </m:r>
-            </m:oMath>
-            <w:r>
-              <w:t xml:space="preserve">) are reported as standard deviations.</w:t>
-            </w:r>
-          </w:p>
           <w:bookmarkEnd w:id="101"/>
+          <w:p/>
         </w:tc>
       </w:tr>
     </w:tbl>
@@ -17556,6 +17559,30 @@
         <w:tc>
           <w:tcPr/>
           <w:bookmarkStart w:id="102" w:name="supptbl-phase1-q3-nonlinear"/>
+          <w:p>
+            <w:pPr>
+              <w:jc w:val="center"/>
+            </w:pPr>
+            <w:pPr>
+              <w:jc w:val="left"/>
+              <w:spacing w:before="200"/>
+              <w:pStyle w:val="ImageCaption"/>
+            </w:pPr>
+            <w:r>
+              <w:t xml:space="preserve">Table S4: Mean parameter estimates for the Michaelis-Menten elimination model at each</w:t>
+            </w:r>
+            <w:r>
+              <w:t xml:space="preserve"> </w:t>
+            </w:r>
+            <m:oMath>
+              <m:r>
+                <m:t>K</m:t>
+              </m:r>
+            </m:oMath>
+            <w:r>
+              <w:t xml:space="preserve">. Relative bias (%) is shown in parentheses; ground-truth values are provided for reference.</w:t>
+            </w:r>
+          </w:p>
           <w:tbl>
             <w:tblPr>
               <w:tblStyle w:val="Table"/>
@@ -18104,31 +18131,8 @@
               </w:tc>
             </w:tr>
           </w:tbl>
-          <w:p>
-            <w:pPr>
-              <w:jc w:val="center"/>
-            </w:pPr>
-            <w:pPr>
-              <w:jc w:val="left"/>
-              <w:spacing w:before="200"/>
-              <w:pStyle w:val="ImageCaption"/>
-            </w:pPr>
-            <w:r>
-              <w:t xml:space="preserve">Table S4: Mean parameter estimates for the Michaelis-Menten elimination model at each</w:t>
-            </w:r>
-            <w:r>
-              <w:t xml:space="preserve"> </w:t>
-            </w:r>
-            <m:oMath>
-              <m:r>
-                <m:t>K</m:t>
-              </m:r>
-            </m:oMath>
-            <w:r>
-              <w:t xml:space="preserve">. Relative bias (%) is shown in parentheses; ground-truth values are provided for reference.</w:t>
-            </w:r>
-          </w:p>
           <w:bookmarkEnd w:id="102"/>
+          <w:p/>
         </w:tc>
       </w:tr>
     </w:tbl>
@@ -18154,1105 +18158,6 @@
         <w:tc>
           <w:tcPr/>
           <w:bookmarkStart w:id="103" w:name="supptbl-realdata-k1-vs-khigh"/>
-          <w:tbl>
-            <w:tblPr>
-              <w:tblStyle w:val="Table"/>
-              <w:tblW w:type="auto" w:w="0"/>
-              <w:tblLook w:firstRow="1" w:lastRow="0" w:firstColumn="0" w:lastColumn="0" w:noHBand="0" w:noVBand="0" w:val="0020"/>
-            </w:tblPr>
-            <w:tblGrid>
-              <w:gridCol w:w="1584"/>
-              <w:gridCol w:w="1584"/>
-              <w:gridCol w:w="1584"/>
-              <w:gridCol w:w="1584"/>
-              <w:gridCol w:w="1584"/>
-            </w:tblGrid>
-            <w:tr>
-              <w:trPr>
-                <w:tblHeader w:val="on"/>
-              </w:trPr>
-              <w:tc>
-                <w:tcPr/>
-                <w:p>
-                  <w:pPr>
-                    <w:pStyle w:val="Compact"/>
-                    <w:jc w:val="center"/>
-                  </w:pPr>
-                  <w:r>
-                    <w:t xml:space="preserve">Dataset</w:t>
-                  </w:r>
-                </w:p>
-              </w:tc>
-              <w:tc>
-                <w:tcPr/>
-                <w:p>
-                  <w:pPr>
-                    <w:pStyle w:val="Compact"/>
-                    <w:jc w:val="center"/>
-                  </w:pPr>
-                  <w:r>
-                    <w:t xml:space="preserve">Parameter</w:t>
-                  </w:r>
-                </w:p>
-              </w:tc>
-              <w:tc>
-                <w:tcPr/>
-                <w:p>
-                  <w:pPr>
-                    <w:pStyle w:val="Compact"/>
-                    <w:jc w:val="center"/>
-                  </w:pPr>
-                  <m:oMath>
-                    <m:r>
-                      <m:t>K</m:t>
-                    </m:r>
-                    <m:r>
-                      <m:rPr>
-                        <m:sty m:val="p"/>
-                      </m:rPr>
-                      <m:t>=</m:t>
-                    </m:r>
-                    <m:r>
-                      <m:t>1</m:t>
-                    </m:r>
-                  </m:oMath>
-                </w:p>
-              </w:tc>
-              <w:tc>
-                <w:tcPr/>
-                <w:p>
-                  <w:pPr>
-                    <w:pStyle w:val="Compact"/>
-                    <w:jc w:val="center"/>
-                  </w:pPr>
-                  <m:oMath>
-                    <m:r>
-                      <m:t>K</m:t>
-                    </m:r>
-                    <m:r>
-                      <m:rPr>
-                        <m:sty m:val="p"/>
-                      </m:rPr>
-                      <m:t>=</m:t>
-                    </m:r>
-                    <m:r>
-                      <m:t>64</m:t>
-                    </m:r>
-                  </m:oMath>
-                </w:p>
-              </w:tc>
-              <w:tc>
-                <w:tcPr/>
-                <w:p>
-                  <w:pPr>
-                    <w:pStyle w:val="Compact"/>
-                    <w:jc w:val="center"/>
-                  </w:pPr>
-                  <w:r>
-                    <w:t xml:space="preserve">Difference (%)</w:t>
-                  </w:r>
-                </w:p>
-              </w:tc>
-            </w:tr>
-            <w:tr>
-              <w:tc>
-                <w:tcPr/>
-                <w:p>
-                  <w:pPr>
-                    <w:pStyle w:val="Compact"/>
-                    <w:jc w:val="center"/>
-                  </w:pPr>
-                  <w:r>
-                    <w:t xml:space="preserve">theophylline</w:t>
-                  </w:r>
-                </w:p>
-              </w:tc>
-              <w:tc>
-                <w:tcPr/>
-                <w:p>
-                  <w:pPr>
-                    <w:pStyle w:val="Compact"/>
-                    <w:jc w:val="center"/>
-                  </w:pPr>
-                  <m:oMath>
-                    <m:r>
-                      <m:t>C</m:t>
-                    </m:r>
-                    <m:r>
-                      <m:t>L</m:t>
-                    </m:r>
-                  </m:oMath>
-                </w:p>
-              </w:tc>
-              <w:tc>
-                <w:tcPr/>
-                <w:p>
-                  <w:pPr>
-                    <w:pStyle w:val="Compact"/>
-                    <w:jc w:val="center"/>
-                  </w:pPr>
-                  <w:r>
-                    <w:t xml:space="preserve">0.04</w:t>
-                  </w:r>
-                </w:p>
-              </w:tc>
-              <w:tc>
-                <w:tcPr/>
-                <w:p>
-                  <w:pPr>
-                    <w:pStyle w:val="Compact"/>
-                    <w:jc w:val="center"/>
-                  </w:pPr>
-                  <w:r>
-                    <w:t xml:space="preserve">0.0403</w:t>
-                  </w:r>
-                </w:p>
-              </w:tc>
-              <w:tc>
-                <w:tcPr/>
-                <w:p>
-                  <w:pPr>
-                    <w:pStyle w:val="Compact"/>
-                    <w:jc w:val="center"/>
-                  </w:pPr>
-                  <w:r>
-                    <w:t xml:space="preserve">-0.882</w:t>
-                  </w:r>
-                </w:p>
-              </w:tc>
-            </w:tr>
-            <w:tr>
-              <w:tc>
-                <w:tcPr/>
-                <w:p>
-                  <w:pPr>
-                    <w:pStyle w:val="Compact"/>
-                    <w:jc w:val="center"/>
-                  </w:pPr>
-                  <w:r>
-                    <w:t xml:space="preserve">theophylline</w:t>
-                  </w:r>
-                </w:p>
-              </w:tc>
-              <w:tc>
-                <w:tcPr/>
-                <w:p>
-                  <w:pPr>
-                    <w:pStyle w:val="Compact"/>
-                    <w:jc w:val="center"/>
-                  </w:pPr>
-                  <m:oMath>
-                    <m:r>
-                      <m:t>V</m:t>
-                    </m:r>
-                  </m:oMath>
-                </w:p>
-              </w:tc>
-              <w:tc>
-                <w:tcPr/>
-                <w:p>
-                  <w:pPr>
-                    <w:pStyle w:val="Compact"/>
-                    <w:jc w:val="center"/>
-                  </w:pPr>
-                  <w:r>
-                    <w:t xml:space="preserve">0.462</w:t>
-                  </w:r>
-                </w:p>
-              </w:tc>
-              <w:tc>
-                <w:tcPr/>
-                <w:p>
-                  <w:pPr>
-                    <w:pStyle w:val="Compact"/>
-                    <w:jc w:val="center"/>
-                  </w:pPr>
-                  <w:r>
-                    <w:t xml:space="preserve">0.452</w:t>
-                  </w:r>
-                </w:p>
-              </w:tc>
-              <w:tc>
-                <w:tcPr/>
-                <w:p>
-                  <w:pPr>
-                    <w:pStyle w:val="Compact"/>
-                    <w:jc w:val="center"/>
-                  </w:pPr>
-                  <w:r>
-                    <w:t xml:space="preserve">2.35</w:t>
-                  </w:r>
-                </w:p>
-              </w:tc>
-            </w:tr>
-            <w:tr>
-              <w:tc>
-                <w:tcPr/>
-                <w:p>
-                  <w:pPr>
-                    <w:pStyle w:val="Compact"/>
-                    <w:jc w:val="center"/>
-                  </w:pPr>
-                  <w:r>
-                    <w:t xml:space="preserve">theophylline</w:t>
-                  </w:r>
-                </w:p>
-              </w:tc>
-              <w:tc>
-                <w:tcPr/>
-                <w:p>
-                  <w:pPr>
-                    <w:pStyle w:val="Compact"/>
-                    <w:jc w:val="center"/>
-                  </w:pPr>
-                  <m:oMath>
-                    <m:sSub>
-                      <m:e>
-                        <m:r>
-                          <m:t>k</m:t>
-                        </m:r>
-                      </m:e>
-                      <m:sub>
-                        <m:r>
-                          <m:t>a</m:t>
-                        </m:r>
-                      </m:sub>
-                    </m:sSub>
-                  </m:oMath>
-                </w:p>
-              </w:tc>
-              <w:tc>
-                <w:tcPr/>
-                <w:p>
-                  <w:pPr>
-                    <w:pStyle w:val="Compact"/>
-                    <w:jc w:val="center"/>
-                  </w:pPr>
-                  <w:r>
-                    <w:t xml:space="preserve">1.29</w:t>
-                  </w:r>
-                </w:p>
-              </w:tc>
-              <w:tc>
-                <w:tcPr/>
-                <w:p>
-                  <w:pPr>
-                    <w:pStyle w:val="Compact"/>
-                    <w:jc w:val="center"/>
-                  </w:pPr>
-                  <w:r>
-                    <w:t xml:space="preserve">1.34</w:t>
-                  </w:r>
-                </w:p>
-              </w:tc>
-              <w:tc>
-                <w:tcPr/>
-                <w:p>
-                  <w:pPr>
-                    <w:pStyle w:val="Compact"/>
-                    <w:jc w:val="center"/>
-                  </w:pPr>
-                  <w:r>
-                    <w:t xml:space="preserve">-4.27</w:t>
-                  </w:r>
-                </w:p>
-              </w:tc>
-            </w:tr>
-            <w:tr>
-              <w:tc>
-                <w:tcPr/>
-                <w:p>
-                  <w:pPr>
-                    <w:pStyle w:val="Compact"/>
-                    <w:jc w:val="center"/>
-                  </w:pPr>
-                  <w:r>
-                    <w:t xml:space="preserve">theophylline</w:t>
-                  </w:r>
-                </w:p>
-              </w:tc>
-              <w:tc>
-                <w:tcPr/>
-                <w:p>
-                  <w:pPr>
-                    <w:pStyle w:val="Compact"/>
-                    <w:jc w:val="center"/>
-                  </w:pPr>
-                  <m:oMath>
-                    <m:sSub>
-                      <m:e>
-                        <m:r>
-                          <m:t>ω</m:t>
-                        </m:r>
-                      </m:e>
-                      <m:sub>
-                        <m:r>
-                          <m:t>C</m:t>
-                        </m:r>
-                        <m:r>
-                          <m:t>L</m:t>
-                        </m:r>
-                      </m:sub>
-                    </m:sSub>
-                  </m:oMath>
-                </w:p>
-              </w:tc>
-              <w:tc>
-                <w:tcPr/>
-                <w:p>
-                  <w:pPr>
-                    <w:pStyle w:val="Compact"/>
-                    <w:jc w:val="center"/>
-                  </w:pPr>
-                  <w:r>
-                    <w:t xml:space="preserve">0.245</w:t>
-                  </w:r>
-                </w:p>
-              </w:tc>
-              <w:tc>
-                <w:tcPr/>
-                <w:p>
-                  <w:pPr>
-                    <w:pStyle w:val="Compact"/>
-                    <w:jc w:val="center"/>
-                  </w:pPr>
-                  <w:r>
-                    <w:t xml:space="preserve">0.255</w:t>
-                  </w:r>
-                </w:p>
-              </w:tc>
-              <w:tc>
-                <w:tcPr/>
-                <w:p>
-                  <w:pPr>
-                    <w:pStyle w:val="Compact"/>
-                    <w:jc w:val="center"/>
-                  </w:pPr>
-                  <w:r>
-                    <w:t xml:space="preserve">-3.81</w:t>
-                  </w:r>
-                </w:p>
-              </w:tc>
-            </w:tr>
-            <w:tr>
-              <w:tc>
-                <w:tcPr/>
-                <w:p>
-                  <w:pPr>
-                    <w:pStyle w:val="Compact"/>
-                    <w:jc w:val="center"/>
-                  </w:pPr>
-                  <w:r>
-                    <w:t xml:space="preserve">theophylline</w:t>
-                  </w:r>
-                </w:p>
-              </w:tc>
-              <w:tc>
-                <w:tcPr/>
-                <w:p>
-                  <w:pPr>
-                    <w:pStyle w:val="Compact"/>
-                    <w:jc w:val="center"/>
-                  </w:pPr>
-                  <m:oMath>
-                    <m:sSub>
-                      <m:e>
-                        <m:r>
-                          <m:t>ω</m:t>
-                        </m:r>
-                      </m:e>
-                      <m:sub>
-                        <m:r>
-                          <m:t>V</m:t>
-                        </m:r>
-                      </m:sub>
-                    </m:sSub>
-                  </m:oMath>
-                </w:p>
-              </w:tc>
-              <w:tc>
-                <w:tcPr/>
-                <w:p>
-                  <w:pPr>
-                    <w:pStyle w:val="Compact"/>
-                    <w:jc w:val="center"/>
-                  </w:pPr>
-                  <w:r>
-                    <w:t xml:space="preserve">0.0921</w:t>
-                  </w:r>
-                </w:p>
-              </w:tc>
-              <w:tc>
-                <w:tcPr/>
-                <w:p>
-                  <w:pPr>
-                    <w:pStyle w:val="Compact"/>
-                    <w:jc w:val="center"/>
-                  </w:pPr>
-                  <w:r>
-                    <w:t xml:space="preserve">0.113</w:t>
-                  </w:r>
-                </w:p>
-              </w:tc>
-              <w:tc>
-                <w:tcPr/>
-                <w:p>
-                  <w:pPr>
-                    <w:pStyle w:val="Compact"/>
-                    <w:jc w:val="center"/>
-                  </w:pPr>
-                  <w:r>
-                    <w:t xml:space="preserve">-18.2</w:t>
-                  </w:r>
-                </w:p>
-              </w:tc>
-            </w:tr>
-            <w:tr>
-              <w:tc>
-                <w:tcPr/>
-                <w:p>
-                  <w:pPr>
-                    <w:pStyle w:val="Compact"/>
-                    <w:jc w:val="center"/>
-                  </w:pPr>
-                  <w:r>
-                    <w:t xml:space="preserve">theophylline</w:t>
-                  </w:r>
-                </w:p>
-              </w:tc>
-              <w:tc>
-                <w:tcPr/>
-                <w:p>
-                  <w:pPr>
-                    <w:pStyle w:val="Compact"/>
-                    <w:jc w:val="center"/>
-                  </w:pPr>
-                  <m:oMath>
-                    <m:sSub>
-                      <m:e>
-                        <m:r>
-                          <m:t>ω</m:t>
-                        </m:r>
-                      </m:e>
-                      <m:sub>
-                        <m:sSub>
-                          <m:e>
-                            <m:r>
-                              <m:t>k</m:t>
-                            </m:r>
-                          </m:e>
-                          <m:sub>
-                            <m:r>
-                              <m:t>a</m:t>
-                            </m:r>
-                          </m:sub>
-                        </m:sSub>
-                      </m:sub>
-                    </m:sSub>
-                  </m:oMath>
-                </w:p>
-              </w:tc>
-              <w:tc>
-                <w:tcPr/>
-                <w:p>
-                  <w:pPr>
-                    <w:pStyle w:val="Compact"/>
-                    <w:jc w:val="center"/>
-                  </w:pPr>
-                  <w:r>
-                    <w:t xml:space="preserve">0.646</w:t>
-                  </w:r>
-                </w:p>
-              </w:tc>
-              <w:tc>
-                <w:tcPr/>
-                <w:p>
-                  <w:pPr>
-                    <w:pStyle w:val="Compact"/>
-                    <w:jc w:val="center"/>
-                  </w:pPr>
-                  <w:r>
-                    <w:t xml:space="preserve">0.682</w:t>
-                  </w:r>
-                </w:p>
-              </w:tc>
-              <w:tc>
-                <w:tcPr/>
-                <w:p>
-                  <w:pPr>
-                    <w:pStyle w:val="Compact"/>
-                    <w:jc w:val="center"/>
-                  </w:pPr>
-                  <w:r>
-                    <w:t xml:space="preserve">-5.22</w:t>
-                  </w:r>
-                </w:p>
-              </w:tc>
-            </w:tr>
-            <w:tr>
-              <w:tc>
-                <w:tcPr/>
-                <w:p>
-                  <w:pPr>
-                    <w:pStyle w:val="Compact"/>
-                    <w:jc w:val="center"/>
-                  </w:pPr>
-                  <w:r>
-                    <w:t xml:space="preserve">theophylline</w:t>
-                  </w:r>
-                </w:p>
-              </w:tc>
-              <w:tc>
-                <w:tcPr/>
-                <w:p>
-                  <w:pPr>
-                    <w:pStyle w:val="Compact"/>
-                    <w:jc w:val="center"/>
-                  </w:pPr>
-                  <m:oMath>
-                    <m:r>
-                      <m:t>σ</m:t>
-                    </m:r>
-                  </m:oMath>
-                </w:p>
-              </w:tc>
-              <w:tc>
-                <w:tcPr/>
-                <w:p>
-                  <w:pPr>
-                    <w:pStyle w:val="Compact"/>
-                    <w:jc w:val="center"/>
-                  </w:pPr>
-                  <w:r>
-                    <w:t xml:space="preserve">0.18</w:t>
-                  </w:r>
-                </w:p>
-              </w:tc>
-              <w:tc>
-                <w:tcPr/>
-                <w:p>
-                  <w:pPr>
-                    <w:pStyle w:val="Compact"/>
-                    <w:jc w:val="center"/>
-                  </w:pPr>
-                  <w:r>
-                    <w:t xml:space="preserve">0.172</w:t>
-                  </w:r>
-                </w:p>
-              </w:tc>
-              <w:tc>
-                <w:tcPr/>
-                <w:p>
-                  <w:pPr>
-                    <w:pStyle w:val="Compact"/>
-                    <w:jc w:val="center"/>
-                  </w:pPr>
-                  <w:r>
-                    <w:t xml:space="preserve">4.82</w:t>
-                  </w:r>
-                </w:p>
-              </w:tc>
-            </w:tr>
-            <w:tr>
-              <w:tc>
-                <w:tcPr/>
-                <w:p>
-                  <w:pPr>
-                    <w:pStyle w:val="Compact"/>
-                    <w:jc w:val="center"/>
-                  </w:pPr>
-                  <w:r>
-                    <w:t xml:space="preserve">warfarin</w:t>
-                  </w:r>
-                </w:p>
-              </w:tc>
-              <w:tc>
-                <w:tcPr/>
-                <w:p>
-                  <w:pPr>
-                    <w:pStyle w:val="Compact"/>
-                    <w:jc w:val="center"/>
-                  </w:pPr>
-                  <m:oMath>
-                    <m:r>
-                      <m:t>C</m:t>
-                    </m:r>
-                    <m:r>
-                      <m:t>L</m:t>
-                    </m:r>
-                  </m:oMath>
-                </w:p>
-              </w:tc>
-              <w:tc>
-                <w:tcPr/>
-                <w:p>
-                  <w:pPr>
-                    <w:pStyle w:val="Compact"/>
-                    <w:jc w:val="center"/>
-                  </w:pPr>
-                  <w:r>
-                    <w:t xml:space="preserve">0.132</w:t>
-                  </w:r>
-                </w:p>
-              </w:tc>
-              <w:tc>
-                <w:tcPr/>
-                <w:p>
-                  <w:pPr>
-                    <w:pStyle w:val="Compact"/>
-                    <w:jc w:val="center"/>
-                  </w:pPr>
-                  <w:r>
-                    <w:t xml:space="preserve">0.13</w:t>
-                  </w:r>
-                </w:p>
-              </w:tc>
-              <w:tc>
-                <w:tcPr/>
-                <w:p>
-                  <w:pPr>
-                    <w:pStyle w:val="Compact"/>
-                    <w:jc w:val="center"/>
-                  </w:pPr>
-                  <w:r>
-                    <w:t xml:space="preserve">2.3</w:t>
-                  </w:r>
-                </w:p>
-              </w:tc>
-            </w:tr>
-            <w:tr>
-              <w:tc>
-                <w:tcPr/>
-                <w:p>
-                  <w:pPr>
-                    <w:pStyle w:val="Compact"/>
-                    <w:jc w:val="center"/>
-                  </w:pPr>
-                  <w:r>
-                    <w:t xml:space="preserve">warfarin</w:t>
-                  </w:r>
-                </w:p>
-              </w:tc>
-              <w:tc>
-                <w:tcPr/>
-                <w:p>
-                  <w:pPr>
-                    <w:pStyle w:val="Compact"/>
-                    <w:jc w:val="center"/>
-                  </w:pPr>
-                  <m:oMath>
-                    <m:r>
-                      <m:t>V</m:t>
-                    </m:r>
-                  </m:oMath>
-                </w:p>
-              </w:tc>
-              <w:tc>
-                <w:tcPr/>
-                <w:p>
-                  <w:pPr>
-                    <w:pStyle w:val="Compact"/>
-                    <w:jc w:val="center"/>
-                  </w:pPr>
-                  <w:r>
-                    <w:t xml:space="preserve">7.94</w:t>
-                  </w:r>
-                </w:p>
-              </w:tc>
-              <w:tc>
-                <w:tcPr/>
-                <w:p>
-                  <w:pPr>
-                    <w:pStyle w:val="Compact"/>
-                    <w:jc w:val="center"/>
-                  </w:pPr>
-                  <w:r>
-                    <w:t xml:space="preserve">8.02</w:t>
-                  </w:r>
-                </w:p>
-              </w:tc>
-              <w:tc>
-                <w:tcPr/>
-                <w:p>
-                  <w:pPr>
-                    <w:pStyle w:val="Compact"/>
-                    <w:jc w:val="center"/>
-                  </w:pPr>
-                  <w:r>
-                    <w:t xml:space="preserve">-1.01</w:t>
-                  </w:r>
-                </w:p>
-              </w:tc>
-            </w:tr>
-            <w:tr>
-              <w:tc>
-                <w:tcPr/>
-                <w:p>
-                  <w:pPr>
-                    <w:pStyle w:val="Compact"/>
-                    <w:jc w:val="center"/>
-                  </w:pPr>
-                  <w:r>
-                    <w:t xml:space="preserve">warfarin</w:t>
-                  </w:r>
-                </w:p>
-              </w:tc>
-              <w:tc>
-                <w:tcPr/>
-                <w:p>
-                  <w:pPr>
-                    <w:pStyle w:val="Compact"/>
-                    <w:jc w:val="center"/>
-                  </w:pPr>
-                  <m:oMath>
-                    <m:sSub>
-                      <m:e>
-                        <m:r>
-                          <m:t>k</m:t>
-                        </m:r>
-                      </m:e>
-                      <m:sub>
-                        <m:r>
-                          <m:t>a</m:t>
-                        </m:r>
-                      </m:sub>
-                    </m:sSub>
-                  </m:oMath>
-                </w:p>
-              </w:tc>
-              <w:tc>
-                <w:tcPr/>
-                <w:p>
-                  <w:pPr>
-                    <w:pStyle w:val="Compact"/>
-                    <w:jc w:val="center"/>
-                  </w:pPr>
-                  <w:r>
-                    <w:t xml:space="preserve">0.617</w:t>
-                  </w:r>
-                </w:p>
-              </w:tc>
-              <w:tc>
-                <w:tcPr/>
-                <w:p>
-                  <w:pPr>
-                    <w:pStyle w:val="Compact"/>
-                    <w:jc w:val="center"/>
-                  </w:pPr>
-                  <w:r>
-                    <w:t xml:space="preserve">0.637</w:t>
-                  </w:r>
-                </w:p>
-              </w:tc>
-              <w:tc>
-                <w:tcPr/>
-                <w:p>
-                  <w:pPr>
-                    <w:pStyle w:val="Compact"/>
-                    <w:jc w:val="center"/>
-                  </w:pPr>
-                  <w:r>
-                    <w:t xml:space="preserve">-3.1</w:t>
-                  </w:r>
-                </w:p>
-              </w:tc>
-            </w:tr>
-            <w:tr>
-              <w:tc>
-                <w:tcPr/>
-                <w:p>
-                  <w:pPr>
-                    <w:pStyle w:val="Compact"/>
-                    <w:jc w:val="center"/>
-                  </w:pPr>
-                  <w:r>
-                    <w:t xml:space="preserve">warfarin</w:t>
-                  </w:r>
-                </w:p>
-              </w:tc>
-              <w:tc>
-                <w:tcPr/>
-                <w:p>
-                  <w:pPr>
-                    <w:pStyle w:val="Compact"/>
-                    <w:jc w:val="center"/>
-                  </w:pPr>
-                  <m:oMath>
-                    <m:sSub>
-                      <m:e>
-                        <m:r>
-                          <m:t>ω</m:t>
-                        </m:r>
-                      </m:e>
-                      <m:sub>
-                        <m:r>
-                          <m:t>C</m:t>
-                        </m:r>
-                        <m:r>
-                          <m:t>L</m:t>
-                        </m:r>
-                      </m:sub>
-                    </m:sSub>
-                  </m:oMath>
-                </w:p>
-              </w:tc>
-              <w:tc>
-                <w:tcPr/>
-                <w:p>
-                  <w:pPr>
-                    <w:pStyle w:val="Compact"/>
-                    <w:jc w:val="center"/>
-                  </w:pPr>
-                  <w:r>
-                    <w:t xml:space="preserve">0.278</w:t>
-                  </w:r>
-                </w:p>
-              </w:tc>
-              <w:tc>
-                <w:tcPr/>
-                <w:p>
-                  <w:pPr>
-                    <w:pStyle w:val="Compact"/>
-                    <w:jc w:val="center"/>
-                  </w:pPr>
-                  <w:r>
-                    <w:t xml:space="preserve">0.276</w:t>
-                  </w:r>
-                </w:p>
-              </w:tc>
-              <w:tc>
-                <w:tcPr/>
-                <w:p>
-                  <w:pPr>
-                    <w:pStyle w:val="Compact"/>
-                    <w:jc w:val="center"/>
-                  </w:pPr>
-                  <w:r>
-                    <w:t xml:space="preserve">0.772</w:t>
-                  </w:r>
-                </w:p>
-              </w:tc>
-            </w:tr>
-            <w:tr>
-              <w:tc>
-                <w:tcPr/>
-                <w:p>
-                  <w:pPr>
-                    <w:pStyle w:val="Compact"/>
-                    <w:jc w:val="center"/>
-                  </w:pPr>
-                  <w:r>
-                    <w:t xml:space="preserve">warfarin</w:t>
-                  </w:r>
-                </w:p>
-              </w:tc>
-              <w:tc>
-                <w:tcPr/>
-                <w:p>
-                  <w:pPr>
-                    <w:pStyle w:val="Compact"/>
-                    <w:jc w:val="center"/>
-                  </w:pPr>
-                  <m:oMath>
-                    <m:sSub>
-                      <m:e>
-                        <m:r>
-                          <m:t>ω</m:t>
-                        </m:r>
-                      </m:e>
-                      <m:sub>
-                        <m:r>
-                          <m:t>V</m:t>
-                        </m:r>
-                      </m:sub>
-                    </m:sSub>
-                  </m:oMath>
-                </w:p>
-              </w:tc>
-              <w:tc>
-                <w:tcPr/>
-                <w:p>
-                  <w:pPr>
-                    <w:pStyle w:val="Compact"/>
-                    <w:jc w:val="center"/>
-                  </w:pPr>
-                  <w:r>
-                    <w:t xml:space="preserve">0.19</w:t>
-                  </w:r>
-                </w:p>
-              </w:tc>
-              <w:tc>
-                <w:tcPr/>
-                <w:p>
-                  <w:pPr>
-                    <w:pStyle w:val="Compact"/>
-                    <w:jc w:val="center"/>
-                  </w:pPr>
-                  <w:r>
-                    <w:t xml:space="preserve">0.207</w:t>
-                  </w:r>
-                </w:p>
-              </w:tc>
-              <w:tc>
-                <w:tcPr/>
-                <w:p>
-                  <w:pPr>
-                    <w:pStyle w:val="Compact"/>
-                    <w:jc w:val="center"/>
-                  </w:pPr>
-                  <w:r>
-                    <w:t xml:space="preserve">-8.6</w:t>
-                  </w:r>
-                </w:p>
-              </w:tc>
-            </w:tr>
-            <w:tr>
-              <w:tc>
-                <w:tcPr/>
-                <w:p>
-                  <w:pPr>
-                    <w:pStyle w:val="Compact"/>
-                    <w:jc w:val="center"/>
-                  </w:pPr>
-                  <w:r>
-                    <w:t xml:space="preserve">warfarin</w:t>
-                  </w:r>
-                </w:p>
-              </w:tc>
-              <w:tc>
-                <w:tcPr/>
-                <w:p>
-                  <w:pPr>
-                    <w:pStyle w:val="Compact"/>
-                    <w:jc w:val="center"/>
-                  </w:pPr>
-                  <m:oMath>
-                    <m:sSub>
-                      <m:e>
-                        <m:r>
-                          <m:t>ω</m:t>
-                        </m:r>
-                      </m:e>
-                      <m:sub>
-                        <m:sSub>
-                          <m:e>
-                            <m:r>
-                              <m:t>k</m:t>
-                            </m:r>
-                          </m:e>
-                          <m:sub>
-                            <m:r>
-                              <m:t>a</m:t>
-                            </m:r>
-                          </m:sub>
-                        </m:sSub>
-                      </m:sub>
-                    </m:sSub>
-                  </m:oMath>
-                </w:p>
-              </w:tc>
-              <w:tc>
-                <w:tcPr/>
-                <w:p>
-                  <w:pPr>
-                    <w:pStyle w:val="Compact"/>
-                    <w:jc w:val="center"/>
-                  </w:pPr>
-                  <w:r>
-                    <w:t xml:space="preserve">0.811</w:t>
-                  </w:r>
-                </w:p>
-              </w:tc>
-              <w:tc>
-                <w:tcPr/>
-                <w:p>
-                  <w:pPr>
-                    <w:pStyle w:val="Compact"/>
-                    <w:jc w:val="center"/>
-                  </w:pPr>
-                  <w:r>
-                    <w:t xml:space="preserve">0.978</w:t>
-                  </w:r>
-                </w:p>
-              </w:tc>
-              <w:tc>
-                <w:tcPr/>
-                <w:p>
-                  <w:pPr>
-                    <w:pStyle w:val="Compact"/>
-                    <w:jc w:val="center"/>
-                  </w:pPr>
-                  <w:r>
-                    <w:t xml:space="preserve">-17</w:t>
-                  </w:r>
-                </w:p>
-              </w:tc>
-            </w:tr>
-            <w:tr>
-              <w:tc>
-                <w:tcPr/>
-                <w:p>
-                  <w:pPr>
-                    <w:pStyle w:val="Compact"/>
-                    <w:jc w:val="center"/>
-                  </w:pPr>
-                  <w:r>
-                    <w:t xml:space="preserve">warfarin</w:t>
-                  </w:r>
-                </w:p>
-              </w:tc>
-              <w:tc>
-                <w:tcPr/>
-                <w:p>
-                  <w:pPr>
-                    <w:pStyle w:val="Compact"/>
-                    <w:jc w:val="center"/>
-                  </w:pPr>
-                  <m:oMath>
-                    <m:r>
-                      <m:t>σ</m:t>
-                    </m:r>
-                  </m:oMath>
-                </w:p>
-              </w:tc>
-              <w:tc>
-                <w:tcPr/>
-                <w:p>
-                  <w:pPr>
-                    <w:pStyle w:val="Compact"/>
-                    <w:jc w:val="center"/>
-                  </w:pPr>
-                  <w:r>
-                    <w:t xml:space="preserve">0.207</w:t>
-                  </w:r>
-                </w:p>
-              </w:tc>
-              <w:tc>
-                <w:tcPr/>
-                <w:p>
-                  <w:pPr>
-                    <w:pStyle w:val="Compact"/>
-                    <w:jc w:val="center"/>
-                  </w:pPr>
-                  <w:r>
-                    <w:t xml:space="preserve">0.203</w:t>
-                  </w:r>
-                </w:p>
-              </w:tc>
-              <w:tc>
-                <w:tcPr/>
-                <w:p>
-                  <w:pPr>
-                    <w:pStyle w:val="Compact"/>
-                    <w:jc w:val="center"/>
-                  </w:pPr>
-                  <w:r>
-                    <w:t xml:space="preserve">2.11</w:t>
-                  </w:r>
-                </w:p>
-              </w:tc>
-            </w:tr>
-          </w:tbl>
           <w:p>
             <w:pPr>
               <w:jc w:val="center"/>
@@ -19312,32 +18217,6 @@
               <w:t xml:space="preserve">for the theophylline and warfarin datasets, with percent difference between the two estimates.</w:t>
             </w:r>
           </w:p>
-          <w:bookmarkEnd w:id="103"/>
-        </w:tc>
-      </w:tr>
-    </w:tbl>
-    <w:p>
-      <w:pPr>
-        <w:pStyle w:val="BodyText"/>
-      </w:pPr>
-      <w:r>
-        <w:t xml:space="preserve"> </w:t>
-      </w:r>
-    </w:p>
-    <w:tbl>
-      <w:tblPr>
-        <w:tblStyle w:val="Table"/>
-        <w:tblW w:type="pct" w:w="5000"/>
-        <w:tblLayout w:type="fixed"/>
-        <w:tblLook w:firstRow="0" w:lastRow="0" w:firstColumn="0" w:lastColumn="0" w:noHBand="0" w:noVBand="0" w:val="0000"/>
-      </w:tblPr>
-      <w:tblGrid>
-        <w:gridCol w:w="7920"/>
-      </w:tblGrid>
-      <w:tr>
-        <w:tc>
-          <w:tcPr/>
-          <w:bookmarkStart w:id="104" w:name="supptbl-psis-ess"/>
           <w:tbl>
             <w:tblPr>
               <w:tblStyle w:val="Table"/>
@@ -19363,55 +18242,77 @@
                     <w:jc w:val="center"/>
                   </w:pPr>
                   <w:r>
-                    <w:t xml:space="preserve">Fit-quality arm</w:t>
-                  </w:r>
-                </w:p>
-              </w:tc>
-              <w:tc>
-                <w:tcPr/>
-                <w:p>
-                  <w:pPr>
-                    <w:pStyle w:val="Compact"/>
-                    <w:jc w:val="center"/>
-                  </w:pPr>
-                  <w:r>
-                    <w:t xml:space="preserve">Mean</w:t>
-                  </w:r>
-                </w:p>
-              </w:tc>
-              <w:tc>
-                <w:tcPr/>
-                <w:p>
-                  <w:pPr>
-                    <w:pStyle w:val="Compact"/>
-                    <w:jc w:val="center"/>
-                  </w:pPr>
-                  <w:r>
-                    <w:t xml:space="preserve">Median</w:t>
-                  </w:r>
-                </w:p>
-              </w:tc>
-              <w:tc>
-                <w:tcPr/>
-                <w:p>
-                  <w:pPr>
-                    <w:pStyle w:val="Compact"/>
-                    <w:jc w:val="center"/>
-                  </w:pPr>
-                  <w:r>
-                    <w:t xml:space="preserve">Minimum</w:t>
-                  </w:r>
-                </w:p>
-              </w:tc>
-              <w:tc>
-                <w:tcPr/>
-                <w:p>
-                  <w:pPr>
-                    <w:pStyle w:val="Compact"/>
-                    <w:jc w:val="center"/>
-                  </w:pPr>
-                  <w:r>
-                    <w:t xml:space="preserve">Maximum</w:t>
+                    <w:t xml:space="preserve">Dataset</w:t>
+                  </w:r>
+                </w:p>
+              </w:tc>
+              <w:tc>
+                <w:tcPr/>
+                <w:p>
+                  <w:pPr>
+                    <w:pStyle w:val="Compact"/>
+                    <w:jc w:val="center"/>
+                  </w:pPr>
+                  <w:r>
+                    <w:t xml:space="preserve">Parameter</w:t>
+                  </w:r>
+                </w:p>
+              </w:tc>
+              <w:tc>
+                <w:tcPr/>
+                <w:p>
+                  <w:pPr>
+                    <w:pStyle w:val="Compact"/>
+                    <w:jc w:val="center"/>
+                  </w:pPr>
+                  <m:oMath>
+                    <m:r>
+                      <m:t>K</m:t>
+                    </m:r>
+                    <m:r>
+                      <m:rPr>
+                        <m:sty m:val="p"/>
+                      </m:rPr>
+                      <m:t>=</m:t>
+                    </m:r>
+                    <m:r>
+                      <m:t>1</m:t>
+                    </m:r>
+                  </m:oMath>
+                </w:p>
+              </w:tc>
+              <w:tc>
+                <w:tcPr/>
+                <w:p>
+                  <w:pPr>
+                    <w:pStyle w:val="Compact"/>
+                    <w:jc w:val="center"/>
+                  </w:pPr>
+                  <m:oMath>
+                    <m:r>
+                      <m:t>K</m:t>
+                    </m:r>
+                    <m:r>
+                      <m:rPr>
+                        <m:sty m:val="p"/>
+                      </m:rPr>
+                      <m:t>=</m:t>
+                    </m:r>
+                    <m:r>
+                      <m:t>64</m:t>
+                    </m:r>
+                  </m:oMath>
+                </w:p>
+              </w:tc>
+              <w:tc>
+                <w:tcPr/>
+                <w:p>
+                  <w:pPr>
+                    <w:pStyle w:val="Compact"/>
+                    <w:jc w:val="center"/>
+                  </w:pPr>
+                  <w:r>
+                    <w:t xml:space="preserve">Difference (%)</w:t>
                   </w:r>
                 </w:p>
               </w:tc>
@@ -19425,55 +18326,60 @@
                     <w:jc w:val="center"/>
                   </w:pPr>
                   <w:r>
-                    <w:t xml:space="preserve">bad</w:t>
-                  </w:r>
-                </w:p>
-              </w:tc>
-              <w:tc>
-                <w:tcPr/>
-                <w:p>
-                  <w:pPr>
-                    <w:pStyle w:val="Compact"/>
-                    <w:jc w:val="center"/>
-                  </w:pPr>
-                  <w:r>
-                    <w:t xml:space="preserve">1200</w:t>
-                  </w:r>
-                </w:p>
-              </w:tc>
-              <w:tc>
-                <w:tcPr/>
-                <w:p>
-                  <w:pPr>
-                    <w:pStyle w:val="Compact"/>
-                    <w:jc w:val="center"/>
-                  </w:pPr>
-                  <w:r>
-                    <w:t xml:space="preserve">1180</w:t>
-                  </w:r>
-                </w:p>
-              </w:tc>
-              <w:tc>
-                <w:tcPr/>
-                <w:p>
-                  <w:pPr>
-                    <w:pStyle w:val="Compact"/>
-                    <w:jc w:val="center"/>
-                  </w:pPr>
-                  <w:r>
-                    <w:t xml:space="preserve">175</w:t>
-                  </w:r>
-                </w:p>
-              </w:tc>
-              <w:tc>
-                <w:tcPr/>
-                <w:p>
-                  <w:pPr>
-                    <w:pStyle w:val="Compact"/>
-                    <w:jc w:val="center"/>
-                  </w:pPr>
-                  <w:r>
-                    <w:t xml:space="preserve">2850</w:t>
+                    <w:t xml:space="preserve">theophylline</w:t>
+                  </w:r>
+                </w:p>
+              </w:tc>
+              <w:tc>
+                <w:tcPr/>
+                <w:p>
+                  <w:pPr>
+                    <w:pStyle w:val="Compact"/>
+                    <w:jc w:val="center"/>
+                  </w:pPr>
+                  <m:oMath>
+                    <m:r>
+                      <m:t>C</m:t>
+                    </m:r>
+                    <m:r>
+                      <m:t>L</m:t>
+                    </m:r>
+                  </m:oMath>
+                </w:p>
+              </w:tc>
+              <w:tc>
+                <w:tcPr/>
+                <w:p>
+                  <w:pPr>
+                    <w:pStyle w:val="Compact"/>
+                    <w:jc w:val="center"/>
+                  </w:pPr>
+                  <w:r>
+                    <w:t xml:space="preserve">0.04</w:t>
+                  </w:r>
+                </w:p>
+              </w:tc>
+              <w:tc>
+                <w:tcPr/>
+                <w:p>
+                  <w:pPr>
+                    <w:pStyle w:val="Compact"/>
+                    <w:jc w:val="center"/>
+                  </w:pPr>
+                  <w:r>
+                    <w:t xml:space="preserve">0.0403</w:t>
+                  </w:r>
+                </w:p>
+              </w:tc>
+              <w:tc>
+                <w:tcPr/>
+                <w:p>
+                  <w:pPr>
+                    <w:pStyle w:val="Compact"/>
+                    <w:jc w:val="center"/>
+                  </w:pPr>
+                  <w:r>
+                    <w:t xml:space="preserve">-0.882</w:t>
                   </w:r>
                 </w:p>
               </w:tc>
@@ -19487,60 +18393,956 @@
                     <w:jc w:val="center"/>
                   </w:pPr>
                   <w:r>
-                    <w:t xml:space="preserve">good</w:t>
-                  </w:r>
-                </w:p>
-              </w:tc>
-              <w:tc>
-                <w:tcPr/>
-                <w:p>
-                  <w:pPr>
-                    <w:pStyle w:val="Compact"/>
-                    <w:jc w:val="center"/>
-                  </w:pPr>
-                  <w:r>
-                    <w:t xml:space="preserve">1790</w:t>
-                  </w:r>
-                </w:p>
-              </w:tc>
-              <w:tc>
-                <w:tcPr/>
-                <w:p>
-                  <w:pPr>
-                    <w:pStyle w:val="Compact"/>
-                    <w:jc w:val="center"/>
-                  </w:pPr>
-                  <w:r>
-                    <w:t xml:space="preserve">1790</w:t>
-                  </w:r>
-                </w:p>
-              </w:tc>
-              <w:tc>
-                <w:tcPr/>
-                <w:p>
-                  <w:pPr>
-                    <w:pStyle w:val="Compact"/>
-                    <w:jc w:val="center"/>
-                  </w:pPr>
-                  <w:r>
-                    <w:t xml:space="preserve">10.7</w:t>
-                  </w:r>
-                </w:p>
-              </w:tc>
-              <w:tc>
-                <w:tcPr/>
-                <w:p>
-                  <w:pPr>
-                    <w:pStyle w:val="Compact"/>
-                    <w:jc w:val="center"/>
-                  </w:pPr>
-                  <w:r>
-                    <w:t xml:space="preserve">3220</w:t>
+                    <w:t xml:space="preserve">theophylline</w:t>
+                  </w:r>
+                </w:p>
+              </w:tc>
+              <w:tc>
+                <w:tcPr/>
+                <w:p>
+                  <w:pPr>
+                    <w:pStyle w:val="Compact"/>
+                    <w:jc w:val="center"/>
+                  </w:pPr>
+                  <m:oMath>
+                    <m:r>
+                      <m:t>V</m:t>
+                    </m:r>
+                  </m:oMath>
+                </w:p>
+              </w:tc>
+              <w:tc>
+                <w:tcPr/>
+                <w:p>
+                  <w:pPr>
+                    <w:pStyle w:val="Compact"/>
+                    <w:jc w:val="center"/>
+                  </w:pPr>
+                  <w:r>
+                    <w:t xml:space="preserve">0.462</w:t>
+                  </w:r>
+                </w:p>
+              </w:tc>
+              <w:tc>
+                <w:tcPr/>
+                <w:p>
+                  <w:pPr>
+                    <w:pStyle w:val="Compact"/>
+                    <w:jc w:val="center"/>
+                  </w:pPr>
+                  <w:r>
+                    <w:t xml:space="preserve">0.452</w:t>
+                  </w:r>
+                </w:p>
+              </w:tc>
+              <w:tc>
+                <w:tcPr/>
+                <w:p>
+                  <w:pPr>
+                    <w:pStyle w:val="Compact"/>
+                    <w:jc w:val="center"/>
+                  </w:pPr>
+                  <w:r>
+                    <w:t xml:space="preserve">2.35</w:t>
+                  </w:r>
+                </w:p>
+              </w:tc>
+            </w:tr>
+            <w:tr>
+              <w:tc>
+                <w:tcPr/>
+                <w:p>
+                  <w:pPr>
+                    <w:pStyle w:val="Compact"/>
+                    <w:jc w:val="center"/>
+                  </w:pPr>
+                  <w:r>
+                    <w:t xml:space="preserve">theophylline</w:t>
+                  </w:r>
+                </w:p>
+              </w:tc>
+              <w:tc>
+                <w:tcPr/>
+                <w:p>
+                  <w:pPr>
+                    <w:pStyle w:val="Compact"/>
+                    <w:jc w:val="center"/>
+                  </w:pPr>
+                  <m:oMath>
+                    <m:sSub>
+                      <m:e>
+                        <m:r>
+                          <m:t>k</m:t>
+                        </m:r>
+                      </m:e>
+                      <m:sub>
+                        <m:r>
+                          <m:t>a</m:t>
+                        </m:r>
+                      </m:sub>
+                    </m:sSub>
+                  </m:oMath>
+                </w:p>
+              </w:tc>
+              <w:tc>
+                <w:tcPr/>
+                <w:p>
+                  <w:pPr>
+                    <w:pStyle w:val="Compact"/>
+                    <w:jc w:val="center"/>
+                  </w:pPr>
+                  <w:r>
+                    <w:t xml:space="preserve">1.29</w:t>
+                  </w:r>
+                </w:p>
+              </w:tc>
+              <w:tc>
+                <w:tcPr/>
+                <w:p>
+                  <w:pPr>
+                    <w:pStyle w:val="Compact"/>
+                    <w:jc w:val="center"/>
+                  </w:pPr>
+                  <w:r>
+                    <w:t xml:space="preserve">1.34</w:t>
+                  </w:r>
+                </w:p>
+              </w:tc>
+              <w:tc>
+                <w:tcPr/>
+                <w:p>
+                  <w:pPr>
+                    <w:pStyle w:val="Compact"/>
+                    <w:jc w:val="center"/>
+                  </w:pPr>
+                  <w:r>
+                    <w:t xml:space="preserve">-4.27</w:t>
+                  </w:r>
+                </w:p>
+              </w:tc>
+            </w:tr>
+            <w:tr>
+              <w:tc>
+                <w:tcPr/>
+                <w:p>
+                  <w:pPr>
+                    <w:pStyle w:val="Compact"/>
+                    <w:jc w:val="center"/>
+                  </w:pPr>
+                  <w:r>
+                    <w:t xml:space="preserve">theophylline</w:t>
+                  </w:r>
+                </w:p>
+              </w:tc>
+              <w:tc>
+                <w:tcPr/>
+                <w:p>
+                  <w:pPr>
+                    <w:pStyle w:val="Compact"/>
+                    <w:jc w:val="center"/>
+                  </w:pPr>
+                  <m:oMath>
+                    <m:sSub>
+                      <m:e>
+                        <m:r>
+                          <m:t>ω</m:t>
+                        </m:r>
+                      </m:e>
+                      <m:sub>
+                        <m:r>
+                          <m:t>C</m:t>
+                        </m:r>
+                        <m:r>
+                          <m:t>L</m:t>
+                        </m:r>
+                      </m:sub>
+                    </m:sSub>
+                  </m:oMath>
+                </w:p>
+              </w:tc>
+              <w:tc>
+                <w:tcPr/>
+                <w:p>
+                  <w:pPr>
+                    <w:pStyle w:val="Compact"/>
+                    <w:jc w:val="center"/>
+                  </w:pPr>
+                  <w:r>
+                    <w:t xml:space="preserve">0.245</w:t>
+                  </w:r>
+                </w:p>
+              </w:tc>
+              <w:tc>
+                <w:tcPr/>
+                <w:p>
+                  <w:pPr>
+                    <w:pStyle w:val="Compact"/>
+                    <w:jc w:val="center"/>
+                  </w:pPr>
+                  <w:r>
+                    <w:t xml:space="preserve">0.255</w:t>
+                  </w:r>
+                </w:p>
+              </w:tc>
+              <w:tc>
+                <w:tcPr/>
+                <w:p>
+                  <w:pPr>
+                    <w:pStyle w:val="Compact"/>
+                    <w:jc w:val="center"/>
+                  </w:pPr>
+                  <w:r>
+                    <w:t xml:space="preserve">-3.81</w:t>
+                  </w:r>
+                </w:p>
+              </w:tc>
+            </w:tr>
+            <w:tr>
+              <w:tc>
+                <w:tcPr/>
+                <w:p>
+                  <w:pPr>
+                    <w:pStyle w:val="Compact"/>
+                    <w:jc w:val="center"/>
+                  </w:pPr>
+                  <w:r>
+                    <w:t xml:space="preserve">theophylline</w:t>
+                  </w:r>
+                </w:p>
+              </w:tc>
+              <w:tc>
+                <w:tcPr/>
+                <w:p>
+                  <w:pPr>
+                    <w:pStyle w:val="Compact"/>
+                    <w:jc w:val="center"/>
+                  </w:pPr>
+                  <m:oMath>
+                    <m:sSub>
+                      <m:e>
+                        <m:r>
+                          <m:t>ω</m:t>
+                        </m:r>
+                      </m:e>
+                      <m:sub>
+                        <m:r>
+                          <m:t>V</m:t>
+                        </m:r>
+                      </m:sub>
+                    </m:sSub>
+                  </m:oMath>
+                </w:p>
+              </w:tc>
+              <w:tc>
+                <w:tcPr/>
+                <w:p>
+                  <w:pPr>
+                    <w:pStyle w:val="Compact"/>
+                    <w:jc w:val="center"/>
+                  </w:pPr>
+                  <w:r>
+                    <w:t xml:space="preserve">0.0921</w:t>
+                  </w:r>
+                </w:p>
+              </w:tc>
+              <w:tc>
+                <w:tcPr/>
+                <w:p>
+                  <w:pPr>
+                    <w:pStyle w:val="Compact"/>
+                    <w:jc w:val="center"/>
+                  </w:pPr>
+                  <w:r>
+                    <w:t xml:space="preserve">0.113</w:t>
+                  </w:r>
+                </w:p>
+              </w:tc>
+              <w:tc>
+                <w:tcPr/>
+                <w:p>
+                  <w:pPr>
+                    <w:pStyle w:val="Compact"/>
+                    <w:jc w:val="center"/>
+                  </w:pPr>
+                  <w:r>
+                    <w:t xml:space="preserve">-18.2</w:t>
+                  </w:r>
+                </w:p>
+              </w:tc>
+            </w:tr>
+            <w:tr>
+              <w:tc>
+                <w:tcPr/>
+                <w:p>
+                  <w:pPr>
+                    <w:pStyle w:val="Compact"/>
+                    <w:jc w:val="center"/>
+                  </w:pPr>
+                  <w:r>
+                    <w:t xml:space="preserve">theophylline</w:t>
+                  </w:r>
+                </w:p>
+              </w:tc>
+              <w:tc>
+                <w:tcPr/>
+                <w:p>
+                  <w:pPr>
+                    <w:pStyle w:val="Compact"/>
+                    <w:jc w:val="center"/>
+                  </w:pPr>
+                  <m:oMath>
+                    <m:sSub>
+                      <m:e>
+                        <m:r>
+                          <m:t>ω</m:t>
+                        </m:r>
+                      </m:e>
+                      <m:sub>
+                        <m:sSub>
+                          <m:e>
+                            <m:r>
+                              <m:t>k</m:t>
+                            </m:r>
+                          </m:e>
+                          <m:sub>
+                            <m:r>
+                              <m:t>a</m:t>
+                            </m:r>
+                          </m:sub>
+                        </m:sSub>
+                      </m:sub>
+                    </m:sSub>
+                  </m:oMath>
+                </w:p>
+              </w:tc>
+              <w:tc>
+                <w:tcPr/>
+                <w:p>
+                  <w:pPr>
+                    <w:pStyle w:val="Compact"/>
+                    <w:jc w:val="center"/>
+                  </w:pPr>
+                  <w:r>
+                    <w:t xml:space="preserve">0.646</w:t>
+                  </w:r>
+                </w:p>
+              </w:tc>
+              <w:tc>
+                <w:tcPr/>
+                <w:p>
+                  <w:pPr>
+                    <w:pStyle w:val="Compact"/>
+                    <w:jc w:val="center"/>
+                  </w:pPr>
+                  <w:r>
+                    <w:t xml:space="preserve">0.682</w:t>
+                  </w:r>
+                </w:p>
+              </w:tc>
+              <w:tc>
+                <w:tcPr/>
+                <w:p>
+                  <w:pPr>
+                    <w:pStyle w:val="Compact"/>
+                    <w:jc w:val="center"/>
+                  </w:pPr>
+                  <w:r>
+                    <w:t xml:space="preserve">-5.22</w:t>
+                  </w:r>
+                </w:p>
+              </w:tc>
+            </w:tr>
+            <w:tr>
+              <w:tc>
+                <w:tcPr/>
+                <w:p>
+                  <w:pPr>
+                    <w:pStyle w:val="Compact"/>
+                    <w:jc w:val="center"/>
+                  </w:pPr>
+                  <w:r>
+                    <w:t xml:space="preserve">theophylline</w:t>
+                  </w:r>
+                </w:p>
+              </w:tc>
+              <w:tc>
+                <w:tcPr/>
+                <w:p>
+                  <w:pPr>
+                    <w:pStyle w:val="Compact"/>
+                    <w:jc w:val="center"/>
+                  </w:pPr>
+                  <m:oMath>
+                    <m:r>
+                      <m:t>σ</m:t>
+                    </m:r>
+                  </m:oMath>
+                </w:p>
+              </w:tc>
+              <w:tc>
+                <w:tcPr/>
+                <w:p>
+                  <w:pPr>
+                    <w:pStyle w:val="Compact"/>
+                    <w:jc w:val="center"/>
+                  </w:pPr>
+                  <w:r>
+                    <w:t xml:space="preserve">0.18</w:t>
+                  </w:r>
+                </w:p>
+              </w:tc>
+              <w:tc>
+                <w:tcPr/>
+                <w:p>
+                  <w:pPr>
+                    <w:pStyle w:val="Compact"/>
+                    <w:jc w:val="center"/>
+                  </w:pPr>
+                  <w:r>
+                    <w:t xml:space="preserve">0.172</w:t>
+                  </w:r>
+                </w:p>
+              </w:tc>
+              <w:tc>
+                <w:tcPr/>
+                <w:p>
+                  <w:pPr>
+                    <w:pStyle w:val="Compact"/>
+                    <w:jc w:val="center"/>
+                  </w:pPr>
+                  <w:r>
+                    <w:t xml:space="preserve">4.82</w:t>
+                  </w:r>
+                </w:p>
+              </w:tc>
+            </w:tr>
+            <w:tr>
+              <w:tc>
+                <w:tcPr/>
+                <w:p>
+                  <w:pPr>
+                    <w:pStyle w:val="Compact"/>
+                    <w:jc w:val="center"/>
+                  </w:pPr>
+                  <w:r>
+                    <w:t xml:space="preserve">warfarin</w:t>
+                  </w:r>
+                </w:p>
+              </w:tc>
+              <w:tc>
+                <w:tcPr/>
+                <w:p>
+                  <w:pPr>
+                    <w:pStyle w:val="Compact"/>
+                    <w:jc w:val="center"/>
+                  </w:pPr>
+                  <m:oMath>
+                    <m:r>
+                      <m:t>C</m:t>
+                    </m:r>
+                    <m:r>
+                      <m:t>L</m:t>
+                    </m:r>
+                  </m:oMath>
+                </w:p>
+              </w:tc>
+              <w:tc>
+                <w:tcPr/>
+                <w:p>
+                  <w:pPr>
+                    <w:pStyle w:val="Compact"/>
+                    <w:jc w:val="center"/>
+                  </w:pPr>
+                  <w:r>
+                    <w:t xml:space="preserve">0.132</w:t>
+                  </w:r>
+                </w:p>
+              </w:tc>
+              <w:tc>
+                <w:tcPr/>
+                <w:p>
+                  <w:pPr>
+                    <w:pStyle w:val="Compact"/>
+                    <w:jc w:val="center"/>
+                  </w:pPr>
+                  <w:r>
+                    <w:t xml:space="preserve">0.13</w:t>
+                  </w:r>
+                </w:p>
+              </w:tc>
+              <w:tc>
+                <w:tcPr/>
+                <w:p>
+                  <w:pPr>
+                    <w:pStyle w:val="Compact"/>
+                    <w:jc w:val="center"/>
+                  </w:pPr>
+                  <w:r>
+                    <w:t xml:space="preserve">2.3</w:t>
+                  </w:r>
+                </w:p>
+              </w:tc>
+            </w:tr>
+            <w:tr>
+              <w:tc>
+                <w:tcPr/>
+                <w:p>
+                  <w:pPr>
+                    <w:pStyle w:val="Compact"/>
+                    <w:jc w:val="center"/>
+                  </w:pPr>
+                  <w:r>
+                    <w:t xml:space="preserve">warfarin</w:t>
+                  </w:r>
+                </w:p>
+              </w:tc>
+              <w:tc>
+                <w:tcPr/>
+                <w:p>
+                  <w:pPr>
+                    <w:pStyle w:val="Compact"/>
+                    <w:jc w:val="center"/>
+                  </w:pPr>
+                  <m:oMath>
+                    <m:r>
+                      <m:t>V</m:t>
+                    </m:r>
+                  </m:oMath>
+                </w:p>
+              </w:tc>
+              <w:tc>
+                <w:tcPr/>
+                <w:p>
+                  <w:pPr>
+                    <w:pStyle w:val="Compact"/>
+                    <w:jc w:val="center"/>
+                  </w:pPr>
+                  <w:r>
+                    <w:t xml:space="preserve">7.94</w:t>
+                  </w:r>
+                </w:p>
+              </w:tc>
+              <w:tc>
+                <w:tcPr/>
+                <w:p>
+                  <w:pPr>
+                    <w:pStyle w:val="Compact"/>
+                    <w:jc w:val="center"/>
+                  </w:pPr>
+                  <w:r>
+                    <w:t xml:space="preserve">8.02</w:t>
+                  </w:r>
+                </w:p>
+              </w:tc>
+              <w:tc>
+                <w:tcPr/>
+                <w:p>
+                  <w:pPr>
+                    <w:pStyle w:val="Compact"/>
+                    <w:jc w:val="center"/>
+                  </w:pPr>
+                  <w:r>
+                    <w:t xml:space="preserve">-1.01</w:t>
+                  </w:r>
+                </w:p>
+              </w:tc>
+            </w:tr>
+            <w:tr>
+              <w:tc>
+                <w:tcPr/>
+                <w:p>
+                  <w:pPr>
+                    <w:pStyle w:val="Compact"/>
+                    <w:jc w:val="center"/>
+                  </w:pPr>
+                  <w:r>
+                    <w:t xml:space="preserve">warfarin</w:t>
+                  </w:r>
+                </w:p>
+              </w:tc>
+              <w:tc>
+                <w:tcPr/>
+                <w:p>
+                  <w:pPr>
+                    <w:pStyle w:val="Compact"/>
+                    <w:jc w:val="center"/>
+                  </w:pPr>
+                  <m:oMath>
+                    <m:sSub>
+                      <m:e>
+                        <m:r>
+                          <m:t>k</m:t>
+                        </m:r>
+                      </m:e>
+                      <m:sub>
+                        <m:r>
+                          <m:t>a</m:t>
+                        </m:r>
+                      </m:sub>
+                    </m:sSub>
+                  </m:oMath>
+                </w:p>
+              </w:tc>
+              <w:tc>
+                <w:tcPr/>
+                <w:p>
+                  <w:pPr>
+                    <w:pStyle w:val="Compact"/>
+                    <w:jc w:val="center"/>
+                  </w:pPr>
+                  <w:r>
+                    <w:t xml:space="preserve">0.617</w:t>
+                  </w:r>
+                </w:p>
+              </w:tc>
+              <w:tc>
+                <w:tcPr/>
+                <w:p>
+                  <w:pPr>
+                    <w:pStyle w:val="Compact"/>
+                    <w:jc w:val="center"/>
+                  </w:pPr>
+                  <w:r>
+                    <w:t xml:space="preserve">0.637</w:t>
+                  </w:r>
+                </w:p>
+              </w:tc>
+              <w:tc>
+                <w:tcPr/>
+                <w:p>
+                  <w:pPr>
+                    <w:pStyle w:val="Compact"/>
+                    <w:jc w:val="center"/>
+                  </w:pPr>
+                  <w:r>
+                    <w:t xml:space="preserve">-3.1</w:t>
+                  </w:r>
+                </w:p>
+              </w:tc>
+            </w:tr>
+            <w:tr>
+              <w:tc>
+                <w:tcPr/>
+                <w:p>
+                  <w:pPr>
+                    <w:pStyle w:val="Compact"/>
+                    <w:jc w:val="center"/>
+                  </w:pPr>
+                  <w:r>
+                    <w:t xml:space="preserve">warfarin</w:t>
+                  </w:r>
+                </w:p>
+              </w:tc>
+              <w:tc>
+                <w:tcPr/>
+                <w:p>
+                  <w:pPr>
+                    <w:pStyle w:val="Compact"/>
+                    <w:jc w:val="center"/>
+                  </w:pPr>
+                  <m:oMath>
+                    <m:sSub>
+                      <m:e>
+                        <m:r>
+                          <m:t>ω</m:t>
+                        </m:r>
+                      </m:e>
+                      <m:sub>
+                        <m:r>
+                          <m:t>C</m:t>
+                        </m:r>
+                        <m:r>
+                          <m:t>L</m:t>
+                        </m:r>
+                      </m:sub>
+                    </m:sSub>
+                  </m:oMath>
+                </w:p>
+              </w:tc>
+              <w:tc>
+                <w:tcPr/>
+                <w:p>
+                  <w:pPr>
+                    <w:pStyle w:val="Compact"/>
+                    <w:jc w:val="center"/>
+                  </w:pPr>
+                  <w:r>
+                    <w:t xml:space="preserve">0.278</w:t>
+                  </w:r>
+                </w:p>
+              </w:tc>
+              <w:tc>
+                <w:tcPr/>
+                <w:p>
+                  <w:pPr>
+                    <w:pStyle w:val="Compact"/>
+                    <w:jc w:val="center"/>
+                  </w:pPr>
+                  <w:r>
+                    <w:t xml:space="preserve">0.276</w:t>
+                  </w:r>
+                </w:p>
+              </w:tc>
+              <w:tc>
+                <w:tcPr/>
+                <w:p>
+                  <w:pPr>
+                    <w:pStyle w:val="Compact"/>
+                    <w:jc w:val="center"/>
+                  </w:pPr>
+                  <w:r>
+                    <w:t xml:space="preserve">0.772</w:t>
+                  </w:r>
+                </w:p>
+              </w:tc>
+            </w:tr>
+            <w:tr>
+              <w:tc>
+                <w:tcPr/>
+                <w:p>
+                  <w:pPr>
+                    <w:pStyle w:val="Compact"/>
+                    <w:jc w:val="center"/>
+                  </w:pPr>
+                  <w:r>
+                    <w:t xml:space="preserve">warfarin</w:t>
+                  </w:r>
+                </w:p>
+              </w:tc>
+              <w:tc>
+                <w:tcPr/>
+                <w:p>
+                  <w:pPr>
+                    <w:pStyle w:val="Compact"/>
+                    <w:jc w:val="center"/>
+                  </w:pPr>
+                  <m:oMath>
+                    <m:sSub>
+                      <m:e>
+                        <m:r>
+                          <m:t>ω</m:t>
+                        </m:r>
+                      </m:e>
+                      <m:sub>
+                        <m:r>
+                          <m:t>V</m:t>
+                        </m:r>
+                      </m:sub>
+                    </m:sSub>
+                  </m:oMath>
+                </w:p>
+              </w:tc>
+              <w:tc>
+                <w:tcPr/>
+                <w:p>
+                  <w:pPr>
+                    <w:pStyle w:val="Compact"/>
+                    <w:jc w:val="center"/>
+                  </w:pPr>
+                  <w:r>
+                    <w:t xml:space="preserve">0.19</w:t>
+                  </w:r>
+                </w:p>
+              </w:tc>
+              <w:tc>
+                <w:tcPr/>
+                <w:p>
+                  <w:pPr>
+                    <w:pStyle w:val="Compact"/>
+                    <w:jc w:val="center"/>
+                  </w:pPr>
+                  <w:r>
+                    <w:t xml:space="preserve">0.207</w:t>
+                  </w:r>
+                </w:p>
+              </w:tc>
+              <w:tc>
+                <w:tcPr/>
+                <w:p>
+                  <w:pPr>
+                    <w:pStyle w:val="Compact"/>
+                    <w:jc w:val="center"/>
+                  </w:pPr>
+                  <w:r>
+                    <w:t xml:space="preserve">-8.6</w:t>
+                  </w:r>
+                </w:p>
+              </w:tc>
+            </w:tr>
+            <w:tr>
+              <w:tc>
+                <w:tcPr/>
+                <w:p>
+                  <w:pPr>
+                    <w:pStyle w:val="Compact"/>
+                    <w:jc w:val="center"/>
+                  </w:pPr>
+                  <w:r>
+                    <w:t xml:space="preserve">warfarin</w:t>
+                  </w:r>
+                </w:p>
+              </w:tc>
+              <w:tc>
+                <w:tcPr/>
+                <w:p>
+                  <w:pPr>
+                    <w:pStyle w:val="Compact"/>
+                    <w:jc w:val="center"/>
+                  </w:pPr>
+                  <m:oMath>
+                    <m:sSub>
+                      <m:e>
+                        <m:r>
+                          <m:t>ω</m:t>
+                        </m:r>
+                      </m:e>
+                      <m:sub>
+                        <m:sSub>
+                          <m:e>
+                            <m:r>
+                              <m:t>k</m:t>
+                            </m:r>
+                          </m:e>
+                          <m:sub>
+                            <m:r>
+                              <m:t>a</m:t>
+                            </m:r>
+                          </m:sub>
+                        </m:sSub>
+                      </m:sub>
+                    </m:sSub>
+                  </m:oMath>
+                </w:p>
+              </w:tc>
+              <w:tc>
+                <w:tcPr/>
+                <w:p>
+                  <w:pPr>
+                    <w:pStyle w:val="Compact"/>
+                    <w:jc w:val="center"/>
+                  </w:pPr>
+                  <w:r>
+                    <w:t xml:space="preserve">0.811</w:t>
+                  </w:r>
+                </w:p>
+              </w:tc>
+              <w:tc>
+                <w:tcPr/>
+                <w:p>
+                  <w:pPr>
+                    <w:pStyle w:val="Compact"/>
+                    <w:jc w:val="center"/>
+                  </w:pPr>
+                  <w:r>
+                    <w:t xml:space="preserve">0.978</w:t>
+                  </w:r>
+                </w:p>
+              </w:tc>
+              <w:tc>
+                <w:tcPr/>
+                <w:p>
+                  <w:pPr>
+                    <w:pStyle w:val="Compact"/>
+                    <w:jc w:val="center"/>
+                  </w:pPr>
+                  <w:r>
+                    <w:t xml:space="preserve">-17</w:t>
+                  </w:r>
+                </w:p>
+              </w:tc>
+            </w:tr>
+            <w:tr>
+              <w:tc>
+                <w:tcPr/>
+                <w:p>
+                  <w:pPr>
+                    <w:pStyle w:val="Compact"/>
+                    <w:jc w:val="center"/>
+                  </w:pPr>
+                  <w:r>
+                    <w:t xml:space="preserve">warfarin</w:t>
+                  </w:r>
+                </w:p>
+              </w:tc>
+              <w:tc>
+                <w:tcPr/>
+                <w:p>
+                  <w:pPr>
+                    <w:pStyle w:val="Compact"/>
+                    <w:jc w:val="center"/>
+                  </w:pPr>
+                  <m:oMath>
+                    <m:r>
+                      <m:t>σ</m:t>
+                    </m:r>
+                  </m:oMath>
+                </w:p>
+              </w:tc>
+              <w:tc>
+                <w:tcPr/>
+                <w:p>
+                  <w:pPr>
+                    <w:pStyle w:val="Compact"/>
+                    <w:jc w:val="center"/>
+                  </w:pPr>
+                  <w:r>
+                    <w:t xml:space="preserve">0.207</w:t>
+                  </w:r>
+                </w:p>
+              </w:tc>
+              <w:tc>
+                <w:tcPr/>
+                <w:p>
+                  <w:pPr>
+                    <w:pStyle w:val="Compact"/>
+                    <w:jc w:val="center"/>
+                  </w:pPr>
+                  <w:r>
+                    <w:t xml:space="preserve">0.203</w:t>
+                  </w:r>
+                </w:p>
+              </w:tc>
+              <w:tc>
+                <w:tcPr/>
+                <w:p>
+                  <w:pPr>
+                    <w:pStyle w:val="Compact"/>
+                    <w:jc w:val="center"/>
+                  </w:pPr>
+                  <w:r>
+                    <w:t xml:space="preserve">2.11</w:t>
                   </w:r>
                 </w:p>
               </w:tc>
             </w:tr>
           </w:tbl>
+          <w:bookmarkEnd w:id="103"/>
+          <w:p/>
+        </w:tc>
+      </w:tr>
+    </w:tbl>
+    <w:p>
+      <w:pPr>
+        <w:pStyle w:val="BodyText"/>
+      </w:pPr>
+      <w:r>
+        <w:t xml:space="preserve"> </w:t>
+      </w:r>
+    </w:p>
+    <w:tbl>
+      <w:tblPr>
+        <w:tblStyle w:val="Table"/>
+        <w:tblW w:type="pct" w:w="5000"/>
+        <w:tblLayout w:type="fixed"/>
+        <w:tblLook w:firstRow="0" w:lastRow="0" w:firstColumn="0" w:lastColumn="0" w:noHBand="0" w:noVBand="0" w:val="0000"/>
+      </w:tblPr>
+      <w:tblGrid>
+        <w:gridCol w:w="7920"/>
+      </w:tblGrid>
+      <w:tr>
+        <w:tc>
+          <w:tcPr/>
+          <w:bookmarkStart w:id="104" w:name="supptbl-psis-ess"/>
           <w:p>
             <w:pPr>
               <w:jc w:val="center"/>
@@ -19554,7 +19356,211 @@
               <w:t xml:space="preserve">Table S6: Aggregate importance-sampling effective sample size by fit-quality arm.</w:t>
             </w:r>
           </w:p>
+          <w:tbl>
+            <w:tblPr>
+              <w:tblStyle w:val="Table"/>
+              <w:tblW w:type="auto" w:w="0"/>
+              <w:tblLook w:firstRow="1" w:lastRow="0" w:firstColumn="0" w:lastColumn="0" w:noHBand="0" w:noVBand="0" w:val="0020"/>
+            </w:tblPr>
+            <w:tblGrid>
+              <w:gridCol w:w="1584"/>
+              <w:gridCol w:w="1584"/>
+              <w:gridCol w:w="1584"/>
+              <w:gridCol w:w="1584"/>
+              <w:gridCol w:w="1584"/>
+            </w:tblGrid>
+            <w:tr>
+              <w:trPr>
+                <w:tblHeader w:val="on"/>
+              </w:trPr>
+              <w:tc>
+                <w:tcPr/>
+                <w:p>
+                  <w:pPr>
+                    <w:pStyle w:val="Compact"/>
+                    <w:jc w:val="center"/>
+                  </w:pPr>
+                  <w:r>
+                    <w:t xml:space="preserve">Fit-quality arm</w:t>
+                  </w:r>
+                </w:p>
+              </w:tc>
+              <w:tc>
+                <w:tcPr/>
+                <w:p>
+                  <w:pPr>
+                    <w:pStyle w:val="Compact"/>
+                    <w:jc w:val="center"/>
+                  </w:pPr>
+                  <w:r>
+                    <w:t xml:space="preserve">Mean</w:t>
+                  </w:r>
+                </w:p>
+              </w:tc>
+              <w:tc>
+                <w:tcPr/>
+                <w:p>
+                  <w:pPr>
+                    <w:pStyle w:val="Compact"/>
+                    <w:jc w:val="center"/>
+                  </w:pPr>
+                  <w:r>
+                    <w:t xml:space="preserve">Median</w:t>
+                  </w:r>
+                </w:p>
+              </w:tc>
+              <w:tc>
+                <w:tcPr/>
+                <w:p>
+                  <w:pPr>
+                    <w:pStyle w:val="Compact"/>
+                    <w:jc w:val="center"/>
+                  </w:pPr>
+                  <w:r>
+                    <w:t xml:space="preserve">Minimum</w:t>
+                  </w:r>
+                </w:p>
+              </w:tc>
+              <w:tc>
+                <w:tcPr/>
+                <w:p>
+                  <w:pPr>
+                    <w:pStyle w:val="Compact"/>
+                    <w:jc w:val="center"/>
+                  </w:pPr>
+                  <w:r>
+                    <w:t xml:space="preserve">Maximum</w:t>
+                  </w:r>
+                </w:p>
+              </w:tc>
+            </w:tr>
+            <w:tr>
+              <w:tc>
+                <w:tcPr/>
+                <w:p>
+                  <w:pPr>
+                    <w:pStyle w:val="Compact"/>
+                    <w:jc w:val="center"/>
+                  </w:pPr>
+                  <w:r>
+                    <w:t xml:space="preserve">bad</w:t>
+                  </w:r>
+                </w:p>
+              </w:tc>
+              <w:tc>
+                <w:tcPr/>
+                <w:p>
+                  <w:pPr>
+                    <w:pStyle w:val="Compact"/>
+                    <w:jc w:val="center"/>
+                  </w:pPr>
+                  <w:r>
+                    <w:t xml:space="preserve">1200</w:t>
+                  </w:r>
+                </w:p>
+              </w:tc>
+              <w:tc>
+                <w:tcPr/>
+                <w:p>
+                  <w:pPr>
+                    <w:pStyle w:val="Compact"/>
+                    <w:jc w:val="center"/>
+                  </w:pPr>
+                  <w:r>
+                    <w:t xml:space="preserve">1180</w:t>
+                  </w:r>
+                </w:p>
+              </w:tc>
+              <w:tc>
+                <w:tcPr/>
+                <w:p>
+                  <w:pPr>
+                    <w:pStyle w:val="Compact"/>
+                    <w:jc w:val="center"/>
+                  </w:pPr>
+                  <w:r>
+                    <w:t xml:space="preserve">175</w:t>
+                  </w:r>
+                </w:p>
+              </w:tc>
+              <w:tc>
+                <w:tcPr/>
+                <w:p>
+                  <w:pPr>
+                    <w:pStyle w:val="Compact"/>
+                    <w:jc w:val="center"/>
+                  </w:pPr>
+                  <w:r>
+                    <w:t xml:space="preserve">2850</w:t>
+                  </w:r>
+                </w:p>
+              </w:tc>
+            </w:tr>
+            <w:tr>
+              <w:tc>
+                <w:tcPr/>
+                <w:p>
+                  <w:pPr>
+                    <w:pStyle w:val="Compact"/>
+                    <w:jc w:val="center"/>
+                  </w:pPr>
+                  <w:r>
+                    <w:t xml:space="preserve">good</w:t>
+                  </w:r>
+                </w:p>
+              </w:tc>
+              <w:tc>
+                <w:tcPr/>
+                <w:p>
+                  <w:pPr>
+                    <w:pStyle w:val="Compact"/>
+                    <w:jc w:val="center"/>
+                  </w:pPr>
+                  <w:r>
+                    <w:t xml:space="preserve">1790</w:t>
+                  </w:r>
+                </w:p>
+              </w:tc>
+              <w:tc>
+                <w:tcPr/>
+                <w:p>
+                  <w:pPr>
+                    <w:pStyle w:val="Compact"/>
+                    <w:jc w:val="center"/>
+                  </w:pPr>
+                  <w:r>
+                    <w:t xml:space="preserve">1790</w:t>
+                  </w:r>
+                </w:p>
+              </w:tc>
+              <w:tc>
+                <w:tcPr/>
+                <w:p>
+                  <w:pPr>
+                    <w:pStyle w:val="Compact"/>
+                    <w:jc w:val="center"/>
+                  </w:pPr>
+                  <w:r>
+                    <w:t xml:space="preserve">10.7</w:t>
+                  </w:r>
+                </w:p>
+              </w:tc>
+              <w:tc>
+                <w:tcPr/>
+                <w:p>
+                  <w:pPr>
+                    <w:pStyle w:val="Compact"/>
+                    <w:jc w:val="center"/>
+                  </w:pPr>
+                  <w:r>
+                    <w:t xml:space="preserve">3220</w:t>
+                  </w:r>
+                </w:p>
+              </w:tc>
+            </w:tr>
+          </w:tbl>
           <w:bookmarkEnd w:id="104"/>
+          <w:p/>
         </w:tc>
       </w:tr>
     </w:tbl>
@@ -19580,209 +19586,6 @@
         <w:tc>
           <w:tcPr/>
           <w:bookmarkStart w:id="105" w:name="supptbl-deltaofv-calibration"/>
-          <w:tbl>
-            <w:tblPr>
-              <w:tblStyle w:val="Table"/>
-              <w:tblW w:type="pct" w:w="5000"/>
-              <w:tblLayout w:type="fixed"/>
-              <w:tblLook w:firstRow="1" w:lastRow="0" w:firstColumn="0" w:lastColumn="0" w:noHBand="0" w:noVBand="0" w:val="0020"/>
-            </w:tblPr>
-            <w:tblGrid>
-              <w:gridCol w:w="1131"/>
-              <w:gridCol w:w="1131"/>
-              <w:gridCol w:w="1131"/>
-              <w:gridCol w:w="1131"/>
-              <w:gridCol w:w="1131"/>
-              <w:gridCol w:w="1131"/>
-              <w:gridCol w:w="1131"/>
-            </w:tblGrid>
-            <w:tr>
-              <w:trPr>
-                <w:tblHeader w:val="on"/>
-              </w:trPr>
-              <w:tc>
-                <w:tcPr/>
-                <w:p>
-                  <w:pPr>
-                    <w:pStyle w:val="Compact"/>
-                    <w:jc w:val="center"/>
-                  </w:pPr>
-                  <w:r>
-                    <w:t xml:space="preserve">Condition</w:t>
-                  </w:r>
-                </w:p>
-              </w:tc>
-              <w:tc>
-                <w:tcPr/>
-                <w:p>
-                  <w:pPr>
-                    <w:pStyle w:val="Compact"/>
-                    <w:jc w:val="center"/>
-                  </w:pPr>
-                  <w:r>
-                    <w:t xml:space="preserve">Replicates</w:t>
-                  </w:r>
-                </w:p>
-              </w:tc>
-              <w:tc>
-                <w:tcPr/>
-                <w:p>
-                  <w:pPr>
-                    <w:pStyle w:val="Compact"/>
-                    <w:jc w:val="center"/>
-                  </w:pPr>
-                  <w:r>
-                    <w:t xml:space="preserve">Boundary fraction (%)</w:t>
-                  </w:r>
-                </w:p>
-              </w:tc>
-              <w:tc>
-                <w:tcPr/>
-                <w:p>
-                  <w:pPr>
-                    <w:pStyle w:val="Compact"/>
-                    <w:jc w:val="center"/>
-                  </w:pPr>
-                  <w:r>
-                    <w:t xml:space="preserve">Negative</w:t>
-                  </w:r>
-                  <w:r>
-                    <w:t xml:space="preserve"> </w:t>
-                  </w:r>
-                  <m:oMath>
-                    <m:r>
-                      <m:t>Δ</m:t>
-                    </m:r>
-                  </m:oMath>
-                  <w:r>
-                    <w:t xml:space="preserve">OFV</w:t>
-                  </w:r>
-                </w:p>
-              </w:tc>
-              <w:tc>
-                <w:tcPr/>
-                <w:p>
-                  <w:pPr>
-                    <w:pStyle w:val="Compact"/>
-                    <w:jc w:val="center"/>
-                  </w:pPr>
-                  <w:r>
-                    <w:t xml:space="preserve">KS statistic</w:t>
-                  </w:r>
-                </w:p>
-              </w:tc>
-              <w:tc>
-                <w:tcPr/>
-                <w:p>
-                  <w:pPr>
-                    <w:pStyle w:val="Compact"/>
-                    <w:jc w:val="center"/>
-                  </w:pPr>
-                  <w:r>
-                    <w:t xml:space="preserve">KS p-value</w:t>
-                  </w:r>
-                </w:p>
-              </w:tc>
-              <w:tc>
-                <w:tcPr/>
-                <w:p>
-                  <w:pPr>
-                    <w:pStyle w:val="Compact"/>
-                    <w:jc w:val="center"/>
-                  </w:pPr>
-                  <w:r>
-                    <w:t xml:space="preserve">Type-I error (%)</w:t>
-                  </w:r>
-                </w:p>
-              </w:tc>
-            </w:tr>
-            <w:tr>
-              <w:tc>
-                <w:tcPr/>
-                <w:p>
-                  <w:pPr>
-                    <w:pStyle w:val="Compact"/>
-                    <w:jc w:val="center"/>
-                  </w:pPr>
-                  <w:r>
-                    <w:t xml:space="preserve">free</w:t>
-                  </w:r>
-                </w:p>
-              </w:tc>
-              <w:tc>
-                <w:tcPr/>
-                <w:p>
-                  <w:pPr>
-                    <w:pStyle w:val="Compact"/>
-                    <w:jc w:val="center"/>
-                  </w:pPr>
-                  <w:r>
-                    <w:t xml:space="preserve">100</w:t>
-                  </w:r>
-                </w:p>
-              </w:tc>
-              <w:tc>
-                <w:tcPr/>
-                <w:p>
-                  <w:pPr>
-                    <w:pStyle w:val="Compact"/>
-                    <w:jc w:val="center"/>
-                  </w:pPr>
-                  <w:r>
-                    <w:t xml:space="preserve">25</w:t>
-                  </w:r>
-                </w:p>
-              </w:tc>
-              <w:tc>
-                <w:tcPr/>
-                <w:p>
-                  <w:pPr>
-                    <w:pStyle w:val="Compact"/>
-                    <w:jc w:val="center"/>
-                  </w:pPr>
-                  <w:r>
-                    <w:t xml:space="preserve">22</w:t>
-                  </w:r>
-                </w:p>
-              </w:tc>
-              <w:tc>
-                <w:tcPr/>
-                <w:p>
-                  <w:pPr>
-                    <w:pStyle w:val="Compact"/>
-                    <w:jc w:val="center"/>
-                  </w:pPr>
-                  <w:r>
-                    <w:t xml:space="preserve">0.2922</w:t>
-                  </w:r>
-                </w:p>
-              </w:tc>
-              <w:tc>
-                <w:tcPr/>
-                <w:p>
-                  <w:pPr>
-                    <w:pStyle w:val="Compact"/>
-                    <w:jc w:val="center"/>
-                  </w:pPr>
-                  <w:r>
-                    <w:t xml:space="preserve">&lt;0.0001</w:t>
-                  </w:r>
-                </w:p>
-              </w:tc>
-              <w:tc>
-                <w:tcPr/>
-                <w:p>
-                  <w:pPr>
-                    <w:pStyle w:val="Compact"/>
-                    <w:jc w:val="center"/>
-                  </w:pPr>
-                  <w:r>
-                    <w:t xml:space="preserve">6</w:t>
-                  </w:r>
-                </w:p>
-              </w:tc>
-            </w:tr>
-          </w:tbl>
           <w:p>
             <w:pPr>
               <w:jc w:val="center"/>
@@ -19888,7 +19691,211 @@
               <w:t xml:space="preserve">for the strictly positive replicates, and empirical type-I error using the correct Self-Liang boundary-mixture cutoff.</w:t>
             </w:r>
           </w:p>
+          <w:tbl>
+            <w:tblPr>
+              <w:tblStyle w:val="Table"/>
+              <w:tblW w:type="pct" w:w="5000"/>
+              <w:tblLayout w:type="fixed"/>
+              <w:tblLook w:firstRow="1" w:lastRow="0" w:firstColumn="0" w:lastColumn="0" w:noHBand="0" w:noVBand="0" w:val="0020"/>
+            </w:tblPr>
+            <w:tblGrid>
+              <w:gridCol w:w="1131"/>
+              <w:gridCol w:w="1131"/>
+              <w:gridCol w:w="1131"/>
+              <w:gridCol w:w="1131"/>
+              <w:gridCol w:w="1131"/>
+              <w:gridCol w:w="1131"/>
+              <w:gridCol w:w="1131"/>
+            </w:tblGrid>
+            <w:tr>
+              <w:trPr>
+                <w:tblHeader w:val="on"/>
+              </w:trPr>
+              <w:tc>
+                <w:tcPr/>
+                <w:p>
+                  <w:pPr>
+                    <w:pStyle w:val="Compact"/>
+                    <w:jc w:val="center"/>
+                  </w:pPr>
+                  <w:r>
+                    <w:t xml:space="preserve">Condition</w:t>
+                  </w:r>
+                </w:p>
+              </w:tc>
+              <w:tc>
+                <w:tcPr/>
+                <w:p>
+                  <w:pPr>
+                    <w:pStyle w:val="Compact"/>
+                    <w:jc w:val="center"/>
+                  </w:pPr>
+                  <w:r>
+                    <w:t xml:space="preserve">Replicates</w:t>
+                  </w:r>
+                </w:p>
+              </w:tc>
+              <w:tc>
+                <w:tcPr/>
+                <w:p>
+                  <w:pPr>
+                    <w:pStyle w:val="Compact"/>
+                    <w:jc w:val="center"/>
+                  </w:pPr>
+                  <w:r>
+                    <w:t xml:space="preserve">Boundary fraction (%)</w:t>
+                  </w:r>
+                </w:p>
+              </w:tc>
+              <w:tc>
+                <w:tcPr/>
+                <w:p>
+                  <w:pPr>
+                    <w:pStyle w:val="Compact"/>
+                    <w:jc w:val="center"/>
+                  </w:pPr>
+                  <w:r>
+                    <w:t xml:space="preserve">Negative</w:t>
+                  </w:r>
+                  <w:r>
+                    <w:t xml:space="preserve"> </w:t>
+                  </w:r>
+                  <m:oMath>
+                    <m:r>
+                      <m:t>Δ</m:t>
+                    </m:r>
+                  </m:oMath>
+                  <w:r>
+                    <w:t xml:space="preserve">OFV</w:t>
+                  </w:r>
+                </w:p>
+              </w:tc>
+              <w:tc>
+                <w:tcPr/>
+                <w:p>
+                  <w:pPr>
+                    <w:pStyle w:val="Compact"/>
+                    <w:jc w:val="center"/>
+                  </w:pPr>
+                  <w:r>
+                    <w:t xml:space="preserve">KS statistic</w:t>
+                  </w:r>
+                </w:p>
+              </w:tc>
+              <w:tc>
+                <w:tcPr/>
+                <w:p>
+                  <w:pPr>
+                    <w:pStyle w:val="Compact"/>
+                    <w:jc w:val="center"/>
+                  </w:pPr>
+                  <w:r>
+                    <w:t xml:space="preserve">KS p-value</w:t>
+                  </w:r>
+                </w:p>
+              </w:tc>
+              <w:tc>
+                <w:tcPr/>
+                <w:p>
+                  <w:pPr>
+                    <w:pStyle w:val="Compact"/>
+                    <w:jc w:val="center"/>
+                  </w:pPr>
+                  <w:r>
+                    <w:t xml:space="preserve">Type-I error (%)</w:t>
+                  </w:r>
+                </w:p>
+              </w:tc>
+            </w:tr>
+            <w:tr>
+              <w:tc>
+                <w:tcPr/>
+                <w:p>
+                  <w:pPr>
+                    <w:pStyle w:val="Compact"/>
+                    <w:jc w:val="center"/>
+                  </w:pPr>
+                  <w:r>
+                    <w:t xml:space="preserve">free</w:t>
+                  </w:r>
+                </w:p>
+              </w:tc>
+              <w:tc>
+                <w:tcPr/>
+                <w:p>
+                  <w:pPr>
+                    <w:pStyle w:val="Compact"/>
+                    <w:jc w:val="center"/>
+                  </w:pPr>
+                  <w:r>
+                    <w:t xml:space="preserve">100</w:t>
+                  </w:r>
+                </w:p>
+              </w:tc>
+              <w:tc>
+                <w:tcPr/>
+                <w:p>
+                  <w:pPr>
+                    <w:pStyle w:val="Compact"/>
+                    <w:jc w:val="center"/>
+                  </w:pPr>
+                  <w:r>
+                    <w:t xml:space="preserve">25</w:t>
+                  </w:r>
+                </w:p>
+              </w:tc>
+              <w:tc>
+                <w:tcPr/>
+                <w:p>
+                  <w:pPr>
+                    <w:pStyle w:val="Compact"/>
+                    <w:jc w:val="center"/>
+                  </w:pPr>
+                  <w:r>
+                    <w:t xml:space="preserve">22</w:t>
+                  </w:r>
+                </w:p>
+              </w:tc>
+              <w:tc>
+                <w:tcPr/>
+                <w:p>
+                  <w:pPr>
+                    <w:pStyle w:val="Compact"/>
+                    <w:jc w:val="center"/>
+                  </w:pPr>
+                  <w:r>
+                    <w:t xml:space="preserve">0.2922</w:t>
+                  </w:r>
+                </w:p>
+              </w:tc>
+              <w:tc>
+                <w:tcPr/>
+                <w:p>
+                  <w:pPr>
+                    <w:pStyle w:val="Compact"/>
+                    <w:jc w:val="center"/>
+                  </w:pPr>
+                  <w:r>
+                    <w:t xml:space="preserve">&lt;0.0001</w:t>
+                  </w:r>
+                </w:p>
+              </w:tc>
+              <w:tc>
+                <w:tcPr/>
+                <w:p>
+                  <w:pPr>
+                    <w:pStyle w:val="Compact"/>
+                    <w:jc w:val="center"/>
+                  </w:pPr>
+                  <w:r>
+                    <w:t xml:space="preserve">6</w:t>
+                  </w:r>
+                </w:p>
+              </w:tc>
+            </w:tr>
+          </w:tbl>
           <w:bookmarkEnd w:id="105"/>
+          <w:p/>
         </w:tc>
       </w:tr>
     </w:tbl>
